--- a/Puppet/puppet-learning1.docx
+++ b/Puppet/puppet-learning1.docx
@@ -36,14 +36,6 @@
           <w:highlight w:val="none"/>
         </w:rPr>
       </w:r>
-    </w:p>
-    <w:p>
-      <w:pPr>
-        <w:pBdr/>
-        <w:spacing/>
-        <w:ind/>
-        <w:rPr/>
-      </w:pPr>
       <w:r>
         <w:rPr>
           <w:b/>
@@ -52,15 +44,16 @@
           <w:szCs w:val="28"/>
           <w:highlight w:val="none"/>
         </w:rPr>
-        <w:t xml:space="preserve">Practical 1: Installation and Verification of Puppet Agent on</w:t>
-      </w:r>
-      <w:r/>
+      </w:r>
     </w:p>
     <w:p>
       <w:pPr>
         <w:pBdr/>
         <w:spacing/>
         <w:ind/>
+        <w:rPr/>
+      </w:pPr>
+      <w:r>
         <w:rPr>
           <w:b/>
           <w:bCs/>
@@ -68,8 +61,15 @@
           <w:szCs w:val="28"/>
           <w:highlight w:val="none"/>
         </w:rPr>
-      </w:pPr>
-      <w:r>
+        <w:t xml:space="preserve">Practical 1: Installation and Verification of Puppet Agent on</w:t>
+      </w:r>
+      <w:r/>
+    </w:p>
+    <w:p>
+      <w:pPr>
+        <w:pBdr/>
+        <w:spacing/>
+        <w:ind/>
         <w:rPr>
           <w:b/>
           <w:bCs/>
@@ -77,9 +77,7 @@
           <w:szCs w:val="28"/>
           <w:highlight w:val="none"/>
         </w:rPr>
-        <w:t xml:space="preserve">Ubuntu 24.04 (AWS EC2)</w:t>
-      </w:r>
-      <w:r/>
+      </w:pPr>
       <w:r>
         <w:rPr>
           <w:b/>
@@ -88,6 +86,7 @@
           <w:szCs w:val="28"/>
           <w:highlight w:val="none"/>
         </w:rPr>
+        <w:t xml:space="preserve">Ubuntu 24.04 (AWS EC2)</w:t>
       </w:r>
       <w:r>
         <w:rPr>
@@ -203,6 +202,11 @@
           <w:szCs w:val="28"/>
         </w:rPr>
       </w:r>
+      <w:r>
+        <w:rPr>
+          <w:highlight w:val="none"/>
+        </w:rPr>
+      </w:r>
     </w:p>
     <w:p>
       <w:pPr>
@@ -246,7 +250,7 @@
                       <pic:spPr bwMode="auto">
                         <a:xfrm>
                           <a:off x="0" y="0"/>
-                          <a:ext cx="5943599" cy="3777342"/>
+                          <a:ext cx="5943599" cy="3777341"/>
                         </a:xfrm>
                         <a:prstGeom prst="rect">
                           <a:avLst/>
@@ -286,6 +290,11 @@
             </w:pict>
           </mc:Fallback>
         </mc:AlternateContent>
+      </w:r>
+      <w:r>
+        <w:rPr>
+          <w:highlight w:val="none"/>
+        </w:rPr>
       </w:r>
       <w:r>
         <w:rPr>
@@ -386,11 +395,6 @@
           <w:highlight w:val="none"/>
         </w:rPr>
       </w:r>
-      <w:r>
-        <w:rPr>
-          <w:highlight w:val="none"/>
-        </w:rPr>
-      </w:r>
     </w:p>
     <w:p>
       <w:pPr>
@@ -485,11 +489,6 @@
           <w:highlight w:val="none"/>
         </w:rPr>
       </w:r>
-      <w:r>
-        <w:rPr>
-          <w:highlight w:val="none"/>
-        </w:rPr>
-      </w:r>
     </w:p>
     <w:p>
       <w:pPr>
@@ -584,15 +583,10 @@
           <w:highlight w:val="none"/>
         </w:rPr>
       </w:r>
-      <w:r>
-        <w:rPr>
-          <w:highlight w:val="none"/>
-        </w:rPr>
-      </w:r>
     </w:p>
     <w:p>
       <w:pPr>
-        <w:pStyle w:val="141"/>
+        <w:pStyle w:val="835"/>
         <w:pBdr>
           <w:top w:val="none" w:color="000000" w:sz="4" w:space="0"/>
           <w:left w:val="none" w:color="000000" w:sz="4" w:space="0"/>
@@ -709,7 +703,7 @@
     </w:p>
     <w:p>
       <w:pPr>
-        <w:pStyle w:val="668"/>
+        <w:pStyle w:val="896"/>
         <w:numPr>
           <w:ilvl w:val="0"/>
           <w:numId w:val="1"/>
@@ -731,7 +725,7 @@
     </w:p>
     <w:p>
       <w:pPr>
-        <w:pStyle w:val="668"/>
+        <w:pStyle w:val="896"/>
         <w:numPr>
           <w:ilvl w:val="0"/>
           <w:numId w:val="1"/>
@@ -779,21 +773,21 @@
         <w:rPr>
           <w:b/>
           <w:bCs/>
-          <w:highlight w:val="none"/>
+          <w:sz w:val="28"/>
+          <w:szCs w:val="28"/>
         </w:rPr>
       </w:r>
       <w:r>
         <w:rPr>
           <w:b/>
           <w:bCs/>
-          <w:sz w:val="28"/>
-          <w:szCs w:val="28"/>
+          <w:highlight w:val="none"/>
         </w:rPr>
       </w:r>
     </w:p>
     <w:p>
       <w:pPr>
-        <w:pStyle w:val="141"/>
+        <w:pStyle w:val="835"/>
         <w:pBdr>
           <w:top w:val="none" w:color="000000" w:sz="4" w:space="0"/>
           <w:left w:val="none" w:color="000000" w:sz="4" w:space="0"/>
@@ -1014,7 +1008,7 @@
     </w:p>
     <w:p>
       <w:pPr>
-        <w:pStyle w:val="668"/>
+        <w:pStyle w:val="896"/>
         <w:numPr>
           <w:ilvl w:val="0"/>
           <w:numId w:val="2"/>
@@ -1100,7 +1094,7 @@
     </w:p>
     <w:p>
       <w:pPr>
-        <w:pStyle w:val="668"/>
+        <w:pStyle w:val="896"/>
         <w:numPr>
           <w:ilvl w:val="0"/>
           <w:numId w:val="2"/>
@@ -1168,7 +1162,7 @@
     </w:p>
     <w:p>
       <w:pPr>
-        <w:pStyle w:val="668"/>
+        <w:pStyle w:val="896"/>
         <w:numPr>
           <w:ilvl w:val="0"/>
           <w:numId w:val="2"/>
@@ -1372,67 +1366,38 @@
           <w:highlight w:val="none"/>
         </w:rPr>
       </w:r>
+    </w:p>
+    <w:p>
+      <w:pPr>
+        <w:pBdr/>
+        <w:spacing/>
+        <w:ind/>
+        <w:rPr/>
+      </w:pPr>
       <w:r>
         <w:rPr>
           <w:b/>
           <w:bCs/>
           <w:highlight w:val="none"/>
         </w:rPr>
-      </w:r>
-    </w:p>
-    <w:p>
-      <w:pPr>
-        <w:pBdr/>
-        <w:spacing/>
-        <w:ind/>
-        <w:rPr/>
-      </w:pPr>
+        <w:t xml:space="preserve">Practical 2: Puppet Development in Isolation Using Local </w:t>
+      </w:r>
       <w:r>
         <w:rPr>
           <w:b/>
           <w:bCs/>
           <w:highlight w:val="none"/>
         </w:rPr>
-        <w:t xml:space="preserve">Practical 2: Puppet Development in Isolation Using Local </w:t>
-      </w:r>
-      <w:r/>
+        <w:t xml:space="preserve">Manifests</w:t>
+      </w:r>
       <w:r>
         <w:rPr>
           <w:b/>
           <w:bCs/>
           <w:highlight w:val="none"/>
         </w:rPr>
-        <w:t xml:space="preserve">Manifests</w:t>
       </w:r>
       <w:r/>
-      <w:r>
-        <w:rPr>
-          <w:b/>
-          <w:bCs/>
-          <w:highlight w:val="none"/>
-        </w:rPr>
-      </w:r>
-      <w:r>
-        <w:rPr>
-          <w:b/>
-          <w:bCs/>
-          <w:highlight w:val="none"/>
-        </w:rPr>
-      </w:r>
-      <w:r>
-        <w:rPr>
-          <w:b/>
-          <w:bCs/>
-          <w:highlight w:val="none"/>
-        </w:rPr>
-      </w:r>
-      <w:r>
-        <w:rPr>
-          <w:b/>
-          <w:bCs/>
-          <w:highlight w:val="none"/>
-        </w:rPr>
-      </w:r>
     </w:p>
     <w:p>
       <w:pPr>
@@ -1480,7 +1445,7 @@
                       <pic:spPr bwMode="auto">
                         <a:xfrm>
                           <a:off x="0" y="0"/>
-                          <a:ext cx="5314949" cy="695324"/>
+                          <a:ext cx="5314949" cy="695323"/>
                         </a:xfrm>
                         <a:prstGeom prst="rect">
                           <a:avLst/>
@@ -1525,7 +1490,8 @@
         <w:rPr>
           <w:b/>
           <w:bCs/>
-          <w:highlight w:val="none"/>
+          <w:sz w:val="28"/>
+          <w:szCs w:val="28"/>
         </w:rPr>
       </w:r>
       <w:r>
@@ -1533,14 +1499,6 @@
           <w:b/>
           <w:bCs/>
           <w:highlight w:val="none"/>
-        </w:rPr>
-      </w:r>
-      <w:r>
-        <w:rPr>
-          <w:b/>
-          <w:bCs/>
-          <w:sz w:val="28"/>
-          <w:szCs w:val="28"/>
         </w:rPr>
       </w:r>
     </w:p>
@@ -1633,20 +1591,13 @@
       </w:r>
       <w:r>
         <w:rPr>
+          <w:highlight w:val="none"/>
+        </w:rPr>
+      </w:r>
+      <w:r>
+        <w:rPr>
           <w:b/>
           <w:bCs/>
-          <w:highlight w:val="none"/>
-        </w:rPr>
-      </w:r>
-      <w:r>
-        <w:rPr>
-          <w:b/>
-          <w:bCs/>
-          <w:highlight w:val="none"/>
-        </w:rPr>
-      </w:r>
-      <w:r>
-        <w:rPr>
           <w:highlight w:val="none"/>
         </w:rPr>
       </w:r>
@@ -1740,42 +1691,28 @@
       </w:r>
       <w:r>
         <w:rPr>
+          <w:highlight w:val="none"/>
+        </w:rPr>
+      </w:r>
+      <w:r>
+        <w:rPr>
           <w:b/>
           <w:bCs/>
           <w:highlight w:val="none"/>
         </w:rPr>
       </w:r>
-      <w:r>
+    </w:p>
+    <w:p>
+      <w:pPr>
+        <w:pBdr/>
+        <w:spacing/>
+        <w:ind/>
         <w:rPr>
           <w:b/>
           <w:bCs/>
           <w:highlight w:val="none"/>
         </w:rPr>
-      </w:r>
-      <w:r>
-        <w:rPr>
-          <w:highlight w:val="none"/>
-        </w:rPr>
-      </w:r>
-    </w:p>
-    <w:p>
-      <w:pPr>
-        <w:pBdr/>
-        <w:spacing/>
-        <w:ind/>
-        <w:rPr>
-          <w:b/>
-          <w:bCs/>
-          <w:highlight w:val="none"/>
-        </w:rPr>
-      </w:pPr>
-      <w:r>
-        <w:rPr>
-          <w:b/>
-          <w:bCs/>
-          <w:highlight w:val="none"/>
-        </w:rPr>
-      </w:r>
+      </w:pPr>
       <w:r>
         <w:rPr>
           <w:b/>
@@ -1854,13 +1791,13 @@
       </w:r>
       <w:r>
         <w:rPr>
+          <w:highlight w:val="none"/>
+        </w:rPr>
+      </w:r>
+      <w:r>
+        <w:rPr>
           <w:b/>
           <w:bCs/>
-          <w:highlight w:val="none"/>
-        </w:rPr>
-      </w:r>
-      <w:r>
-        <w:rPr>
           <w:highlight w:val="none"/>
         </w:rPr>
       </w:r>
@@ -1957,6 +1894,11 @@
           <w:highlight w:val="none"/>
         </w:rPr>
       </w:r>
+      <w:r>
+        <w:rPr>
+          <w:highlight w:val="none"/>
+        </w:rPr>
+      </w:r>
     </w:p>
     <w:p>
       <w:pPr>
@@ -2043,18 +1985,13 @@
       </w:r>
       <w:r>
         <w:rPr>
-          <w:highlight w:val="none"/>
-        </w:rPr>
-      </w:r>
-      <w:r>
-        <w:rPr>
-          <w:highlight w:val="none"/>
-        </w:rPr>
-      </w:r>
-      <w:r>
-        <w:rPr>
           <w:b/>
           <w:bCs/>
+          <w:highlight w:val="none"/>
+        </w:rPr>
+      </w:r>
+      <w:r>
+        <w:rPr>
           <w:highlight w:val="none"/>
         </w:rPr>
       </w:r>
@@ -2144,18 +2081,13 @@
       </w:r>
       <w:r>
         <w:rPr>
-          <w:highlight w:val="none"/>
-        </w:rPr>
-      </w:r>
-      <w:r>
-        <w:rPr>
-          <w:highlight w:val="none"/>
-        </w:rPr>
-      </w:r>
-      <w:r>
-        <w:rPr>
           <w:b/>
           <w:bCs/>
+          <w:highlight w:val="none"/>
+        </w:rPr>
+      </w:r>
+      <w:r>
+        <w:rPr>
           <w:highlight w:val="none"/>
         </w:rPr>
       </w:r>
@@ -2245,18 +2177,13 @@
       </w:r>
       <w:r>
         <w:rPr>
-          <w:highlight w:val="none"/>
-        </w:rPr>
-      </w:r>
-      <w:r>
-        <w:rPr>
-          <w:highlight w:val="none"/>
-        </w:rPr>
-      </w:r>
-      <w:r>
-        <w:rPr>
           <w:b/>
           <w:bCs/>
+          <w:highlight w:val="none"/>
+        </w:rPr>
+      </w:r>
+      <w:r>
+        <w:rPr>
           <w:highlight w:val="none"/>
         </w:rPr>
       </w:r>
@@ -2297,7 +2224,7 @@
     </w:p>
     <w:p>
       <w:pPr>
-        <w:pStyle w:val="668"/>
+        <w:pStyle w:val="896"/>
         <w:numPr>
           <w:ilvl w:val="0"/>
           <w:numId w:val="3"/>
@@ -2322,7 +2249,7 @@
     </w:p>
     <w:p>
       <w:pPr>
-        <w:pStyle w:val="668"/>
+        <w:pStyle w:val="896"/>
         <w:numPr>
           <w:ilvl w:val="0"/>
           <w:numId w:val="3"/>
@@ -2344,7 +2271,7 @@
     </w:p>
     <w:p>
       <w:pPr>
-        <w:pStyle w:val="668"/>
+        <w:pStyle w:val="896"/>
         <w:numPr>
           <w:ilvl w:val="0"/>
           <w:numId w:val="3"/>
@@ -2368,6 +2295,7 @@
           <w:sz w:val="24"/>
         </w:rPr>
       </w:r>
+      <w:r/>
     </w:p>
     <w:p>
       <w:pPr>
@@ -2471,7 +2399,7 @@
     </w:p>
     <w:p>
       <w:pPr>
-        <w:pStyle w:val="141"/>
+        <w:pStyle w:val="835"/>
         <w:pBdr>
           <w:top w:val="none" w:color="000000" w:sz="4" w:space="0"/>
           <w:left w:val="none" w:color="000000" w:sz="4" w:space="0"/>
@@ -2517,7 +2445,7 @@
     </w:p>
     <w:p>
       <w:pPr>
-        <w:pStyle w:val="141"/>
+        <w:pStyle w:val="835"/>
         <w:pBdr>
           <w:top w:val="none" w:color="000000" w:sz="4" w:space="0"/>
           <w:left w:val="none" w:color="000000" w:sz="4" w:space="0"/>
@@ -2580,7 +2508,7 @@
     </w:p>
     <w:p>
       <w:pPr>
-        <w:pStyle w:val="141"/>
+        <w:pStyle w:val="835"/>
         <w:pBdr>
           <w:top w:val="none" w:color="000000" w:sz="4" w:space="0"/>
           <w:left w:val="none" w:color="000000" w:sz="4" w:space="0"/>
@@ -2674,7 +2602,9 @@
       </w:r>
       <w:r>
         <w:rPr>
-          <w:highlight w:val="none"/>
+          <w:rFonts w:ascii="Times New Roman" w:hAnsi="Times New Roman" w:eastAsia="Times New Roman" w:cs="Times New Roman"/>
+          <w:sz w:val="24"/>
+          <w:szCs w:val="24"/>
         </w:rPr>
       </w:r>
     </w:p>
@@ -2762,11 +2692,3280 @@
         </w:rPr>
       </w:r>
       <w:r>
+        <mc:AlternateContent>
+          <mc:Choice Requires="wpg">
+            <w:drawing>
+              <wp:inline xmlns:wp="http://schemas.openxmlformats.org/drawingml/2006/wordprocessingDrawing" distT="0" distB="0" distL="0" distR="0">
+                <wp:extent cx="5943600" cy="2191022"/>
+                <wp:effectExtent l="0" t="0" r="0" b="0"/>
+                <wp:docPr id="14" name=""/>
+                <wp:cNvGraphicFramePr>
+                  <a:graphicFrameLocks xmlns:a="http://schemas.openxmlformats.org/drawingml/2006/main" noChangeAspect="1"/>
+                </wp:cNvGraphicFramePr>
+                <a:graphic xmlns:a="http://schemas.openxmlformats.org/drawingml/2006/main">
+                  <a:graphicData uri="http://schemas.openxmlformats.org/drawingml/2006/picture">
+                    <pic:pic xmlns:pic="http://schemas.openxmlformats.org/drawingml/2006/picture">
+                      <pic:nvPicPr>
+                        <pic:cNvPr id="2078096302" name=""/>
+                        <pic:cNvPicPr>
+                          <a:picLocks noChangeAspect="1"/>
+                        </pic:cNvPicPr>
+                        <pic:nvPr/>
+                      </pic:nvPicPr>
+                      <pic:blipFill rotWithShape="1">
+                        <a:blip r:embed="rId22"/>
+                        <a:stretch/>
+                      </pic:blipFill>
+                      <pic:spPr bwMode="auto">
+                        <a:xfrm>
+                          <a:off x="0" y="0"/>
+                          <a:ext cx="5943599" cy="2191021"/>
+                        </a:xfrm>
+                        <a:prstGeom prst="rect">
+                          <a:avLst/>
+                        </a:prstGeom>
+                      </pic:spPr>
+                    </pic:pic>
+                  </a:graphicData>
+                </a:graphic>
+              </wp:inline>
+            </w:drawing>
+          </mc:Choice>
+          <mc:Fallback>
+            <w:pict>
+              <v:shapetype id="_x0000_t75" coordsize="21600,21600" o:spt="75" o:preferrelative="t" path="m@4@5l@4@11@9@11@9@5xe" filled="f" stroked="f">
+                <v:stroke joinstyle="miter"/>
+                <v:formulas>
+                  <v:f eqn="if lineDrawn pixelLineWidth 0"/>
+                  <v:f eqn="sum @0 1 0"/>
+                  <v:f eqn="sum 0 0 @1"/>
+                  <v:f eqn="prod @2 1 2"/>
+                  <v:f eqn="prod @3 21600 pixelWidth"/>
+                  <v:f eqn="prod @3 21600 pixelHeight"/>
+                  <v:f eqn="sum @0 0 1"/>
+                  <v:f eqn="prod @6 1 2"/>
+                  <v:f eqn="prod @7 21600 pixelWidth"/>
+                  <v:f eqn="sum @8 21600 0"/>
+                  <v:f eqn="prod @7 21600 pixelHeight"/>
+                  <v:f eqn="sum @10 21600 0"/>
+                </v:formulas>
+                <v:path o:extrusionok="f" gradientshapeok="t" o:connecttype="rect"/>
+                <o:lock v:ext="edit" aspectratio="t"/>
+              </v:shapetype>
+              <v:shape id="_x0000_i13" o:spid="_x0000_s13" type="#_x0000_t75" style="width:468.00pt;height:172.52pt;mso-wrap-distance-left:0.00pt;mso-wrap-distance-top:0.00pt;mso-wrap-distance-right:0.00pt;mso-wrap-distance-bottom:0.00pt;z-index:1;" stroked="false">
+                <v:imagedata r:id="rId22" o:title=""/>
+                <o:lock v:ext="edit" rotation="t"/>
+              </v:shape>
+            </w:pict>
+          </mc:Fallback>
+        </mc:AlternateContent>
+      </w:r>
+      <w:r>
         <w:rPr>
           <w:b/>
           <w:bCs/>
           <w:sz w:val="28"/>
           <w:szCs w:val="28"/>
+          <w:highlight w:val="none"/>
+        </w:rPr>
+      </w:r>
+      <w:r>
+        <w:rPr>
+          <w:b/>
+          <w:bCs/>
+          <w:sz w:val="28"/>
+          <w:szCs w:val="28"/>
+          <w:highlight w:val="none"/>
+        </w:rPr>
+      </w:r>
+    </w:p>
+    <w:p>
+      <w:pPr>
+        <w:pBdr/>
+        <w:spacing/>
+        <w:ind/>
+        <w:rPr>
+          <w:b/>
+          <w:bCs/>
+          <w:sz w:val="28"/>
+          <w:szCs w:val="28"/>
+          <w:highlight w:val="none"/>
+        </w:rPr>
+      </w:pPr>
+      <w:r>
+        <w:rPr>
+          <w:b/>
+          <w:bCs/>
+          <w:sz w:val="28"/>
+          <w:szCs w:val="28"/>
+          <w:highlight w:val="none"/>
+        </w:rPr>
+      </w:r>
+      <w:r>
+        <mc:AlternateContent>
+          <mc:Choice Requires="wpg">
+            <w:drawing>
+              <wp:inline xmlns:wp="http://schemas.openxmlformats.org/drawingml/2006/wordprocessingDrawing" distT="0" distB="0" distL="0" distR="0">
+                <wp:extent cx="5943600" cy="1850514"/>
+                <wp:effectExtent l="0" t="0" r="0" b="0"/>
+                <wp:docPr id="15" name=""/>
+                <wp:cNvGraphicFramePr>
+                  <a:graphicFrameLocks xmlns:a="http://schemas.openxmlformats.org/drawingml/2006/main" noChangeAspect="1"/>
+                </wp:cNvGraphicFramePr>
+                <a:graphic xmlns:a="http://schemas.openxmlformats.org/drawingml/2006/main">
+                  <a:graphicData uri="http://schemas.openxmlformats.org/drawingml/2006/picture">
+                    <pic:pic xmlns:pic="http://schemas.openxmlformats.org/drawingml/2006/picture">
+                      <pic:nvPicPr>
+                        <pic:cNvPr id="512123847" name=""/>
+                        <pic:cNvPicPr>
+                          <a:picLocks noChangeAspect="1"/>
+                        </pic:cNvPicPr>
+                        <pic:nvPr/>
+                      </pic:nvPicPr>
+                      <pic:blipFill rotWithShape="1">
+                        <a:blip r:embed="rId23"/>
+                        <a:stretch/>
+                      </pic:blipFill>
+                      <pic:spPr bwMode="auto">
+                        <a:xfrm>
+                          <a:off x="0" y="0"/>
+                          <a:ext cx="5943599" cy="1850513"/>
+                        </a:xfrm>
+                        <a:prstGeom prst="rect">
+                          <a:avLst/>
+                        </a:prstGeom>
+                      </pic:spPr>
+                    </pic:pic>
+                  </a:graphicData>
+                </a:graphic>
+              </wp:inline>
+            </w:drawing>
+          </mc:Choice>
+          <mc:Fallback>
+            <w:pict>
+              <v:shapetype id="_x0000_t75" coordsize="21600,21600" o:spt="75" o:preferrelative="t" path="m@4@5l@4@11@9@11@9@5xe" filled="f" stroked="f">
+                <v:stroke joinstyle="miter"/>
+                <v:formulas>
+                  <v:f eqn="if lineDrawn pixelLineWidth 0"/>
+                  <v:f eqn="sum @0 1 0"/>
+                  <v:f eqn="sum 0 0 @1"/>
+                  <v:f eqn="prod @2 1 2"/>
+                  <v:f eqn="prod @3 21600 pixelWidth"/>
+                  <v:f eqn="prod @3 21600 pixelHeight"/>
+                  <v:f eqn="sum @0 0 1"/>
+                  <v:f eqn="prod @6 1 2"/>
+                  <v:f eqn="prod @7 21600 pixelWidth"/>
+                  <v:f eqn="sum @8 21600 0"/>
+                  <v:f eqn="prod @7 21600 pixelHeight"/>
+                  <v:f eqn="sum @10 21600 0"/>
+                </v:formulas>
+                <v:path o:extrusionok="f" gradientshapeok="t" o:connecttype="rect"/>
+                <o:lock v:ext="edit" aspectratio="t"/>
+              </v:shapetype>
+              <v:shape id="_x0000_i14" o:spid="_x0000_s14" type="#_x0000_t75" style="width:468.00pt;height:145.71pt;mso-wrap-distance-left:0.00pt;mso-wrap-distance-top:0.00pt;mso-wrap-distance-right:0.00pt;mso-wrap-distance-bottom:0.00pt;z-index:1;" stroked="false">
+                <v:imagedata r:id="rId23" o:title=""/>
+                <o:lock v:ext="edit" rotation="t"/>
+              </v:shape>
+            </w:pict>
+          </mc:Fallback>
+        </mc:AlternateContent>
+      </w:r>
+      <w:r>
+        <w:rPr>
+          <w:b/>
+          <w:bCs/>
+          <w:sz w:val="28"/>
+          <w:szCs w:val="28"/>
+          <w:highlight w:val="none"/>
+        </w:rPr>
+      </w:r>
+      <w:r>
+        <w:rPr>
+          <w:b/>
+          <w:bCs/>
+          <w:sz w:val="28"/>
+          <w:szCs w:val="28"/>
+          <w:highlight w:val="none"/>
+        </w:rPr>
+      </w:r>
+      <w:r>
+        <w:rPr>
+          <w:b/>
+          <w:bCs/>
+          <w:sz w:val="28"/>
+          <w:szCs w:val="28"/>
+          <w:highlight w:val="none"/>
+        </w:rPr>
+      </w:r>
+    </w:p>
+    <w:p>
+      <w:pPr>
+        <w:pBdr>
+          <w:top w:val="none" w:color="000000" w:sz="4" w:space="0"/>
+          <w:left w:val="none" w:color="000000" w:sz="4" w:space="0"/>
+          <w:bottom w:val="none" w:color="000000" w:sz="4" w:space="0"/>
+          <w:right w:val="none" w:color="000000" w:sz="4" w:space="0"/>
+        </w:pBdr>
+        <w:spacing/>
+        <w:ind w:right="0" w:firstLine="0" w:left="0"/>
+        <w:rPr/>
+      </w:pPr>
+      <w:r>
+        <w:rPr>
+          <w:rFonts w:ascii="Times New Roman" w:hAnsi="Times New Roman" w:eastAsia="Times New Roman" w:cs="Times New Roman"/>
+          <w:color w:val="000000"/>
+          <w:sz w:val="24"/>
+        </w:rPr>
+        <w:t xml:space="preserve">In Practical 3, we stopped managing the server and started </w:t>
+      </w:r>
+      <w:r>
+        <w:rPr>
+          <w:rFonts w:ascii="Times New Roman" w:hAnsi="Times New Roman" w:eastAsia="Times New Roman" w:cs="Times New Roman"/>
+          <w:b/>
+          <w:color w:val="000000"/>
+          <w:sz w:val="24"/>
+        </w:rPr>
+        <w:t xml:space="preserve">managing the Puppet Agent itself</w:t>
+      </w:r>
+      <w:r>
+        <w:rPr>
+          <w:rFonts w:ascii="Times New Roman" w:hAnsi="Times New Roman" w:eastAsia="Times New Roman" w:cs="Times New Roman"/>
+          <w:color w:val="000000"/>
+          <w:sz w:val="24"/>
+        </w:rPr>
+        <w:t xml:space="preserve">. When engineering scalable backend systems, controlling how your automation daemons behave in the background is just as critical as the code they execute. You accessed the agent's internal engine and dictated the rules of its execution loop.</w:t>
+      </w:r>
+      <w:r/>
+    </w:p>
+    <w:p>
+      <w:pPr>
+        <w:pStyle w:val="835"/>
+        <w:pBdr>
+          <w:top w:val="none" w:color="000000" w:sz="4" w:space="0"/>
+          <w:left w:val="none" w:color="000000" w:sz="4" w:space="0"/>
+          <w:bottom w:val="none" w:color="000000" w:sz="4" w:space="0"/>
+          <w:right w:val="none" w:color="000000" w:sz="4" w:space="0"/>
+        </w:pBdr>
+        <w:spacing/>
+        <w:ind w:right="0" w:firstLine="0" w:left="0"/>
+        <w:rPr/>
+      </w:pPr>
+      <w:r>
+        <w:rPr>
+          <w:rFonts w:ascii="Times New Roman" w:hAnsi="Times New Roman" w:eastAsia="Times New Roman" w:cs="Times New Roman"/>
+          <w:b/>
+          <w:color w:val="000000"/>
+          <w:sz w:val="28"/>
+        </w:rPr>
+        <w:t xml:space="preserve">The Two Critical Concepts to Remember</w:t>
+      </w:r>
+      <w:r/>
+    </w:p>
+    <w:p>
+      <w:pPr>
+        <w:pBdr>
+          <w:top w:val="none" w:color="000000" w:sz="4" w:space="0"/>
+          <w:left w:val="none" w:color="000000" w:sz="4" w:space="0"/>
+          <w:bottom w:val="none" w:color="000000" w:sz="4" w:space="0"/>
+          <w:right w:val="none" w:color="000000" w:sz="4" w:space="0"/>
+        </w:pBdr>
+        <w:spacing/>
+        <w:ind w:right="0" w:firstLine="0" w:left="0"/>
+        <w:rPr/>
+      </w:pPr>
+      <w:r>
+        <w:rPr>
+          <w:rFonts w:ascii="Times New Roman" w:hAnsi="Times New Roman" w:eastAsia="Times New Roman" w:cs="Times New Roman"/>
+          <w:b/>
+          <w:color w:val="000000"/>
+          <w:sz w:val="24"/>
+        </w:rPr>
+        <w:t xml:space="preserve">1. The </w:t>
+      </w:r>
+      <w:r>
+        <w:rPr>
+          <w:rFonts w:ascii="Courier New" w:hAnsi="Courier New" w:eastAsia="Courier New" w:cs="Courier New"/>
+          <w:b/>
+          <w:color w:val="000000"/>
+          <w:sz w:val="20"/>
+        </w:rPr>
+        <w:t xml:space="preserve">runinterval</w:t>
+      </w:r>
+      <w:r>
+        <w:rPr>
+          <w:rFonts w:ascii="Times New Roman" w:hAnsi="Times New Roman" w:eastAsia="Times New Roman" w:cs="Times New Roman"/>
+          <w:b/>
+          <w:color w:val="000000"/>
+          <w:sz w:val="24"/>
+        </w:rPr>
+        <w:t xml:space="preserve"> Dictates Your Vulnerability Window</w:t>
+      </w:r>
+      <w:r>
+        <w:rPr>
+          <w:rFonts w:ascii="Times New Roman" w:hAnsi="Times New Roman" w:eastAsia="Times New Roman" w:cs="Times New Roman"/>
+          <w:color w:val="000000"/>
+          <w:sz w:val="24"/>
+        </w:rPr>
+        <w:t xml:space="preserve"> The </w:t>
+      </w:r>
+      <w:r>
+        <w:rPr>
+          <w:rFonts w:ascii="Courier New" w:hAnsi="Courier New" w:eastAsia="Courier New" w:cs="Courier New"/>
+          <w:color w:val="000000"/>
+          <w:sz w:val="20"/>
+        </w:rPr>
+        <w:t xml:space="preserve">runinterval</w:t>
+      </w:r>
+      <w:r>
+        <w:rPr>
+          <w:rFonts w:ascii="Times New Roman" w:hAnsi="Times New Roman" w:eastAsia="Times New Roman" w:cs="Times New Roman"/>
+          <w:color w:val="000000"/>
+          <w:sz w:val="24"/>
+        </w:rPr>
+        <w:t xml:space="preserve"> is the heartbeat of your configuration management. By setting it to </w:t>
+      </w:r>
+      <w:r>
+        <w:rPr>
+          <w:rFonts w:ascii="Courier New" w:hAnsi="Courier New" w:eastAsia="Courier New" w:cs="Courier New"/>
+          <w:color w:val="000000"/>
+          <w:sz w:val="20"/>
+        </w:rPr>
+        <w:t xml:space="preserve">600</w:t>
+      </w:r>
+      <w:r>
+        <w:rPr>
+          <w:rFonts w:ascii="Times New Roman" w:hAnsi="Times New Roman" w:eastAsia="Times New Roman" w:cs="Times New Roman"/>
+          <w:color w:val="000000"/>
+          <w:sz w:val="24"/>
+        </w:rPr>
+        <w:t xml:space="preserve"> (10 minutes), you established a strict Service Level Agreement (SLA) for Configuration Drift.</w:t>
+      </w:r>
+      <w:r/>
+    </w:p>
+    <w:p>
+      <w:pPr>
+        <w:pBdr>
+          <w:top w:val="none" w:color="000000" w:sz="4" w:space="0"/>
+          <w:left w:val="none" w:color="000000" w:sz="4" w:space="0"/>
+          <w:bottom w:val="none" w:color="000000" w:sz="4" w:space="0"/>
+          <w:right w:val="none" w:color="000000" w:sz="4" w:space="0"/>
+        </w:pBdr>
+        <w:spacing/>
+        <w:ind w:right="0" w:firstLine="0" w:left="0"/>
+        <w:rPr/>
+      </w:pPr>
+      <w:r>
+        <w:rPr>
+          <w:rFonts w:ascii="Times New Roman" w:hAnsi="Times New Roman" w:eastAsia="Times New Roman" w:cs="Times New Roman"/>
+          <w:color w:val="000000"/>
+          <w:sz w:val="24"/>
+        </w:rPr>
+        <w:t xml:space="preserve">If someone logs into this server and manually breaks an Nginx routing table or stops a critical systemd service, your maximum vulnerability window is exactly 9 minutes and 59 seconds. The moment that 10-minute timer hits, the Puppet Agent wakes up, detects</w:t>
+      </w:r>
+      <w:r>
+        <w:rPr>
+          <w:rFonts w:ascii="Times New Roman" w:hAnsi="Times New Roman" w:eastAsia="Times New Roman" w:cs="Times New Roman"/>
+          <w:color w:val="000000"/>
+          <w:sz w:val="24"/>
+        </w:rPr>
+        <w:t xml:space="preserve"> the drift, and forcefully overwrites the manual changes to restore the Desired State.</w:t>
+      </w:r>
+      <w:r/>
+    </w:p>
+    <w:p>
+      <w:pPr>
+        <w:pBdr>
+          <w:top w:val="none" w:color="000000" w:sz="4" w:space="0"/>
+          <w:left w:val="none" w:color="000000" w:sz="4" w:space="0"/>
+          <w:bottom w:val="none" w:color="000000" w:sz="4" w:space="0"/>
+          <w:right w:val="none" w:color="000000" w:sz="4" w:space="0"/>
+        </w:pBdr>
+        <w:spacing/>
+        <w:ind w:right="0" w:firstLine="0" w:left="0"/>
+        <w:rPr/>
+      </w:pPr>
+      <w:r>
+        <w:rPr>
+          <w:rFonts w:ascii="Times New Roman" w:hAnsi="Times New Roman" w:eastAsia="Times New Roman" w:cs="Times New Roman"/>
+          <w:b/>
+          <w:color w:val="000000"/>
+          <w:sz w:val="24"/>
+        </w:rPr>
+        <w:t xml:space="preserve">2. Never Manually Edit Daemon Config Files</w:t>
+      </w:r>
+      <w:r>
+        <w:rPr>
+          <w:rFonts w:ascii="Times New Roman" w:hAnsi="Times New Roman" w:eastAsia="Times New Roman" w:cs="Times New Roman"/>
+          <w:color w:val="000000"/>
+          <w:sz w:val="24"/>
+        </w:rPr>
+        <w:t xml:space="preserve"> Notice how the lab had you use </w:t>
+      </w:r>
+      <w:r>
+        <w:rPr>
+          <w:rFonts w:ascii="Courier New" w:hAnsi="Courier New" w:eastAsia="Courier New" w:cs="Courier New"/>
+          <w:color w:val="000000"/>
+          <w:sz w:val="20"/>
+        </w:rPr>
+        <w:t xml:space="preserve">puppet config set</w:t>
+      </w:r>
+      <w:r>
+        <w:rPr>
+          <w:rFonts w:ascii="Times New Roman" w:hAnsi="Times New Roman" w:eastAsia="Times New Roman" w:cs="Times New Roman"/>
+          <w:color w:val="000000"/>
+          <w:sz w:val="24"/>
+        </w:rPr>
+        <w:t xml:space="preserve"> instead of </w:t>
+      </w:r>
+      <w:r>
+        <w:rPr>
+          <w:rFonts w:ascii="Courier New" w:hAnsi="Courier New" w:eastAsia="Courier New" w:cs="Courier New"/>
+          <w:color w:val="000000"/>
+          <w:sz w:val="20"/>
+        </w:rPr>
+        <w:t xml:space="preserve">nano /etc/puppetlabs/puppet/puppet.conf</w:t>
+      </w:r>
+      <w:r>
+        <w:rPr>
+          <w:rFonts w:ascii="Times New Roman" w:hAnsi="Times New Roman" w:eastAsia="Times New Roman" w:cs="Times New Roman"/>
+          <w:color w:val="000000"/>
+          <w:sz w:val="24"/>
+        </w:rPr>
+        <w:t xml:space="preserve">. This is a massive production safety standard.</w:t>
+      </w:r>
+      <w:r/>
+    </w:p>
+    <w:p>
+      <w:pPr>
+        <w:pBdr>
+          <w:top w:val="none" w:color="000000" w:sz="4" w:space="0"/>
+          <w:left w:val="none" w:color="000000" w:sz="4" w:space="0"/>
+          <w:bottom w:val="none" w:color="000000" w:sz="4" w:space="0"/>
+          <w:right w:val="none" w:color="000000" w:sz="4" w:space="0"/>
+        </w:pBdr>
+        <w:spacing/>
+        <w:ind w:right="0" w:firstLine="0" w:left="0"/>
+        <w:rPr/>
+      </w:pPr>
+      <w:r>
+        <w:rPr>
+          <w:rFonts w:ascii="Times New Roman" w:hAnsi="Times New Roman" w:eastAsia="Times New Roman" w:cs="Times New Roman"/>
+          <w:color w:val="000000"/>
+          <w:sz w:val="24"/>
+        </w:rPr>
+        <w:t xml:space="preserve">If you use </w:t>
+      </w:r>
+      <w:r>
+        <w:rPr>
+          <w:rFonts w:ascii="Courier New" w:hAnsi="Courier New" w:eastAsia="Courier New" w:cs="Courier New"/>
+          <w:color w:val="000000"/>
+          <w:sz w:val="20"/>
+        </w:rPr>
+        <w:t xml:space="preserve">nano</w:t>
+      </w:r>
+      <w:r>
+        <w:rPr>
+          <w:rFonts w:ascii="Times New Roman" w:hAnsi="Times New Roman" w:eastAsia="Times New Roman" w:cs="Times New Roman"/>
+          <w:color w:val="000000"/>
+          <w:sz w:val="24"/>
+        </w:rPr>
+        <w:t xml:space="preserve"> to edit a configuration file and accidentally add an invisible trailing space, a typo, or put a setting under the wrong block, the Puppet Agent daemon will crash silently on its next restart. By using the built-in CLI tool (</w:t>
+      </w:r>
+      <w:r>
+        <w:rPr>
+          <w:rFonts w:ascii="Courier New" w:hAnsi="Courier New" w:eastAsia="Courier New" w:cs="Courier New"/>
+          <w:color w:val="000000"/>
+          <w:sz w:val="20"/>
+        </w:rPr>
+        <w:t xml:space="preserve">puppet config set</w:t>
+      </w:r>
+      <w:r>
+        <w:rPr>
+          <w:rFonts w:ascii="Times New Roman" w:hAnsi="Times New Roman" w:eastAsia="Times New Roman" w:cs="Times New Roman"/>
+          <w:color w:val="000000"/>
+          <w:sz w:val="24"/>
+        </w:rPr>
+        <w:t xml:space="preserve">), you force Puppet to parse your command, validate the syntax, and inject it perfectly into the correct </w:t>
+      </w:r>
+      <w:r>
+        <w:rPr>
+          <w:rFonts w:ascii="Courier New" w:hAnsi="Courier New" w:eastAsia="Courier New" w:cs="Courier New"/>
+          <w:color w:val="000000"/>
+          <w:sz w:val="20"/>
+        </w:rPr>
+        <w:t xml:space="preserve">[agent]</w:t>
+      </w:r>
+      <w:r>
+        <w:rPr>
+          <w:rFonts w:ascii="Times New Roman" w:hAnsi="Times New Roman" w:eastAsia="Times New Roman" w:cs="Times New Roman"/>
+          <w:color w:val="000000"/>
+          <w:sz w:val="24"/>
+        </w:rPr>
+        <w:t xml:space="preserve"> block. </w:t>
+      </w:r>
+      <w:r>
+        <w:rPr>
+          <w:rFonts w:ascii="Times New Roman" w:hAnsi="Times New Roman" w:eastAsia="Times New Roman" w:cs="Times New Roman"/>
+          <w:b/>
+          <w:color w:val="000000"/>
+          <w:sz w:val="24"/>
+        </w:rPr>
+        <w:t xml:space="preserve">The CLI is your safety net.</w:t>
+      </w:r>
+      <w:r/>
+    </w:p>
+    <w:p>
+      <w:pPr>
+        <w:pBdr/>
+        <w:spacing/>
+        <w:ind/>
+        <w:rPr>
+          <w:b/>
+          <w:bCs/>
+          <w:sz w:val="28"/>
+          <w:szCs w:val="28"/>
+          <w:highlight w:val="none"/>
+        </w:rPr>
+      </w:pPr>
+      <w:r>
+        <w:rPr>
+          <w:b/>
+          <w:bCs/>
+          <w:sz w:val="28"/>
+          <w:szCs w:val="28"/>
+          <w:highlight w:val="none"/>
+        </w:rPr>
+      </w:r>
+      <w:r>
+        <w:rPr>
+          <w:b/>
+          <w:bCs/>
+          <w:sz w:val="28"/>
+          <w:szCs w:val="28"/>
+          <w:highlight w:val="none"/>
+        </w:rPr>
+      </w:r>
+      <w:r>
+        <w:rPr>
+          <w:b/>
+          <w:bCs/>
+          <w:sz w:val="28"/>
+          <w:szCs w:val="28"/>
+          <w:highlight w:val="none"/>
+        </w:rPr>
+      </w:r>
+    </w:p>
+    <w:p>
+      <w:pPr>
+        <w:pBdr/>
+        <w:spacing/>
+        <w:ind/>
+        <w:rPr>
+          <w:b/>
+          <w:bCs/>
+          <w:sz w:val="28"/>
+          <w:szCs w:val="28"/>
+          <w:highlight w:val="none"/>
+        </w:rPr>
+      </w:pPr>
+      <w:r>
+        <w:rPr>
+          <w:b/>
+          <w:bCs/>
+          <w:sz w:val="28"/>
+          <w:szCs w:val="28"/>
+          <w:highlight w:val="none"/>
+        </w:rPr>
+        <w:t xml:space="preserve">Practical 4: Package Management in Puppet Using the </w:t>
+      </w:r>
+      <w:r>
+        <w:rPr>
+          <w:b/>
+          <w:bCs/>
+          <w:sz w:val="28"/>
+          <w:szCs w:val="28"/>
+          <w:highlight w:val="none"/>
+        </w:rPr>
+        <w:t xml:space="preserve">package Resource</w:t>
+      </w:r>
+      <w:r>
+        <w:rPr>
+          <w:b/>
+          <w:bCs/>
+          <w:sz w:val="28"/>
+          <w:szCs w:val="28"/>
+          <w:highlight w:val="none"/>
+        </w:rPr>
+      </w:r>
+      <w:r>
+        <w:rPr>
+          <w:b/>
+          <w:bCs/>
+          <w:sz w:val="28"/>
+          <w:szCs w:val="28"/>
+          <w:highlight w:val="none"/>
+        </w:rPr>
+      </w:r>
+      <w:r>
+        <w:rPr>
+          <w:b/>
+          <w:bCs/>
+          <w:sz w:val="28"/>
+          <w:szCs w:val="28"/>
+          <w:highlight w:val="none"/>
+        </w:rPr>
+      </w:r>
+      <w:r>
+        <w:rPr>
+          <w:b/>
+          <w:bCs/>
+          <w:sz w:val="28"/>
+          <w:szCs w:val="28"/>
+          <w:highlight w:val="none"/>
+        </w:rPr>
+      </w:r>
+    </w:p>
+    <w:p>
+      <w:pPr>
+        <w:pBdr/>
+        <w:spacing/>
+        <w:ind/>
+        <w:rPr>
+          <w:b/>
+          <w:bCs/>
+          <w:sz w:val="28"/>
+          <w:szCs w:val="28"/>
+          <w:highlight w:val="none"/>
+        </w:rPr>
+      </w:pPr>
+      <w:r>
+        <w:rPr>
+          <w:b/>
+          <w:bCs/>
+          <w:sz w:val="28"/>
+          <w:szCs w:val="28"/>
+          <w:highlight w:val="none"/>
+        </w:rPr>
+      </w:r>
+      <w:r>
+        <mc:AlternateContent>
+          <mc:Choice Requires="wpg">
+            <w:drawing>
+              <wp:inline xmlns:wp="http://schemas.openxmlformats.org/drawingml/2006/wordprocessingDrawing" distT="0" distB="0" distL="0" distR="0">
+                <wp:extent cx="5943600" cy="2174615"/>
+                <wp:effectExtent l="0" t="0" r="0" b="0"/>
+                <wp:docPr id="16" name=""/>
+                <wp:cNvGraphicFramePr>
+                  <a:graphicFrameLocks xmlns:a="http://schemas.openxmlformats.org/drawingml/2006/main" noChangeAspect="1"/>
+                </wp:cNvGraphicFramePr>
+                <a:graphic xmlns:a="http://schemas.openxmlformats.org/drawingml/2006/main">
+                  <a:graphicData uri="http://schemas.openxmlformats.org/drawingml/2006/picture">
+                    <pic:pic xmlns:pic="http://schemas.openxmlformats.org/drawingml/2006/picture">
+                      <pic:nvPicPr>
+                        <pic:cNvPr id="330981061" name=""/>
+                        <pic:cNvPicPr>
+                          <a:picLocks noChangeAspect="1"/>
+                        </pic:cNvPicPr>
+                        <pic:nvPr/>
+                      </pic:nvPicPr>
+                      <pic:blipFill rotWithShape="1">
+                        <a:blip r:embed="rId24"/>
+                        <a:stretch/>
+                      </pic:blipFill>
+                      <pic:spPr bwMode="auto">
+                        <a:xfrm>
+                          <a:off x="0" y="0"/>
+                          <a:ext cx="5943599" cy="2174615"/>
+                        </a:xfrm>
+                        <a:prstGeom prst="rect">
+                          <a:avLst/>
+                        </a:prstGeom>
+                      </pic:spPr>
+                    </pic:pic>
+                  </a:graphicData>
+                </a:graphic>
+              </wp:inline>
+            </w:drawing>
+          </mc:Choice>
+          <mc:Fallback>
+            <w:pict>
+              <v:shapetype id="_x0000_t75" coordsize="21600,21600" o:spt="75" o:preferrelative="t" path="m@4@5l@4@11@9@11@9@5xe" filled="f" stroked="f">
+                <v:stroke joinstyle="miter"/>
+                <v:formulas>
+                  <v:f eqn="if lineDrawn pixelLineWidth 0"/>
+                  <v:f eqn="sum @0 1 0"/>
+                  <v:f eqn="sum 0 0 @1"/>
+                  <v:f eqn="prod @2 1 2"/>
+                  <v:f eqn="prod @3 21600 pixelWidth"/>
+                  <v:f eqn="prod @3 21600 pixelHeight"/>
+                  <v:f eqn="sum @0 0 1"/>
+                  <v:f eqn="prod @6 1 2"/>
+                  <v:f eqn="prod @7 21600 pixelWidth"/>
+                  <v:f eqn="sum @8 21600 0"/>
+                  <v:f eqn="prod @7 21600 pixelHeight"/>
+                  <v:f eqn="sum @10 21600 0"/>
+                </v:formulas>
+                <v:path o:extrusionok="f" gradientshapeok="t" o:connecttype="rect"/>
+                <o:lock v:ext="edit" aspectratio="t"/>
+              </v:shapetype>
+              <v:shape id="_x0000_i15" o:spid="_x0000_s15" type="#_x0000_t75" style="width:468.00pt;height:171.23pt;mso-wrap-distance-left:0.00pt;mso-wrap-distance-top:0.00pt;mso-wrap-distance-right:0.00pt;mso-wrap-distance-bottom:0.00pt;z-index:1;" stroked="false">
+                <v:imagedata r:id="rId24" o:title=""/>
+                <o:lock v:ext="edit" rotation="t"/>
+              </v:shape>
+            </w:pict>
+          </mc:Fallback>
+        </mc:AlternateContent>
+      </w:r>
+      <w:r>
+        <w:rPr>
+          <w:b/>
+          <w:bCs/>
+          <w:sz w:val="28"/>
+          <w:szCs w:val="28"/>
+          <w:highlight w:val="none"/>
+        </w:rPr>
+      </w:r>
+      <w:r>
+        <w:rPr>
+          <w:b/>
+          <w:bCs/>
+          <w:sz w:val="28"/>
+          <w:szCs w:val="28"/>
+          <w:highlight w:val="none"/>
+        </w:rPr>
+      </w:r>
+      <w:r>
+        <w:rPr>
+          <w:b/>
+          <w:bCs/>
+          <w:sz w:val="28"/>
+          <w:szCs w:val="28"/>
+          <w:highlight w:val="none"/>
+        </w:rPr>
+      </w:r>
+    </w:p>
+    <w:p>
+      <w:pPr>
+        <w:pBdr/>
+        <w:spacing/>
+        <w:ind/>
+        <w:rPr>
+          <w:b/>
+          <w:bCs/>
+          <w:sz w:val="28"/>
+          <w:szCs w:val="28"/>
+          <w:highlight w:val="none"/>
+        </w:rPr>
+      </w:pPr>
+      <w:r>
+        <w:rPr>
+          <w:b/>
+          <w:bCs/>
+          <w:sz w:val="28"/>
+          <w:szCs w:val="28"/>
+          <w:highlight w:val="none"/>
+        </w:rPr>
+      </w:r>
+      <w:r>
+        <mc:AlternateContent>
+          <mc:Choice Requires="wpg">
+            <w:drawing>
+              <wp:inline xmlns:wp="http://schemas.openxmlformats.org/drawingml/2006/wordprocessingDrawing" distT="0" distB="0" distL="0" distR="0">
+                <wp:extent cx="5943600" cy="3343275"/>
+                <wp:effectExtent l="0" t="0" r="0" b="0"/>
+                <wp:docPr id="17" name=""/>
+                <wp:cNvGraphicFramePr>
+                  <a:graphicFrameLocks xmlns:a="http://schemas.openxmlformats.org/drawingml/2006/main" noChangeAspect="1"/>
+                </wp:cNvGraphicFramePr>
+                <a:graphic xmlns:a="http://schemas.openxmlformats.org/drawingml/2006/main">
+                  <a:graphicData uri="http://schemas.openxmlformats.org/drawingml/2006/picture">
+                    <pic:pic xmlns:pic="http://schemas.openxmlformats.org/drawingml/2006/picture">
+                      <pic:nvPicPr>
+                        <pic:cNvPr id="1075181715" name=""/>
+                        <pic:cNvPicPr>
+                          <a:picLocks noChangeAspect="1"/>
+                        </pic:cNvPicPr>
+                        <pic:nvPr/>
+                      </pic:nvPicPr>
+                      <pic:blipFill rotWithShape="1">
+                        <a:blip r:embed="rId25"/>
+                        <a:stretch/>
+                      </pic:blipFill>
+                      <pic:spPr bwMode="auto">
+                        <a:xfrm>
+                          <a:off x="0" y="0"/>
+                          <a:ext cx="5943599" cy="3343275"/>
+                        </a:xfrm>
+                        <a:prstGeom prst="rect">
+                          <a:avLst/>
+                        </a:prstGeom>
+                      </pic:spPr>
+                    </pic:pic>
+                  </a:graphicData>
+                </a:graphic>
+              </wp:inline>
+            </w:drawing>
+          </mc:Choice>
+          <mc:Fallback>
+            <w:pict>
+              <v:shapetype id="_x0000_t75" coordsize="21600,21600" o:spt="75" o:preferrelative="t" path="m@4@5l@4@11@9@11@9@5xe" filled="f" stroked="f">
+                <v:stroke joinstyle="miter"/>
+                <v:formulas>
+                  <v:f eqn="if lineDrawn pixelLineWidth 0"/>
+                  <v:f eqn="sum @0 1 0"/>
+                  <v:f eqn="sum 0 0 @1"/>
+                  <v:f eqn="prod @2 1 2"/>
+                  <v:f eqn="prod @3 21600 pixelWidth"/>
+                  <v:f eqn="prod @3 21600 pixelHeight"/>
+                  <v:f eqn="sum @0 0 1"/>
+                  <v:f eqn="prod @6 1 2"/>
+                  <v:f eqn="prod @7 21600 pixelWidth"/>
+                  <v:f eqn="sum @8 21600 0"/>
+                  <v:f eqn="prod @7 21600 pixelHeight"/>
+                  <v:f eqn="sum @10 21600 0"/>
+                </v:formulas>
+                <v:path o:extrusionok="f" gradientshapeok="t" o:connecttype="rect"/>
+                <o:lock v:ext="edit" aspectratio="t"/>
+              </v:shapetype>
+              <v:shape id="_x0000_i16" o:spid="_x0000_s16" type="#_x0000_t75" style="width:468.00pt;height:263.25pt;mso-wrap-distance-left:0.00pt;mso-wrap-distance-top:0.00pt;mso-wrap-distance-right:0.00pt;mso-wrap-distance-bottom:0.00pt;z-index:1;" stroked="false">
+                <v:imagedata r:id="rId25" o:title=""/>
+                <o:lock v:ext="edit" rotation="t"/>
+              </v:shape>
+            </w:pict>
+          </mc:Fallback>
+        </mc:AlternateContent>
+      </w:r>
+      <w:r>
+        <w:rPr>
+          <w:b/>
+          <w:bCs/>
+          <w:sz w:val="28"/>
+          <w:szCs w:val="28"/>
+          <w:highlight w:val="none"/>
+        </w:rPr>
+      </w:r>
+      <w:r>
+        <w:rPr>
+          <w:b/>
+          <w:bCs/>
+          <w:sz w:val="28"/>
+          <w:szCs w:val="28"/>
+          <w:highlight w:val="none"/>
+        </w:rPr>
+      </w:r>
+      <w:r>
+        <w:rPr>
+          <w:b/>
+          <w:bCs/>
+          <w:sz w:val="28"/>
+          <w:szCs w:val="28"/>
+          <w:highlight w:val="none"/>
+        </w:rPr>
+      </w:r>
+    </w:p>
+    <w:p>
+      <w:pPr>
+        <w:pBdr/>
+        <w:spacing/>
+        <w:ind/>
+        <w:rPr>
+          <w:b/>
+          <w:bCs/>
+          <w:sz w:val="28"/>
+          <w:szCs w:val="28"/>
+          <w:highlight w:val="none"/>
+        </w:rPr>
+      </w:pPr>
+      <w:r>
+        <w:rPr>
+          <w:b/>
+          <w:bCs/>
+          <w:sz w:val="28"/>
+          <w:szCs w:val="28"/>
+          <w:highlight w:val="none"/>
+        </w:rPr>
+      </w:r>
+      <w:r>
+        <mc:AlternateContent>
+          <mc:Choice Requires="wpg">
+            <w:drawing>
+              <wp:inline xmlns:wp="http://schemas.openxmlformats.org/drawingml/2006/wordprocessingDrawing" distT="0" distB="0" distL="0" distR="0">
+                <wp:extent cx="5943600" cy="3343275"/>
+                <wp:effectExtent l="0" t="0" r="0" b="0"/>
+                <wp:docPr id="18" name=""/>
+                <wp:cNvGraphicFramePr>
+                  <a:graphicFrameLocks xmlns:a="http://schemas.openxmlformats.org/drawingml/2006/main" noChangeAspect="1"/>
+                </wp:cNvGraphicFramePr>
+                <a:graphic xmlns:a="http://schemas.openxmlformats.org/drawingml/2006/main">
+                  <a:graphicData uri="http://schemas.openxmlformats.org/drawingml/2006/picture">
+                    <pic:pic xmlns:pic="http://schemas.openxmlformats.org/drawingml/2006/picture">
+                      <pic:nvPicPr>
+                        <pic:cNvPr id="608431228" name=""/>
+                        <pic:cNvPicPr>
+                          <a:picLocks noChangeAspect="1"/>
+                        </pic:cNvPicPr>
+                        <pic:nvPr/>
+                      </pic:nvPicPr>
+                      <pic:blipFill rotWithShape="1">
+                        <a:blip r:embed="rId26"/>
+                        <a:stretch/>
+                      </pic:blipFill>
+                      <pic:spPr bwMode="auto">
+                        <a:xfrm>
+                          <a:off x="0" y="0"/>
+                          <a:ext cx="5943599" cy="3343275"/>
+                        </a:xfrm>
+                        <a:prstGeom prst="rect">
+                          <a:avLst/>
+                        </a:prstGeom>
+                      </pic:spPr>
+                    </pic:pic>
+                  </a:graphicData>
+                </a:graphic>
+              </wp:inline>
+            </w:drawing>
+          </mc:Choice>
+          <mc:Fallback>
+            <w:pict>
+              <v:shapetype id="_x0000_t75" coordsize="21600,21600" o:spt="75" o:preferrelative="t" path="m@4@5l@4@11@9@11@9@5xe" filled="f" stroked="f">
+                <v:stroke joinstyle="miter"/>
+                <v:formulas>
+                  <v:f eqn="if lineDrawn pixelLineWidth 0"/>
+                  <v:f eqn="sum @0 1 0"/>
+                  <v:f eqn="sum 0 0 @1"/>
+                  <v:f eqn="prod @2 1 2"/>
+                  <v:f eqn="prod @3 21600 pixelWidth"/>
+                  <v:f eqn="prod @3 21600 pixelHeight"/>
+                  <v:f eqn="sum @0 0 1"/>
+                  <v:f eqn="prod @6 1 2"/>
+                  <v:f eqn="prod @7 21600 pixelWidth"/>
+                  <v:f eqn="sum @8 21600 0"/>
+                  <v:f eqn="prod @7 21600 pixelHeight"/>
+                  <v:f eqn="sum @10 21600 0"/>
+                </v:formulas>
+                <v:path o:extrusionok="f" gradientshapeok="t" o:connecttype="rect"/>
+                <o:lock v:ext="edit" aspectratio="t"/>
+              </v:shapetype>
+              <v:shape id="_x0000_i17" o:spid="_x0000_s17" type="#_x0000_t75" style="width:468.00pt;height:263.25pt;mso-wrap-distance-left:0.00pt;mso-wrap-distance-top:0.00pt;mso-wrap-distance-right:0.00pt;mso-wrap-distance-bottom:0.00pt;z-index:1;" stroked="false">
+                <v:imagedata r:id="rId26" o:title=""/>
+                <o:lock v:ext="edit" rotation="t"/>
+              </v:shape>
+            </w:pict>
+          </mc:Fallback>
+        </mc:AlternateContent>
+      </w:r>
+      <w:r>
+        <w:rPr>
+          <w:b/>
+          <w:bCs/>
+          <w:sz w:val="28"/>
+          <w:szCs w:val="28"/>
+          <w:highlight w:val="none"/>
+        </w:rPr>
+      </w:r>
+      <w:r>
+        <w:rPr>
+          <w:b/>
+          <w:bCs/>
+          <w:sz w:val="28"/>
+          <w:szCs w:val="28"/>
+          <w:highlight w:val="none"/>
+        </w:rPr>
+      </w:r>
+      <w:r>
+        <w:rPr>
+          <w:b/>
+          <w:bCs/>
+          <w:sz w:val="28"/>
+          <w:szCs w:val="28"/>
+          <w:highlight w:val="none"/>
+        </w:rPr>
+      </w:r>
+    </w:p>
+    <w:p>
+      <w:pPr>
+        <w:pBdr/>
+        <w:spacing/>
+        <w:ind/>
+        <w:rPr>
+          <w:b/>
+          <w:bCs/>
+          <w:sz w:val="28"/>
+          <w:szCs w:val="28"/>
+          <w:highlight w:val="none"/>
+        </w:rPr>
+      </w:pPr>
+      <w:r>
+        <w:rPr>
+          <w:b/>
+          <w:bCs/>
+          <w:sz w:val="28"/>
+          <w:szCs w:val="28"/>
+          <w:highlight w:val="none"/>
+        </w:rPr>
+      </w:r>
+      <w:r>
+        <mc:AlternateContent>
+          <mc:Choice Requires="wpg">
+            <w:drawing>
+              <wp:inline xmlns:wp="http://schemas.openxmlformats.org/drawingml/2006/wordprocessingDrawing" distT="0" distB="0" distL="0" distR="0">
+                <wp:extent cx="5943600" cy="1346014"/>
+                <wp:effectExtent l="0" t="0" r="0" b="0"/>
+                <wp:docPr id="19" name=""/>
+                <wp:cNvGraphicFramePr>
+                  <a:graphicFrameLocks xmlns:a="http://schemas.openxmlformats.org/drawingml/2006/main" noChangeAspect="1"/>
+                </wp:cNvGraphicFramePr>
+                <a:graphic xmlns:a="http://schemas.openxmlformats.org/drawingml/2006/main">
+                  <a:graphicData uri="http://schemas.openxmlformats.org/drawingml/2006/picture">
+                    <pic:pic xmlns:pic="http://schemas.openxmlformats.org/drawingml/2006/picture">
+                      <pic:nvPicPr>
+                        <pic:cNvPr id="874807817" name=""/>
+                        <pic:cNvPicPr>
+                          <a:picLocks noChangeAspect="1"/>
+                        </pic:cNvPicPr>
+                        <pic:nvPr/>
+                      </pic:nvPicPr>
+                      <pic:blipFill rotWithShape="1">
+                        <a:blip r:embed="rId27"/>
+                        <a:stretch/>
+                      </pic:blipFill>
+                      <pic:spPr bwMode="auto">
+                        <a:xfrm>
+                          <a:off x="0" y="0"/>
+                          <a:ext cx="5943599" cy="1346013"/>
+                        </a:xfrm>
+                        <a:prstGeom prst="rect">
+                          <a:avLst/>
+                        </a:prstGeom>
+                      </pic:spPr>
+                    </pic:pic>
+                  </a:graphicData>
+                </a:graphic>
+              </wp:inline>
+            </w:drawing>
+          </mc:Choice>
+          <mc:Fallback>
+            <w:pict>
+              <v:shapetype id="_x0000_t75" coordsize="21600,21600" o:spt="75" o:preferrelative="t" path="m@4@5l@4@11@9@11@9@5xe" filled="f" stroked="f">
+                <v:stroke joinstyle="miter"/>
+                <v:formulas>
+                  <v:f eqn="if lineDrawn pixelLineWidth 0"/>
+                  <v:f eqn="sum @0 1 0"/>
+                  <v:f eqn="sum 0 0 @1"/>
+                  <v:f eqn="prod @2 1 2"/>
+                  <v:f eqn="prod @3 21600 pixelWidth"/>
+                  <v:f eqn="prod @3 21600 pixelHeight"/>
+                  <v:f eqn="sum @0 0 1"/>
+                  <v:f eqn="prod @6 1 2"/>
+                  <v:f eqn="prod @7 21600 pixelWidth"/>
+                  <v:f eqn="sum @8 21600 0"/>
+                  <v:f eqn="prod @7 21600 pixelHeight"/>
+                  <v:f eqn="sum @10 21600 0"/>
+                </v:formulas>
+                <v:path o:extrusionok="f" gradientshapeok="t" o:connecttype="rect"/>
+                <o:lock v:ext="edit" aspectratio="t"/>
+              </v:shapetype>
+              <v:shape id="_x0000_i18" o:spid="_x0000_s18" type="#_x0000_t75" style="width:468.00pt;height:105.99pt;mso-wrap-distance-left:0.00pt;mso-wrap-distance-top:0.00pt;mso-wrap-distance-right:0.00pt;mso-wrap-distance-bottom:0.00pt;z-index:1;" stroked="false">
+                <v:imagedata r:id="rId27" o:title=""/>
+                <o:lock v:ext="edit" rotation="t"/>
+              </v:shape>
+            </w:pict>
+          </mc:Fallback>
+        </mc:AlternateContent>
+      </w:r>
+      <w:r>
+        <w:rPr>
+          <w:b/>
+          <w:bCs/>
+          <w:sz w:val="28"/>
+          <w:szCs w:val="28"/>
+          <w:highlight w:val="none"/>
+        </w:rPr>
+      </w:r>
+      <w:r>
+        <w:rPr>
+          <w:b/>
+          <w:bCs/>
+          <w:sz w:val="28"/>
+          <w:szCs w:val="28"/>
+          <w:highlight w:val="none"/>
+        </w:rPr>
+      </w:r>
+      <w:r>
+        <w:rPr>
+          <w:b/>
+          <w:bCs/>
+          <w:sz w:val="28"/>
+          <w:szCs w:val="28"/>
+          <w:highlight w:val="none"/>
+        </w:rPr>
+      </w:r>
+    </w:p>
+    <w:p>
+      <w:pPr>
+        <w:pBdr/>
+        <w:spacing/>
+        <w:ind/>
+        <w:rPr>
+          <w:b/>
+          <w:bCs/>
+          <w:sz w:val="28"/>
+          <w:szCs w:val="28"/>
+          <w:highlight w:val="none"/>
+        </w:rPr>
+      </w:pPr>
+      <w:r>
+        <w:rPr>
+          <w:b/>
+          <w:bCs/>
+          <w:sz w:val="28"/>
+          <w:szCs w:val="28"/>
+          <w:highlight w:val="none"/>
+        </w:rPr>
+      </w:r>
+      <w:r>
+        <mc:AlternateContent>
+          <mc:Choice Requires="wpg">
+            <w:drawing>
+              <wp:inline xmlns:wp="http://schemas.openxmlformats.org/drawingml/2006/wordprocessingDrawing" distT="0" distB="0" distL="0" distR="0">
+                <wp:extent cx="5943600" cy="3343275"/>
+                <wp:effectExtent l="0" t="0" r="0" b="0"/>
+                <wp:docPr id="20" name=""/>
+                <wp:cNvGraphicFramePr>
+                  <a:graphicFrameLocks xmlns:a="http://schemas.openxmlformats.org/drawingml/2006/main" noChangeAspect="1"/>
+                </wp:cNvGraphicFramePr>
+                <a:graphic xmlns:a="http://schemas.openxmlformats.org/drawingml/2006/main">
+                  <a:graphicData uri="http://schemas.openxmlformats.org/drawingml/2006/picture">
+                    <pic:pic xmlns:pic="http://schemas.openxmlformats.org/drawingml/2006/picture">
+                      <pic:nvPicPr>
+                        <pic:cNvPr id="652935749" name=""/>
+                        <pic:cNvPicPr>
+                          <a:picLocks noChangeAspect="1"/>
+                        </pic:cNvPicPr>
+                        <pic:nvPr/>
+                      </pic:nvPicPr>
+                      <pic:blipFill rotWithShape="1">
+                        <a:blip r:embed="rId28"/>
+                        <a:stretch/>
+                      </pic:blipFill>
+                      <pic:spPr bwMode="auto">
+                        <a:xfrm>
+                          <a:off x="0" y="0"/>
+                          <a:ext cx="5943599" cy="3343275"/>
+                        </a:xfrm>
+                        <a:prstGeom prst="rect">
+                          <a:avLst/>
+                        </a:prstGeom>
+                      </pic:spPr>
+                    </pic:pic>
+                  </a:graphicData>
+                </a:graphic>
+              </wp:inline>
+            </w:drawing>
+          </mc:Choice>
+          <mc:Fallback>
+            <w:pict>
+              <v:shapetype id="_x0000_t75" coordsize="21600,21600" o:spt="75" o:preferrelative="t" path="m@4@5l@4@11@9@11@9@5xe" filled="f" stroked="f">
+                <v:stroke joinstyle="miter"/>
+                <v:formulas>
+                  <v:f eqn="if lineDrawn pixelLineWidth 0"/>
+                  <v:f eqn="sum @0 1 0"/>
+                  <v:f eqn="sum 0 0 @1"/>
+                  <v:f eqn="prod @2 1 2"/>
+                  <v:f eqn="prod @3 21600 pixelWidth"/>
+                  <v:f eqn="prod @3 21600 pixelHeight"/>
+                  <v:f eqn="sum @0 0 1"/>
+                  <v:f eqn="prod @6 1 2"/>
+                  <v:f eqn="prod @7 21600 pixelWidth"/>
+                  <v:f eqn="sum @8 21600 0"/>
+                  <v:f eqn="prod @7 21600 pixelHeight"/>
+                  <v:f eqn="sum @10 21600 0"/>
+                </v:formulas>
+                <v:path o:extrusionok="f" gradientshapeok="t" o:connecttype="rect"/>
+                <o:lock v:ext="edit" aspectratio="t"/>
+              </v:shapetype>
+              <v:shape id="_x0000_i19" o:spid="_x0000_s19" type="#_x0000_t75" style="width:468.00pt;height:263.25pt;mso-wrap-distance-left:0.00pt;mso-wrap-distance-top:0.00pt;mso-wrap-distance-right:0.00pt;mso-wrap-distance-bottom:0.00pt;z-index:1;" stroked="false">
+                <v:imagedata r:id="rId28" o:title=""/>
+                <o:lock v:ext="edit" rotation="t"/>
+              </v:shape>
+            </w:pict>
+          </mc:Fallback>
+        </mc:AlternateContent>
+      </w:r>
+      <w:r>
+        <w:rPr>
+          <w:b/>
+          <w:bCs/>
+          <w:sz w:val="28"/>
+          <w:szCs w:val="28"/>
+          <w:highlight w:val="none"/>
+        </w:rPr>
+      </w:r>
+      <w:r/>
+      <w:r>
+        <w:rPr>
+          <w:b/>
+          <w:bCs/>
+          <w:sz w:val="28"/>
+          <w:szCs w:val="28"/>
+          <w:highlight w:val="none"/>
+        </w:rPr>
+      </w:r>
+      <w:r/>
+      <w:r>
+        <w:rPr>
+          <w:b/>
+          <w:bCs/>
+          <w:sz w:val="28"/>
+          <w:szCs w:val="28"/>
+          <w:highlight w:val="none"/>
+        </w:rPr>
+      </w:r>
+      <w:r>
+        <w:rPr>
+          <w:b/>
+          <w:bCs/>
+          <w:sz w:val="28"/>
+          <w:szCs w:val="28"/>
+          <w:highlight w:val="none"/>
+        </w:rPr>
+      </w:r>
+      <w:r>
+        <w:rPr>
+          <w:b/>
+          <w:bCs/>
+          <w:sz w:val="28"/>
+          <w:szCs w:val="28"/>
+          <w:highlight w:val="none"/>
+        </w:rPr>
+      </w:r>
+    </w:p>
+    <w:p>
+      <w:pPr>
+        <w:pBdr/>
+        <w:spacing/>
+        <w:ind/>
+        <w:rPr>
+          <w:b/>
+          <w:bCs/>
+          <w:sz w:val="28"/>
+          <w:szCs w:val="28"/>
+          <w:highlight w:val="none"/>
+        </w:rPr>
+      </w:pPr>
+      <w:r>
+        <w:rPr>
+          <w:b/>
+          <w:bCs/>
+          <w:sz w:val="28"/>
+          <w:szCs w:val="28"/>
+          <w:highlight w:val="none"/>
+        </w:rPr>
+      </w:r>
+      <w:r>
+        <mc:AlternateContent>
+          <mc:Choice Requires="wpg">
+            <w:drawing>
+              <wp:inline xmlns:wp="http://schemas.openxmlformats.org/drawingml/2006/wordprocessingDrawing" distT="0" distB="0" distL="0" distR="0">
+                <wp:extent cx="5943600" cy="3343275"/>
+                <wp:effectExtent l="0" t="0" r="0" b="0"/>
+                <wp:docPr id="21" name=""/>
+                <wp:cNvGraphicFramePr>
+                  <a:graphicFrameLocks xmlns:a="http://schemas.openxmlformats.org/drawingml/2006/main" noChangeAspect="1"/>
+                </wp:cNvGraphicFramePr>
+                <a:graphic xmlns:a="http://schemas.openxmlformats.org/drawingml/2006/main">
+                  <a:graphicData uri="http://schemas.openxmlformats.org/drawingml/2006/picture">
+                    <pic:pic xmlns:pic="http://schemas.openxmlformats.org/drawingml/2006/picture">
+                      <pic:nvPicPr>
+                        <pic:cNvPr id="1390165214" name=""/>
+                        <pic:cNvPicPr>
+                          <a:picLocks noChangeAspect="1"/>
+                        </pic:cNvPicPr>
+                        <pic:nvPr/>
+                      </pic:nvPicPr>
+                      <pic:blipFill rotWithShape="1">
+                        <a:blip r:embed="rId29"/>
+                        <a:stretch/>
+                      </pic:blipFill>
+                      <pic:spPr bwMode="auto">
+                        <a:xfrm>
+                          <a:off x="0" y="0"/>
+                          <a:ext cx="5943599" cy="3343275"/>
+                        </a:xfrm>
+                        <a:prstGeom prst="rect">
+                          <a:avLst/>
+                        </a:prstGeom>
+                      </pic:spPr>
+                    </pic:pic>
+                  </a:graphicData>
+                </a:graphic>
+              </wp:inline>
+            </w:drawing>
+          </mc:Choice>
+          <mc:Fallback>
+            <w:pict>
+              <v:shapetype id="_x0000_t75" coordsize="21600,21600" o:spt="75" o:preferrelative="t" path="m@4@5l@4@11@9@11@9@5xe" filled="f" stroked="f">
+                <v:stroke joinstyle="miter"/>
+                <v:formulas>
+                  <v:f eqn="if lineDrawn pixelLineWidth 0"/>
+                  <v:f eqn="sum @0 1 0"/>
+                  <v:f eqn="sum 0 0 @1"/>
+                  <v:f eqn="prod @2 1 2"/>
+                  <v:f eqn="prod @3 21600 pixelWidth"/>
+                  <v:f eqn="prod @3 21600 pixelHeight"/>
+                  <v:f eqn="sum @0 0 1"/>
+                  <v:f eqn="prod @6 1 2"/>
+                  <v:f eqn="prod @7 21600 pixelWidth"/>
+                  <v:f eqn="sum @8 21600 0"/>
+                  <v:f eqn="prod @7 21600 pixelHeight"/>
+                  <v:f eqn="sum @10 21600 0"/>
+                </v:formulas>
+                <v:path o:extrusionok="f" gradientshapeok="t" o:connecttype="rect"/>
+                <o:lock v:ext="edit" aspectratio="t"/>
+              </v:shapetype>
+              <v:shape id="_x0000_i20" o:spid="_x0000_s20" type="#_x0000_t75" style="width:468.00pt;height:263.25pt;mso-wrap-distance-left:0.00pt;mso-wrap-distance-top:0.00pt;mso-wrap-distance-right:0.00pt;mso-wrap-distance-bottom:0.00pt;z-index:1;" stroked="false">
+                <v:imagedata r:id="rId29" o:title=""/>
+                <o:lock v:ext="edit" rotation="t"/>
+              </v:shape>
+            </w:pict>
+          </mc:Fallback>
+        </mc:AlternateContent>
+      </w:r>
+      <w:r>
+        <w:rPr>
+          <w:b/>
+          <w:bCs/>
+          <w:sz w:val="28"/>
+          <w:szCs w:val="28"/>
+          <w:highlight w:val="none"/>
+        </w:rPr>
+      </w:r>
+      <w:r>
+        <w:rPr>
+          <w:b/>
+          <w:bCs/>
+          <w:sz w:val="28"/>
+          <w:szCs w:val="28"/>
+          <w:highlight w:val="none"/>
+        </w:rPr>
+      </w:r>
+      <w:r>
+        <w:rPr>
+          <w:b/>
+          <w:bCs/>
+          <w:sz w:val="28"/>
+          <w:szCs w:val="28"/>
+          <w:highlight w:val="none"/>
+        </w:rPr>
+      </w:r>
+    </w:p>
+    <w:p>
+      <w:pPr>
+        <w:pBdr/>
+        <w:spacing/>
+        <w:ind/>
+        <w:rPr>
+          <w:highlight w:val="none"/>
+        </w:rPr>
+      </w:pPr>
+      <w:r>
+        <w:rPr>
+          <w:b/>
+          <w:bCs/>
+          <w:sz w:val="28"/>
+          <w:szCs w:val="28"/>
+          <w:highlight w:val="none"/>
+        </w:rPr>
+      </w:r>
+      <w:r>
+        <w:rPr>
+          <w:b/>
+          <w:bCs/>
+          <w:sz w:val="28"/>
+          <w:szCs w:val="28"/>
+          <w:highlight w:val="none"/>
+        </w:rPr>
+      </w:r>
+      <w:r>
+        <mc:AlternateContent>
+          <mc:Choice Requires="wpg">
+            <w:drawing>
+              <wp:inline xmlns:wp="http://schemas.openxmlformats.org/drawingml/2006/wordprocessingDrawing" distT="0" distB="0" distL="0" distR="0">
+                <wp:extent cx="5943600" cy="674561"/>
+                <wp:effectExtent l="0" t="0" r="0" b="0"/>
+                <wp:docPr id="22" name=""/>
+                <wp:cNvGraphicFramePr>
+                  <a:graphicFrameLocks xmlns:a="http://schemas.openxmlformats.org/drawingml/2006/main" noChangeAspect="1"/>
+                </wp:cNvGraphicFramePr>
+                <a:graphic xmlns:a="http://schemas.openxmlformats.org/drawingml/2006/main">
+                  <a:graphicData uri="http://schemas.openxmlformats.org/drawingml/2006/picture">
+                    <pic:pic xmlns:pic="http://schemas.openxmlformats.org/drawingml/2006/picture">
+                      <pic:nvPicPr>
+                        <pic:cNvPr id="627542407" name=""/>
+                        <pic:cNvPicPr>
+                          <a:picLocks noChangeAspect="1"/>
+                        </pic:cNvPicPr>
+                        <pic:nvPr/>
+                      </pic:nvPicPr>
+                      <pic:blipFill rotWithShape="1">
+                        <a:blip r:embed="rId30"/>
+                        <a:stretch/>
+                      </pic:blipFill>
+                      <pic:spPr bwMode="auto">
+                        <a:xfrm>
+                          <a:off x="0" y="0"/>
+                          <a:ext cx="5943599" cy="674561"/>
+                        </a:xfrm>
+                        <a:prstGeom prst="rect">
+                          <a:avLst/>
+                        </a:prstGeom>
+                      </pic:spPr>
+                    </pic:pic>
+                  </a:graphicData>
+                </a:graphic>
+              </wp:inline>
+            </w:drawing>
+          </mc:Choice>
+          <mc:Fallback>
+            <w:pict>
+              <v:shapetype id="_x0000_t75" coordsize="21600,21600" o:spt="75" o:preferrelative="t" path="m@4@5l@4@11@9@11@9@5xe" filled="f" stroked="f">
+                <v:stroke joinstyle="miter"/>
+                <v:formulas>
+                  <v:f eqn="if lineDrawn pixelLineWidth 0"/>
+                  <v:f eqn="sum @0 1 0"/>
+                  <v:f eqn="sum 0 0 @1"/>
+                  <v:f eqn="prod @2 1 2"/>
+                  <v:f eqn="prod @3 21600 pixelWidth"/>
+                  <v:f eqn="prod @3 21600 pixelHeight"/>
+                  <v:f eqn="sum @0 0 1"/>
+                  <v:f eqn="prod @6 1 2"/>
+                  <v:f eqn="prod @7 21600 pixelWidth"/>
+                  <v:f eqn="sum @8 21600 0"/>
+                  <v:f eqn="prod @7 21600 pixelHeight"/>
+                  <v:f eqn="sum @10 21600 0"/>
+                </v:formulas>
+                <v:path o:extrusionok="f" gradientshapeok="t" o:connecttype="rect"/>
+                <o:lock v:ext="edit" aspectratio="t"/>
+              </v:shapetype>
+              <v:shape id="_x0000_i21" o:spid="_x0000_s21" type="#_x0000_t75" style="width:468.00pt;height:53.12pt;mso-wrap-distance-left:0.00pt;mso-wrap-distance-top:0.00pt;mso-wrap-distance-right:0.00pt;mso-wrap-distance-bottom:0.00pt;z-index:1;" stroked="false">
+                <v:imagedata r:id="rId30" o:title=""/>
+                <o:lock v:ext="edit" rotation="t"/>
+              </v:shape>
+            </w:pict>
+          </mc:Fallback>
+        </mc:AlternateContent>
+      </w:r>
+      <w:r>
+        <w:rPr>
+          <w:b/>
+          <w:bCs/>
+          <w:sz w:val="28"/>
+          <w:szCs w:val="28"/>
+          <w:highlight w:val="none"/>
+        </w:rPr>
+      </w:r>
+    </w:p>
+    <w:p>
+      <w:pPr>
+        <w:pBdr>
+          <w:top w:val="none" w:color="000000" w:sz="4" w:space="0"/>
+          <w:left w:val="none" w:color="000000" w:sz="4" w:space="0"/>
+          <w:bottom w:val="none" w:color="000000" w:sz="4" w:space="0"/>
+          <w:right w:val="none" w:color="000000" w:sz="4" w:space="0"/>
+        </w:pBdr>
+        <w:spacing w:before="0" w:line="276" w:lineRule="auto"/>
+        <w:ind w:right="0" w:firstLine="0" w:left="0"/>
+        <w:rPr/>
+      </w:pPr>
+      <w:r>
+        <w:rPr>
+          <w:rFonts w:ascii="Arial" w:hAnsi="Arial" w:eastAsia="Arial" w:cs="Arial"/>
+          <w:b/>
+          <w:color w:val="000000"/>
+          <w:sz w:val="24"/>
+        </w:rPr>
+        <w:t xml:space="preserve">1. The Array Syntax</w:t>
+      </w:r>
+      <w:r>
+        <w:rPr>
+          <w:rFonts w:ascii="Arial" w:hAnsi="Arial" w:eastAsia="Arial" w:cs="Arial"/>
+          <w:color w:val="000000"/>
+          <w:sz w:val="24"/>
+        </w:rPr>
+        <w:t xml:space="preserve"> Instead of writing three separate blocks for git, curl, and tree, Puppet allows you to pass an array of strings. Open your package.pp file and update it to match the PDF's mass-uninstall scenario: </w:t>
+      </w:r>
+      <w:r/>
+    </w:p>
+    <w:p>
+      <w:pPr>
+        <w:pBdr>
+          <w:top w:val="none" w:color="000000" w:sz="4" w:space="0"/>
+          <w:left w:val="none" w:color="000000" w:sz="4" w:space="0"/>
+          <w:bottom w:val="none" w:color="000000" w:sz="4" w:space="0"/>
+          <w:right w:val="none" w:color="000000" w:sz="4" w:space="0"/>
+        </w:pBdr>
+        <w:spacing w:before="0" w:line="276" w:lineRule="auto"/>
+        <w:ind w:right="0" w:firstLine="0" w:left="0"/>
+        <w:rPr/>
+      </w:pPr>
+      <w:r>
+        <w:rPr>
+          <w:rFonts w:ascii="Arial" w:hAnsi="Arial" w:eastAsia="Arial" w:cs="Arial"/>
+          <w:color w:val="000000"/>
+          <w:sz w:val="24"/>
+        </w:rPr>
+        <w:t xml:space="preserve">Puppet</w:t>
+      </w:r>
+      <w:r/>
+    </w:p>
+    <w:p>
+      <w:pPr>
+        <w:pBdr>
+          <w:top w:val="none" w:color="000000" w:sz="4" w:space="0"/>
+          <w:left w:val="none" w:color="000000" w:sz="4" w:space="0"/>
+          <w:bottom w:val="none" w:color="000000" w:sz="4" w:space="0"/>
+          <w:right w:val="none" w:color="000000" w:sz="4" w:space="0"/>
+        </w:pBdr>
+        <w:spacing w:before="0" w:line="276" w:lineRule="auto"/>
+        <w:ind w:right="0" w:firstLine="0" w:left="0"/>
+        <w:rPr/>
+      </w:pPr>
+      <w:r>
+        <w:rPr>
+          <w:rFonts w:ascii="Arial" w:hAnsi="Arial" w:eastAsia="Arial" w:cs="Arial"/>
+          <w:color w:val="000000"/>
+          <w:sz w:val="24"/>
+        </w:rPr>
+        <w:t xml:space="preserve">package { ['git', 'curl', 'tree']:   ensure =&gt; absent, } </w:t>
+      </w:r>
+      <w:r/>
+    </w:p>
+    <w:p>
+      <w:pPr>
+        <w:pBdr>
+          <w:top w:val="none" w:color="000000" w:sz="4" w:space="0"/>
+          <w:left w:val="none" w:color="000000" w:sz="4" w:space="0"/>
+          <w:bottom w:val="none" w:color="000000" w:sz="4" w:space="0"/>
+          <w:right w:val="none" w:color="000000" w:sz="4" w:space="0"/>
+        </w:pBdr>
+        <w:spacing w:before="0" w:line="276" w:lineRule="auto"/>
+        <w:ind w:right="0" w:firstLine="0" w:left="0"/>
+        <w:rPr/>
+      </w:pPr>
+      <w:r>
+        <w:rPr>
+          <w:rFonts w:ascii="Arial" w:hAnsi="Arial" w:eastAsia="Arial" w:cs="Arial"/>
+          <w:b/>
+          <w:color w:val="000000"/>
+          <w:sz w:val="24"/>
+        </w:rPr>
+        <w:t xml:space="preserve">2. Pre-Flight Syntax Checking</w:t>
+      </w:r>
+      <w:r>
+        <w:rPr>
+          <w:rFonts w:ascii="Arial" w:hAnsi="Arial" w:eastAsia="Arial" w:cs="Arial"/>
+          <w:color w:val="000000"/>
+          <w:sz w:val="24"/>
+        </w:rPr>
+        <w:t xml:space="preserve"> Before applying code in a production environment, you must ensure there are no missing commas or bracket errors. The PDF uses the parser command for this: </w:t>
+      </w:r>
+      <w:r/>
+    </w:p>
+    <w:p>
+      <w:pPr>
+        <w:pBdr>
+          <w:top w:val="none" w:color="000000" w:sz="4" w:space="0"/>
+          <w:left w:val="none" w:color="000000" w:sz="4" w:space="0"/>
+          <w:bottom w:val="none" w:color="000000" w:sz="4" w:space="0"/>
+          <w:right w:val="none" w:color="000000" w:sz="4" w:space="0"/>
+        </w:pBdr>
+        <w:spacing w:before="0" w:line="276" w:lineRule="auto"/>
+        <w:ind w:right="0" w:firstLine="0" w:left="0"/>
+        <w:rPr/>
+      </w:pPr>
+      <w:r>
+        <w:rPr>
+          <w:rFonts w:ascii="Arial" w:hAnsi="Arial" w:eastAsia="Arial" w:cs="Arial"/>
+          <w:color w:val="000000"/>
+          <w:sz w:val="24"/>
+        </w:rPr>
+        <w:t xml:space="preserve">Bash</w:t>
+      </w:r>
+      <w:r/>
+    </w:p>
+    <w:p>
+      <w:pPr>
+        <w:pBdr>
+          <w:top w:val="none" w:color="000000" w:sz="4" w:space="0"/>
+          <w:left w:val="none" w:color="000000" w:sz="4" w:space="0"/>
+          <w:bottom w:val="none" w:color="000000" w:sz="4" w:space="0"/>
+          <w:right w:val="none" w:color="000000" w:sz="4" w:space="0"/>
+        </w:pBdr>
+        <w:spacing w:before="0" w:line="276" w:lineRule="auto"/>
+        <w:ind w:right="0" w:firstLine="0" w:left="0"/>
+        <w:rPr/>
+      </w:pPr>
+      <w:r>
+        <w:rPr>
+          <w:rFonts w:ascii="Arial" w:hAnsi="Arial" w:eastAsia="Arial" w:cs="Arial"/>
+          <w:color w:val="000000"/>
+          <w:sz w:val="24"/>
+        </w:rPr>
+        <w:t xml:space="preserve">sudo /opt/puppetlabs/bin/puppet parser validate package.pp</w:t>
+      </w:r>
+      <w:r/>
+      <w:r>
+        <w:rPr>
+          <w:rFonts w:ascii="Arial" w:hAnsi="Arial" w:eastAsia="Arial" w:cs="Arial"/>
+          <w:sz w:val="24"/>
+        </w:rPr>
+      </w:r>
+      <w:r/>
+      <w:r>
+        <w:rPr>
+          <w:rFonts w:ascii="Arial" w:hAnsi="Arial" w:eastAsia="Arial" w:cs="Arial"/>
+          <w:sz w:val="24"/>
+        </w:rPr>
+      </w:r>
+    </w:p>
+    <w:p>
+      <w:pPr>
+        <w:pBdr>
+          <w:top w:val="none" w:color="000000" w:sz="4" w:space="0"/>
+          <w:left w:val="none" w:color="000000" w:sz="4" w:space="0"/>
+          <w:bottom w:val="none" w:color="000000" w:sz="4" w:space="0"/>
+          <w:right w:val="none" w:color="000000" w:sz="4" w:space="0"/>
+        </w:pBdr>
+        <w:spacing w:before="0" w:line="276" w:lineRule="auto"/>
+        <w:ind w:right="0" w:firstLine="0" w:left="0"/>
+        <w:rPr>
+          <w:rFonts w:ascii="Arial" w:hAnsi="Arial" w:eastAsia="Arial" w:cs="Arial"/>
+          <w:bCs/>
+          <w:i/>
+          <w:color w:val="000000"/>
+          <w:sz w:val="24"/>
+          <w:szCs w:val="24"/>
+          <w:highlight w:val="none"/>
+        </w:rPr>
+      </w:pPr>
+      <w:r>
+        <w:rPr>
+          <w:rFonts w:ascii="Arial" w:hAnsi="Arial" w:eastAsia="Arial" w:cs="Arial"/>
+          <w:i/>
+          <w:color w:val="000000"/>
+          <w:sz w:val="24"/>
+        </w:rPr>
+        <w:t xml:space="preserve">(If it returns nothing, your syntax is perfectly valid).</w:t>
+      </w:r>
+      <w:r>
+        <w:rPr>
+          <w:rFonts w:ascii="Arial" w:hAnsi="Arial" w:eastAsia="Arial" w:cs="Arial"/>
+          <w:sz w:val="24"/>
+        </w:rPr>
+      </w:r>
+    </w:p>
+    <w:p>
+      <w:pPr>
+        <w:pBdr>
+          <w:top w:val="none" w:color="000000" w:sz="4" w:space="0"/>
+          <w:left w:val="none" w:color="000000" w:sz="4" w:space="0"/>
+          <w:bottom w:val="none" w:color="000000" w:sz="4" w:space="0"/>
+          <w:right w:val="none" w:color="000000" w:sz="4" w:space="0"/>
+        </w:pBdr>
+        <w:spacing w:before="0" w:line="276" w:lineRule="auto"/>
+        <w:ind w:right="0" w:firstLine="0" w:left="0"/>
+        <w:rPr/>
+      </w:pPr>
+      <w:r>
+        <w:rPr>
+          <w:rFonts w:ascii="Arial" w:hAnsi="Arial" w:eastAsia="Arial" w:cs="Arial"/>
+          <w:b/>
+          <w:color w:val="000000"/>
+          <w:sz w:val="24"/>
+        </w:rPr>
+        <w:t xml:space="preserve">3. Applying with the Trace Flag</w:t>
+      </w:r>
+      <w:r>
+        <w:rPr>
+          <w:rFonts w:ascii="Arial" w:hAnsi="Arial" w:eastAsia="Arial" w:cs="Arial"/>
+          <w:color w:val="000000"/>
+          <w:sz w:val="24"/>
+        </w:rPr>
+        <w:t xml:space="preserve"> The documentation executes the apply command using a specific debugging flag: </w:t>
+      </w:r>
+      <w:r/>
+    </w:p>
+    <w:p>
+      <w:pPr>
+        <w:pBdr>
+          <w:top w:val="none" w:color="000000" w:sz="4" w:space="0"/>
+          <w:left w:val="none" w:color="000000" w:sz="4" w:space="0"/>
+          <w:bottom w:val="none" w:color="000000" w:sz="4" w:space="0"/>
+          <w:right w:val="none" w:color="000000" w:sz="4" w:space="0"/>
+        </w:pBdr>
+        <w:spacing w:before="0" w:line="276" w:lineRule="auto"/>
+        <w:ind w:right="0" w:firstLine="0" w:left="0"/>
+        <w:rPr/>
+      </w:pPr>
+      <w:r>
+        <w:rPr>
+          <w:rFonts w:ascii="Arial" w:hAnsi="Arial" w:eastAsia="Arial" w:cs="Arial"/>
+          <w:color w:val="000000"/>
+          <w:sz w:val="24"/>
+        </w:rPr>
+        <w:t xml:space="preserve">Bash</w:t>
+      </w:r>
+      <w:r/>
+    </w:p>
+    <w:p>
+      <w:pPr>
+        <w:pBdr>
+          <w:top w:val="none" w:color="000000" w:sz="4" w:space="0"/>
+          <w:left w:val="none" w:color="000000" w:sz="4" w:space="0"/>
+          <w:bottom w:val="none" w:color="000000" w:sz="4" w:space="0"/>
+          <w:right w:val="none" w:color="000000" w:sz="4" w:space="0"/>
+        </w:pBdr>
+        <w:spacing w:before="0" w:line="276" w:lineRule="auto"/>
+        <w:ind w:right="0" w:firstLine="0" w:left="0"/>
+        <w:rPr/>
+      </w:pPr>
+      <w:r>
+        <w:rPr>
+          <w:rFonts w:ascii="Arial" w:hAnsi="Arial" w:eastAsia="Arial" w:cs="Arial"/>
+          <w:color w:val="000000"/>
+          <w:sz w:val="24"/>
+        </w:rPr>
+        <w:t xml:space="preserve">sudo /opt/puppetlabs/bin/puppet apply package.pp --trace</w:t>
+      </w:r>
+      <w:r/>
+    </w:p>
+    <w:p>
+      <w:pPr>
+        <w:pBdr>
+          <w:top w:val="none" w:color="000000" w:sz="4" w:space="0"/>
+          <w:left w:val="none" w:color="000000" w:sz="4" w:space="0"/>
+          <w:bottom w:val="none" w:color="000000" w:sz="4" w:space="0"/>
+          <w:right w:val="none" w:color="000000" w:sz="4" w:space="0"/>
+        </w:pBdr>
+        <w:spacing w:before="0" w:line="276" w:lineRule="auto"/>
+        <w:ind w:right="0" w:firstLine="0" w:left="0"/>
+        <w:rPr/>
+      </w:pPr>
+      <w:r>
+        <w:rPr>
+          <w:rFonts w:ascii="Arial" w:hAnsi="Arial" w:eastAsia="Arial" w:cs="Arial"/>
+          <w:sz w:val="24"/>
+        </w:rPr>
+      </w:r>
+      <w:r/>
+    </w:p>
+    <w:p>
+      <w:pPr>
+        <w:pBdr>
+          <w:top w:val="none" w:color="000000" w:sz="4" w:space="0"/>
+          <w:left w:val="none" w:color="000000" w:sz="4" w:space="0"/>
+          <w:bottom w:val="none" w:color="000000" w:sz="4" w:space="0"/>
+          <w:right w:val="none" w:color="000000" w:sz="4" w:space="0"/>
+        </w:pBdr>
+        <w:spacing w:before="0" w:line="276" w:lineRule="auto"/>
+        <w:ind w:right="0" w:firstLine="0" w:left="0"/>
+        <w:rPr/>
+      </w:pPr>
+      <w:r>
+        <w:rPr>
+          <w:rFonts w:ascii="Arial" w:hAnsi="Arial" w:eastAsia="Arial" w:cs="Arial"/>
+          <w:b/>
+          <w:color w:val="000000"/>
+          <w:sz w:val="24"/>
+        </w:rPr>
+        <w:t xml:space="preserve">Why --trace?</w:t>
+      </w:r>
+      <w:r>
+        <w:rPr>
+          <w:rFonts w:ascii="Arial" w:hAnsi="Arial" w:eastAsia="Arial" w:cs="Arial"/>
+          <w:color w:val="000000"/>
+          <w:sz w:val="24"/>
+        </w:rPr>
+        <w:t xml:space="preserve"> If Puppet encounters a fatal error, --trace forces it to print the entire Ruby stack trace. It tells you exactly which line of Puppet's underlying Ruby source code failed, which is invaluable for deep debugging.</w:t>
+      </w:r>
+      <w:r/>
+    </w:p>
+    <w:p>
+      <w:pPr>
+        <w:pBdr/>
+        <w:spacing/>
+        <w:ind/>
+        <w:rPr>
+          <w:highlight w:val="none"/>
+        </w:rPr>
+      </w:pPr>
+      <w:r>
+        <w:rPr>
+          <w:highlight w:val="none"/>
+        </w:rPr>
+      </w:r>
+      <w:r>
+        <mc:AlternateContent>
+          <mc:Choice Requires="wpg">
+            <w:drawing>
+              <wp:inline xmlns:wp="http://schemas.openxmlformats.org/drawingml/2006/wordprocessingDrawing" distT="0" distB="0" distL="0" distR="0">
+                <wp:extent cx="5943600" cy="553326"/>
+                <wp:effectExtent l="0" t="0" r="0" b="0"/>
+                <wp:docPr id="23" name=""/>
+                <wp:cNvGraphicFramePr>
+                  <a:graphicFrameLocks xmlns:a="http://schemas.openxmlformats.org/drawingml/2006/main" noChangeAspect="1"/>
+                </wp:cNvGraphicFramePr>
+                <a:graphic xmlns:a="http://schemas.openxmlformats.org/drawingml/2006/main">
+                  <a:graphicData uri="http://schemas.openxmlformats.org/drawingml/2006/picture">
+                    <pic:pic xmlns:pic="http://schemas.openxmlformats.org/drawingml/2006/picture">
+                      <pic:nvPicPr>
+                        <pic:cNvPr id="1254145543" name=""/>
+                        <pic:cNvPicPr>
+                          <a:picLocks noChangeAspect="1"/>
+                        </pic:cNvPicPr>
+                        <pic:nvPr/>
+                      </pic:nvPicPr>
+                      <pic:blipFill rotWithShape="1">
+                        <a:blip r:embed="rId31"/>
+                        <a:stretch/>
+                      </pic:blipFill>
+                      <pic:spPr bwMode="auto">
+                        <a:xfrm>
+                          <a:off x="0" y="0"/>
+                          <a:ext cx="5943599" cy="553326"/>
+                        </a:xfrm>
+                        <a:prstGeom prst="rect">
+                          <a:avLst/>
+                        </a:prstGeom>
+                      </pic:spPr>
+                    </pic:pic>
+                  </a:graphicData>
+                </a:graphic>
+              </wp:inline>
+            </w:drawing>
+          </mc:Choice>
+          <mc:Fallback>
+            <w:pict>
+              <v:shapetype id="_x0000_t75" coordsize="21600,21600" o:spt="75" o:preferrelative="t" path="m@4@5l@4@11@9@11@9@5xe" filled="f" stroked="f">
+                <v:stroke joinstyle="miter"/>
+                <v:formulas>
+                  <v:f eqn="if lineDrawn pixelLineWidth 0"/>
+                  <v:f eqn="sum @0 1 0"/>
+                  <v:f eqn="sum 0 0 @1"/>
+                  <v:f eqn="prod @2 1 2"/>
+                  <v:f eqn="prod @3 21600 pixelWidth"/>
+                  <v:f eqn="prod @3 21600 pixelHeight"/>
+                  <v:f eqn="sum @0 0 1"/>
+                  <v:f eqn="prod @6 1 2"/>
+                  <v:f eqn="prod @7 21600 pixelWidth"/>
+                  <v:f eqn="sum @8 21600 0"/>
+                  <v:f eqn="prod @7 21600 pixelHeight"/>
+                  <v:f eqn="sum @10 21600 0"/>
+                </v:formulas>
+                <v:path o:extrusionok="f" gradientshapeok="t" o:connecttype="rect"/>
+                <o:lock v:ext="edit" aspectratio="t"/>
+              </v:shapetype>
+              <v:shape id="_x0000_i22" o:spid="_x0000_s22" type="#_x0000_t75" style="width:468.00pt;height:43.57pt;mso-wrap-distance-left:0.00pt;mso-wrap-distance-top:0.00pt;mso-wrap-distance-right:0.00pt;mso-wrap-distance-bottom:0.00pt;z-index:1;" stroked="false">
+                <v:imagedata r:id="rId31" o:title=""/>
+                <o:lock v:ext="edit" rotation="t"/>
+              </v:shape>
+            </w:pict>
+          </mc:Fallback>
+        </mc:AlternateContent>
+      </w:r>
+      <w:r>
+        <w:rPr>
+          <w:highlight w:val="none"/>
+        </w:rPr>
+      </w:r>
+    </w:p>
+    <w:p>
+      <w:pPr>
+        <w:pBdr>
+          <w:top w:val="none" w:color="000000" w:sz="4" w:space="0"/>
+          <w:left w:val="none" w:color="000000" w:sz="4" w:space="0"/>
+          <w:bottom w:val="none" w:color="000000" w:sz="4" w:space="0"/>
+          <w:right w:val="none" w:color="000000" w:sz="4" w:space="0"/>
+        </w:pBdr>
+        <w:spacing/>
+        <w:ind w:right="0" w:firstLine="0" w:left="0"/>
+        <w:rPr/>
+      </w:pPr>
+      <w:r>
+        <w:rPr>
+          <w:rFonts w:ascii="Times New Roman" w:hAnsi="Times New Roman" w:eastAsia="Times New Roman" w:cs="Times New Roman"/>
+          <w:color w:val="000000"/>
+          <w:sz w:val="24"/>
+        </w:rPr>
+        <w:t xml:space="preserve">Here are the edge cases and advanced tactics for the </w:t>
+      </w:r>
+      <w:r>
+        <w:rPr>
+          <w:rFonts w:ascii="Courier New" w:hAnsi="Courier New" w:eastAsia="Courier New" w:cs="Courier New"/>
+          <w:color w:val="000000"/>
+          <w:sz w:val="20"/>
+        </w:rPr>
+        <w:t xml:space="preserve">package</w:t>
+      </w:r>
+      <w:r>
+        <w:rPr>
+          <w:rFonts w:ascii="Times New Roman" w:hAnsi="Times New Roman" w:eastAsia="Times New Roman" w:cs="Times New Roman"/>
+          <w:color w:val="000000"/>
+          <w:sz w:val="24"/>
+        </w:rPr>
+        <w:t xml:space="preserve"> resource that you will encounter in real infrastructure.</w:t>
+      </w:r>
+      <w:r/>
+    </w:p>
+    <w:p>
+      <w:pPr>
+        <w:pBdr>
+          <w:top w:val="none" w:color="000000" w:sz="4" w:space="0"/>
+          <w:left w:val="none" w:color="000000" w:sz="4" w:space="0"/>
+          <w:bottom w:val="none" w:color="000000" w:sz="4" w:space="0"/>
+          <w:right w:val="none" w:color="000000" w:sz="4" w:space="0"/>
+        </w:pBdr>
+        <w:spacing/>
+        <w:ind w:right="0" w:firstLine="0" w:left="0"/>
+        <w:rPr/>
+      </w:pPr>
+      <w:r>
+        <w:rPr>
+          <w:rFonts w:ascii="Times New Roman" w:hAnsi="Times New Roman" w:eastAsia="Times New Roman" w:cs="Times New Roman"/>
+          <w:b/>
+          <w:color w:val="000000"/>
+          <w:sz w:val="24"/>
+        </w:rPr>
+        <w:t xml:space="preserve">Case 1: Version Pinning (The Golden Rule of Stability)</w:t>
+      </w:r>
+      <w:r>
+        <w:rPr>
+          <w:rFonts w:ascii="Times New Roman" w:hAnsi="Times New Roman" w:eastAsia="Times New Roman" w:cs="Times New Roman"/>
+          <w:color w:val="000000"/>
+          <w:sz w:val="24"/>
+        </w:rPr>
+        <w:t xml:space="preserve"> Using </w:t>
+      </w:r>
+      <w:r>
+        <w:rPr>
+          <w:rFonts w:ascii="Courier New" w:hAnsi="Courier New" w:eastAsia="Courier New" w:cs="Courier New"/>
+          <w:color w:val="000000"/>
+          <w:sz w:val="20"/>
+        </w:rPr>
+        <w:t xml:space="preserve">ensure =&gt; installed</w:t>
+      </w:r>
+      <w:r>
+        <w:rPr>
+          <w:rFonts w:ascii="Times New Roman" w:hAnsi="Times New Roman" w:eastAsia="Times New Roman" w:cs="Times New Roman"/>
+          <w:color w:val="000000"/>
+          <w:sz w:val="24"/>
+        </w:rPr>
+        <w:t xml:space="preserve"> is actually dangerous in strict production environments because you don't know </w:t>
+      </w:r>
+      <w:r>
+        <w:rPr>
+          <w:rFonts w:ascii="Times New Roman" w:hAnsi="Times New Roman" w:eastAsia="Times New Roman" w:cs="Times New Roman"/>
+          <w:i/>
+          <w:color w:val="000000"/>
+          <w:sz w:val="24"/>
+        </w:rPr>
+        <w:t xml:space="preserve">which</w:t>
+      </w:r>
+      <w:r>
+        <w:rPr>
+          <w:rFonts w:ascii="Times New Roman" w:hAnsi="Times New Roman" w:eastAsia="Times New Roman" w:cs="Times New Roman"/>
+          <w:color w:val="000000"/>
+          <w:sz w:val="24"/>
+        </w:rPr>
+        <w:t xml:space="preserve"> version </w:t>
+      </w:r>
+      <w:r>
+        <w:rPr>
+          <w:rFonts w:ascii="Courier New" w:hAnsi="Courier New" w:eastAsia="Courier New" w:cs="Courier New"/>
+          <w:color w:val="000000"/>
+          <w:sz w:val="20"/>
+        </w:rPr>
+        <w:t xml:space="preserve">apt</w:t>
+      </w:r>
+      <w:r>
+        <w:rPr>
+          <w:rFonts w:ascii="Times New Roman" w:hAnsi="Times New Roman" w:eastAsia="Times New Roman" w:cs="Times New Roman"/>
+          <w:color w:val="000000"/>
+          <w:sz w:val="24"/>
+        </w:rPr>
+        <w:t xml:space="preserve"> will grab. It might grab a new version that breaks your application. To guarantee perfect consistency across 100 servers, you pin the exact version:</w:t>
+      </w:r>
+      <w:r/>
+    </w:p>
+    <w:p>
+      <w:pPr>
+        <w:pBdr>
+          <w:top w:val="none" w:color="000000" w:sz="4" w:space="0"/>
+          <w:left w:val="none" w:color="000000" w:sz="4" w:space="0"/>
+          <w:bottom w:val="none" w:color="000000" w:sz="4" w:space="0"/>
+          <w:right w:val="none" w:color="000000" w:sz="4" w:space="0"/>
+        </w:pBdr>
+        <w:spacing/>
+        <w:ind w:right="0" w:firstLine="0" w:left="0"/>
+        <w:rPr/>
+      </w:pPr>
+      <w:r>
+        <w:rPr>
+          <w:rFonts w:ascii="Times New Roman" w:hAnsi="Times New Roman" w:eastAsia="Times New Roman" w:cs="Times New Roman"/>
+          <w:color w:val="000000"/>
+          <w:sz w:val="24"/>
+        </w:rPr>
+        <w:t xml:space="preserve">Puppet</w:t>
+      </w:r>
+      <w:r/>
+    </w:p>
+    <w:p>
+      <w:pPr>
+        <w:pBdr>
+          <w:top w:val="none" w:color="000000" w:sz="4" w:space="0"/>
+          <w:left w:val="none" w:color="000000" w:sz="4" w:space="0"/>
+          <w:bottom w:val="none" w:color="000000" w:sz="4" w:space="0"/>
+          <w:right w:val="none" w:color="000000" w:sz="4" w:space="0"/>
+        </w:pBdr>
+        <w:spacing/>
+        <w:ind w:right="0" w:firstLine="0" w:left="0"/>
+        <w:rPr/>
+      </w:pPr>
+      <w:r>
+        <w:rPr>
+          <w:rFonts w:ascii="Courier New" w:hAnsi="Courier New" w:eastAsia="Courier New" w:cs="Courier New"/>
+          <w:color w:val="000000"/>
+          <w:sz w:val="20"/>
+        </w:rPr>
+        <w:t xml:space="preserve">package { 'nginx-core':   ensure =&gt; '1.18.0-0ubuntu1.4', } </w:t>
+      </w:r>
+      <w:r/>
+    </w:p>
+    <w:p>
+      <w:pPr>
+        <w:pBdr>
+          <w:top w:val="none" w:color="000000" w:sz="4" w:space="0"/>
+          <w:left w:val="none" w:color="000000" w:sz="4" w:space="0"/>
+          <w:bottom w:val="none" w:color="000000" w:sz="4" w:space="0"/>
+          <w:right w:val="none" w:color="000000" w:sz="4" w:space="0"/>
+        </w:pBdr>
+        <w:spacing/>
+        <w:ind w:right="0" w:firstLine="0" w:left="0"/>
+        <w:rPr/>
+      </w:pPr>
+      <w:r>
+        <w:rPr>
+          <w:rFonts w:ascii="Times New Roman" w:hAnsi="Times New Roman" w:eastAsia="Times New Roman" w:cs="Times New Roman"/>
+          <w:b/>
+          <w:color w:val="000000"/>
+          <w:sz w:val="24"/>
+        </w:rPr>
+        <w:t xml:space="preserve">Case 2: The </w:t>
+      </w:r>
+      <w:r>
+        <w:rPr>
+          <w:rFonts w:ascii="Courier New" w:hAnsi="Courier New" w:eastAsia="Courier New" w:cs="Courier New"/>
+          <w:b/>
+          <w:color w:val="000000"/>
+          <w:sz w:val="20"/>
+        </w:rPr>
+        <w:t xml:space="preserve">latest</w:t>
+      </w:r>
+      <w:r>
+        <w:rPr>
+          <w:rFonts w:ascii="Times New Roman" w:hAnsi="Times New Roman" w:eastAsia="Times New Roman" w:cs="Times New Roman"/>
+          <w:b/>
+          <w:color w:val="000000"/>
+          <w:sz w:val="24"/>
+        </w:rPr>
+        <w:t xml:space="preserve"> Trap</w:t>
+      </w:r>
+      <w:r>
+        <w:rPr>
+          <w:rFonts w:ascii="Times New Roman" w:hAnsi="Times New Roman" w:eastAsia="Times New Roman" w:cs="Times New Roman"/>
+          <w:color w:val="000000"/>
+          <w:sz w:val="24"/>
+        </w:rPr>
+        <w:t xml:space="preserve"> You can tell Puppet to automatically update software by using </w:t>
+      </w:r>
+      <w:r>
+        <w:rPr>
+          <w:rFonts w:ascii="Courier New" w:hAnsi="Courier New" w:eastAsia="Courier New" w:cs="Courier New"/>
+          <w:color w:val="000000"/>
+          <w:sz w:val="20"/>
+        </w:rPr>
+        <w:t xml:space="preserve">ensure =&gt; latest</w:t>
+      </w:r>
+      <w:r>
+        <w:rPr>
+          <w:rFonts w:ascii="Times New Roman" w:hAnsi="Times New Roman" w:eastAsia="Times New Roman" w:cs="Times New Roman"/>
+          <w:color w:val="000000"/>
+          <w:sz w:val="24"/>
+        </w:rPr>
+        <w:t xml:space="preserve">.</w:t>
+      </w:r>
+      <w:r/>
+    </w:p>
+    <w:p>
+      <w:pPr>
+        <w:pBdr>
+          <w:top w:val="none" w:color="000000" w:sz="4" w:space="0"/>
+          <w:left w:val="none" w:color="000000" w:sz="4" w:space="0"/>
+          <w:bottom w:val="none" w:color="000000" w:sz="4" w:space="0"/>
+          <w:right w:val="none" w:color="000000" w:sz="4" w:space="0"/>
+        </w:pBdr>
+        <w:spacing/>
+        <w:ind w:right="0" w:firstLine="0" w:left="0"/>
+        <w:rPr/>
+      </w:pPr>
+      <w:r>
+        <w:rPr>
+          <w:rFonts w:ascii="Times New Roman" w:hAnsi="Times New Roman" w:eastAsia="Times New Roman" w:cs="Times New Roman"/>
+          <w:color w:val="000000"/>
+          <w:sz w:val="24"/>
+        </w:rPr>
+        <w:t xml:space="preserve">Puppet</w:t>
+      </w:r>
+      <w:r/>
+    </w:p>
+    <w:p>
+      <w:pPr>
+        <w:pBdr>
+          <w:top w:val="none" w:color="000000" w:sz="4" w:space="0"/>
+          <w:left w:val="none" w:color="000000" w:sz="4" w:space="0"/>
+          <w:bottom w:val="none" w:color="000000" w:sz="4" w:space="0"/>
+          <w:right w:val="none" w:color="000000" w:sz="4" w:space="0"/>
+        </w:pBdr>
+        <w:spacing/>
+        <w:ind w:right="0" w:firstLine="0" w:left="0"/>
+        <w:rPr/>
+      </w:pPr>
+      <w:r>
+        <w:rPr>
+          <w:rFonts w:ascii="Courier New" w:hAnsi="Courier New" w:eastAsia="Courier New" w:cs="Courier New"/>
+          <w:color w:val="000000"/>
+          <w:sz w:val="20"/>
+        </w:rPr>
+        <w:t xml:space="preserve">package { 'openssl':   ensure =&gt; latest, } </w:t>
+      </w:r>
+      <w:r/>
+    </w:p>
+    <w:p>
+      <w:pPr>
+        <w:pBdr>
+          <w:top w:val="none" w:color="000000" w:sz="4" w:space="0"/>
+          <w:left w:val="none" w:color="000000" w:sz="4" w:space="0"/>
+          <w:bottom w:val="none" w:color="000000" w:sz="4" w:space="0"/>
+          <w:right w:val="none" w:color="000000" w:sz="4" w:space="0"/>
+        </w:pBdr>
+        <w:spacing/>
+        <w:ind w:right="0" w:firstLine="0" w:left="0"/>
+        <w:rPr/>
+      </w:pPr>
+      <w:r>
+        <w:rPr>
+          <w:rFonts w:ascii="Times New Roman" w:hAnsi="Times New Roman" w:eastAsia="Times New Roman" w:cs="Times New Roman"/>
+          <w:i/>
+          <w:color w:val="000000"/>
+          <w:sz w:val="24"/>
+        </w:rPr>
+        <w:t xml:space="preserve">The Danger:</w:t>
+      </w:r>
+      <w:r>
+        <w:rPr>
+          <w:rFonts w:ascii="Times New Roman" w:hAnsi="Times New Roman" w:eastAsia="Times New Roman" w:cs="Times New Roman"/>
+          <w:color w:val="000000"/>
+          <w:sz w:val="24"/>
+        </w:rPr>
+        <w:t xml:space="preserve"> Every time the Puppet Agent runs (every 10 minutes), it runs </w:t>
+      </w:r>
+      <w:r>
+        <w:rPr>
+          <w:rFonts w:ascii="Courier New" w:hAnsi="Courier New" w:eastAsia="Courier New" w:cs="Courier New"/>
+          <w:color w:val="000000"/>
+          <w:sz w:val="20"/>
+        </w:rPr>
+        <w:t xml:space="preserve">apt-get update</w:t>
+      </w:r>
+      <w:r>
+        <w:rPr>
+          <w:rFonts w:ascii="Times New Roman" w:hAnsi="Times New Roman" w:eastAsia="Times New Roman" w:cs="Times New Roman"/>
+          <w:color w:val="000000"/>
+          <w:sz w:val="24"/>
+        </w:rPr>
+        <w:t xml:space="preserve">. If a new version is released, Puppet upgrades it immediately. If that new version has a bug, Puppet just deployed a bug to your entire fleet automatically. Only use </w:t>
+      </w:r>
+      <w:r>
+        <w:rPr>
+          <w:rFonts w:ascii="Courier New" w:hAnsi="Courier New" w:eastAsia="Courier New" w:cs="Courier New"/>
+          <w:color w:val="000000"/>
+          <w:sz w:val="20"/>
+        </w:rPr>
+        <w:t xml:space="preserve">latest</w:t>
+      </w:r>
+      <w:r>
+        <w:rPr>
+          <w:rFonts w:ascii="Times New Roman" w:hAnsi="Times New Roman" w:eastAsia="Times New Roman" w:cs="Times New Roman"/>
+          <w:color w:val="000000"/>
+          <w:sz w:val="24"/>
+        </w:rPr>
+        <w:t xml:space="preserve"> for critical security packages, never for application dependencies.</w:t>
+      </w:r>
+      <w:r/>
+    </w:p>
+    <w:p>
+      <w:pPr>
+        <w:pBdr>
+          <w:top w:val="none" w:color="000000" w:sz="4" w:space="0"/>
+          <w:left w:val="none" w:color="000000" w:sz="4" w:space="0"/>
+          <w:bottom w:val="none" w:color="000000" w:sz="4" w:space="0"/>
+          <w:right w:val="none" w:color="000000" w:sz="4" w:space="0"/>
+        </w:pBdr>
+        <w:spacing/>
+        <w:ind w:right="0" w:firstLine="0" w:left="0"/>
+        <w:rPr/>
+      </w:pPr>
+      <w:r>
+        <w:rPr>
+          <w:rFonts w:ascii="Times New Roman" w:hAnsi="Times New Roman" w:eastAsia="Times New Roman" w:cs="Times New Roman"/>
+          <w:b/>
+          <w:color w:val="000000"/>
+          <w:sz w:val="24"/>
+        </w:rPr>
+        <w:t xml:space="preserve">Case 3: Alternative Package Providers</w:t>
+      </w:r>
+      <w:r>
+        <w:rPr>
+          <w:rFonts w:ascii="Times New Roman" w:hAnsi="Times New Roman" w:eastAsia="Times New Roman" w:cs="Times New Roman"/>
+          <w:color w:val="000000"/>
+          <w:sz w:val="24"/>
+        </w:rPr>
+        <w:t xml:space="preserve"> Puppet assumes you want to use the default OS package manager (</w:t>
+      </w:r>
+      <w:r>
+        <w:rPr>
+          <w:rFonts w:ascii="Courier New" w:hAnsi="Courier New" w:eastAsia="Courier New" w:cs="Courier New"/>
+          <w:color w:val="000000"/>
+          <w:sz w:val="20"/>
+        </w:rPr>
+        <w:t xml:space="preserve">apt</w:t>
+      </w:r>
+      <w:r>
+        <w:rPr>
+          <w:rFonts w:ascii="Times New Roman" w:hAnsi="Times New Roman" w:eastAsia="Times New Roman" w:cs="Times New Roman"/>
+          <w:color w:val="000000"/>
+          <w:sz w:val="24"/>
+        </w:rPr>
+        <w:t xml:space="preserve"> for Ubuntu). But what if you are configuring a backend environment and need a process manager like </w:t>
+      </w:r>
+      <w:r>
+        <w:rPr>
+          <w:rFonts w:ascii="Courier New" w:hAnsi="Courier New" w:eastAsia="Courier New" w:cs="Courier New"/>
+          <w:color w:val="000000"/>
+          <w:sz w:val="20"/>
+        </w:rPr>
+        <w:t xml:space="preserve">pm2</w:t>
+      </w:r>
+      <w:r>
+        <w:rPr>
+          <w:rFonts w:ascii="Times New Roman" w:hAnsi="Times New Roman" w:eastAsia="Times New Roman" w:cs="Times New Roman"/>
+          <w:color w:val="000000"/>
+          <w:sz w:val="24"/>
+        </w:rPr>
+        <w:t xml:space="preserve">? </w:t>
+      </w:r>
+      <w:r>
+        <w:rPr>
+          <w:rFonts w:ascii="Courier New" w:hAnsi="Courier New" w:eastAsia="Courier New" w:cs="Courier New"/>
+          <w:color w:val="000000"/>
+          <w:sz w:val="20"/>
+        </w:rPr>
+        <w:t xml:space="preserve">apt</w:t>
+      </w:r>
+      <w:r>
+        <w:rPr>
+          <w:rFonts w:ascii="Times New Roman" w:hAnsi="Times New Roman" w:eastAsia="Times New Roman" w:cs="Times New Roman"/>
+          <w:color w:val="000000"/>
+          <w:sz w:val="24"/>
+        </w:rPr>
+        <w:t xml:space="preserve"> doesn't have the latest version of </w:t>
+      </w:r>
+      <w:r>
+        <w:rPr>
+          <w:rFonts w:ascii="Courier New" w:hAnsi="Courier New" w:eastAsia="Courier New" w:cs="Courier New"/>
+          <w:color w:val="000000"/>
+          <w:sz w:val="20"/>
+        </w:rPr>
+        <w:t xml:space="preserve">pm2</w:t>
+      </w:r>
+      <w:r>
+        <w:rPr>
+          <w:rFonts w:ascii="Times New Roman" w:hAnsi="Times New Roman" w:eastAsia="Times New Roman" w:cs="Times New Roman"/>
+          <w:color w:val="000000"/>
+          <w:sz w:val="24"/>
+        </w:rPr>
+        <w:t xml:space="preserve">; Node Package Manager (</w:t>
+      </w:r>
+      <w:r>
+        <w:rPr>
+          <w:rFonts w:ascii="Courier New" w:hAnsi="Courier New" w:eastAsia="Courier New" w:cs="Courier New"/>
+          <w:color w:val="000000"/>
+          <w:sz w:val="20"/>
+        </w:rPr>
+        <w:t xml:space="preserve">npm</w:t>
+      </w:r>
+      <w:r>
+        <w:rPr>
+          <w:rFonts w:ascii="Times New Roman" w:hAnsi="Times New Roman" w:eastAsia="Times New Roman" w:cs="Times New Roman"/>
+          <w:color w:val="000000"/>
+          <w:sz w:val="24"/>
+        </w:rPr>
+        <w:t xml:space="preserve">) does. You can explicitly override the provider:</w:t>
+      </w:r>
+      <w:r/>
+    </w:p>
+    <w:p>
+      <w:pPr>
+        <w:pBdr>
+          <w:top w:val="none" w:color="000000" w:sz="4" w:space="0"/>
+          <w:left w:val="none" w:color="000000" w:sz="4" w:space="0"/>
+          <w:bottom w:val="none" w:color="000000" w:sz="4" w:space="0"/>
+          <w:right w:val="none" w:color="000000" w:sz="4" w:space="0"/>
+        </w:pBdr>
+        <w:spacing/>
+        <w:ind w:right="0" w:firstLine="0" w:left="0"/>
+        <w:rPr/>
+      </w:pPr>
+      <w:r>
+        <w:rPr>
+          <w:rFonts w:ascii="Times New Roman" w:hAnsi="Times New Roman" w:eastAsia="Times New Roman" w:cs="Times New Roman"/>
+          <w:color w:val="000000"/>
+          <w:sz w:val="24"/>
+        </w:rPr>
+        <w:t xml:space="preserve">Puppet</w:t>
+      </w:r>
+      <w:r/>
+    </w:p>
+    <w:p>
+      <w:pPr>
+        <w:pBdr>
+          <w:top w:val="none" w:color="000000" w:sz="4" w:space="0"/>
+          <w:left w:val="none" w:color="000000" w:sz="4" w:space="0"/>
+          <w:bottom w:val="none" w:color="000000" w:sz="4" w:space="0"/>
+          <w:right w:val="none" w:color="000000" w:sz="4" w:space="0"/>
+        </w:pBdr>
+        <w:spacing/>
+        <w:ind w:right="0" w:firstLine="0" w:left="0"/>
+        <w:rPr/>
+      </w:pPr>
+      <w:r>
+        <w:rPr>
+          <w:rFonts w:ascii="Courier New" w:hAnsi="Courier New" w:eastAsia="Courier New" w:cs="Courier New"/>
+          <w:color w:val="000000"/>
+          <w:sz w:val="20"/>
+        </w:rPr>
+        <w:t xml:space="preserve">package { 'pm2':   ensure   =&gt; installed,   provider =&gt; 'npm', } </w:t>
+      </w:r>
+      <w:r/>
+    </w:p>
+    <w:p>
+      <w:pPr>
+        <w:pBdr>
+          <w:top w:val="none" w:color="000000" w:sz="4" w:space="0"/>
+          <w:left w:val="none" w:color="000000" w:sz="4" w:space="0"/>
+          <w:bottom w:val="none" w:color="000000" w:sz="4" w:space="0"/>
+          <w:right w:val="none" w:color="000000" w:sz="4" w:space="0"/>
+        </w:pBdr>
+        <w:spacing/>
+        <w:ind w:right="0" w:firstLine="0" w:left="0"/>
+        <w:rPr/>
+      </w:pPr>
+      <w:r>
+        <w:rPr>
+          <w:rFonts w:ascii="Times New Roman" w:hAnsi="Times New Roman" w:eastAsia="Times New Roman" w:cs="Times New Roman"/>
+          <w:color w:val="000000"/>
+          <w:sz w:val="24"/>
+        </w:rPr>
+        <w:t xml:space="preserve">Puppet will seamlessly switch from running </w:t>
+      </w:r>
+      <w:r>
+        <w:rPr>
+          <w:rFonts w:ascii="Courier New" w:hAnsi="Courier New" w:eastAsia="Courier New" w:cs="Courier New"/>
+          <w:color w:val="000000"/>
+          <w:sz w:val="20"/>
+        </w:rPr>
+        <w:t xml:space="preserve">apt install</w:t>
+      </w:r>
+      <w:r>
+        <w:rPr>
+          <w:rFonts w:ascii="Times New Roman" w:hAnsi="Times New Roman" w:eastAsia="Times New Roman" w:cs="Times New Roman"/>
+          <w:color w:val="000000"/>
+          <w:sz w:val="24"/>
+        </w:rPr>
+        <w:t xml:space="preserve"> to running </w:t>
+      </w:r>
+      <w:r>
+        <w:rPr>
+          <w:rFonts w:ascii="Courier New" w:hAnsi="Courier New" w:eastAsia="Courier New" w:cs="Courier New"/>
+          <w:color w:val="000000"/>
+          <w:sz w:val="20"/>
+        </w:rPr>
+        <w:t xml:space="preserve">npm install -g pm2</w:t>
+      </w:r>
+      <w:r>
+        <w:rPr>
+          <w:rFonts w:ascii="Times New Roman" w:hAnsi="Times New Roman" w:eastAsia="Times New Roman" w:cs="Times New Roman"/>
+          <w:color w:val="000000"/>
+          <w:sz w:val="24"/>
+        </w:rPr>
+        <w:t xml:space="preserve"> in the background.</w:t>
+      </w:r>
+      <w:r/>
+    </w:p>
+    <w:p>
+      <w:pPr>
+        <w:pBdr>
+          <w:top w:val="none" w:color="000000" w:sz="4" w:space="0"/>
+          <w:left w:val="none" w:color="000000" w:sz="4" w:space="0"/>
+          <w:bottom w:val="none" w:color="000000" w:sz="4" w:space="0"/>
+          <w:right w:val="none" w:color="000000" w:sz="4" w:space="0"/>
+        </w:pBdr>
+        <w:spacing/>
+        <w:ind w:right="0" w:firstLine="0" w:left="0"/>
+        <w:rPr/>
+      </w:pPr>
+      <w:r>
+        <w:rPr>
+          <w:rFonts w:ascii="Times New Roman" w:hAnsi="Times New Roman" w:eastAsia="Times New Roman" w:cs="Times New Roman"/>
+          <w:b/>
+          <w:color w:val="000000"/>
+          <w:sz w:val="24"/>
+        </w:rPr>
+        <w:t xml:space="preserve">Case 4: Handling Prerequisites (</w:t>
+      </w:r>
+      <w:r>
+        <w:rPr>
+          <w:rFonts w:ascii="Courier New" w:hAnsi="Courier New" w:eastAsia="Courier New" w:cs="Courier New"/>
+          <w:b/>
+          <w:color w:val="000000"/>
+          <w:sz w:val="20"/>
+        </w:rPr>
+        <w:t xml:space="preserve">require</w:t>
+      </w:r>
+      <w:r>
+        <w:rPr>
+          <w:rFonts w:ascii="Times New Roman" w:hAnsi="Times New Roman" w:eastAsia="Times New Roman" w:cs="Times New Roman"/>
+          <w:b/>
+          <w:color w:val="000000"/>
+          <w:sz w:val="24"/>
+        </w:rPr>
+        <w:t xml:space="preserve">)</w:t>
+      </w:r>
+      <w:r>
+        <w:rPr>
+          <w:rFonts w:ascii="Times New Roman" w:hAnsi="Times New Roman" w:eastAsia="Times New Roman" w:cs="Times New Roman"/>
+          <w:color w:val="000000"/>
+          <w:sz w:val="24"/>
+        </w:rPr>
+        <w:t xml:space="preserve"> Sometimes a package will fail to install because it needs a prerequisite first. You can map out these dependencies.</w:t>
+      </w:r>
+      <w:r/>
+    </w:p>
+    <w:p>
+      <w:pPr>
+        <w:pBdr>
+          <w:top w:val="none" w:color="000000" w:sz="4" w:space="0"/>
+          <w:left w:val="none" w:color="000000" w:sz="4" w:space="0"/>
+          <w:bottom w:val="none" w:color="000000" w:sz="4" w:space="0"/>
+          <w:right w:val="none" w:color="000000" w:sz="4" w:space="0"/>
+        </w:pBdr>
+        <w:spacing/>
+        <w:ind w:right="0" w:firstLine="0" w:left="0"/>
+        <w:rPr/>
+      </w:pPr>
+      <w:r>
+        <w:rPr>
+          <w:rFonts w:ascii="Times New Roman" w:hAnsi="Times New Roman" w:eastAsia="Times New Roman" w:cs="Times New Roman"/>
+          <w:color w:val="000000"/>
+          <w:sz w:val="24"/>
+        </w:rPr>
+        <w:t xml:space="preserve">Puppet</w:t>
+      </w:r>
+      <w:r/>
+    </w:p>
+    <w:p>
+      <w:pPr>
+        <w:pBdr>
+          <w:top w:val="none" w:color="000000" w:sz="4" w:space="0"/>
+          <w:left w:val="none" w:color="000000" w:sz="4" w:space="0"/>
+          <w:bottom w:val="none" w:color="000000" w:sz="4" w:space="0"/>
+          <w:right w:val="none" w:color="000000" w:sz="4" w:space="0"/>
+        </w:pBdr>
+        <w:spacing/>
+        <w:ind w:right="0" w:firstLine="0" w:left="0"/>
+        <w:rPr/>
+      </w:pPr>
+      <w:r>
+        <w:rPr>
+          <w:rFonts w:ascii="Courier New" w:hAnsi="Courier New" w:eastAsia="Courier New" w:cs="Courier New"/>
+          <w:color w:val="000000"/>
+          <w:sz w:val="20"/>
+        </w:rPr>
+        <w:t xml:space="preserve">package { 'software-properties-common':   ensure =&gt; installed, }  package { 'python3-pip':   ensure  =&gt; installed,   require =&gt; Package['software-properties-common'], } </w:t>
+      </w:r>
+      <w:r/>
+    </w:p>
+    <w:p>
+      <w:pPr>
+        <w:pBdr>
+          <w:top w:val="none" w:color="000000" w:sz="4" w:space="0"/>
+          <w:left w:val="none" w:color="000000" w:sz="4" w:space="0"/>
+          <w:bottom w:val="none" w:color="000000" w:sz="4" w:space="0"/>
+          <w:right w:val="none" w:color="000000" w:sz="4" w:space="0"/>
+        </w:pBdr>
+        <w:spacing/>
+        <w:ind w:right="0" w:firstLine="0" w:left="0"/>
+        <w:rPr/>
+      </w:pPr>
+      <w:r>
+        <w:rPr>
+          <w:rFonts w:ascii="Times New Roman" w:hAnsi="Times New Roman" w:eastAsia="Times New Roman" w:cs="Times New Roman"/>
+          <w:color w:val="000000"/>
+          <w:sz w:val="24"/>
+        </w:rPr>
+        <w:t xml:space="preserve">This guarantees Puppet will never attempt to install </w:t>
+      </w:r>
+      <w:r>
+        <w:rPr>
+          <w:rFonts w:ascii="Courier New" w:hAnsi="Courier New" w:eastAsia="Courier New" w:cs="Courier New"/>
+          <w:color w:val="000000"/>
+          <w:sz w:val="20"/>
+        </w:rPr>
+        <w:t xml:space="preserve">pip</w:t>
+      </w:r>
+      <w:r>
+        <w:rPr>
+          <w:rFonts w:ascii="Times New Roman" w:hAnsi="Times New Roman" w:eastAsia="Times New Roman" w:cs="Times New Roman"/>
+          <w:color w:val="000000"/>
+          <w:sz w:val="24"/>
+        </w:rPr>
+        <w:t xml:space="preserve"> until the </w:t>
+      </w:r>
+      <w:r>
+        <w:rPr>
+          <w:rFonts w:ascii="Courier New" w:hAnsi="Courier New" w:eastAsia="Courier New" w:cs="Courier New"/>
+          <w:color w:val="000000"/>
+          <w:sz w:val="20"/>
+        </w:rPr>
+        <w:t xml:space="preserve">software-properties-common</w:t>
+      </w:r>
+      <w:r>
+        <w:rPr>
+          <w:rFonts w:ascii="Times New Roman" w:hAnsi="Times New Roman" w:eastAsia="Times New Roman" w:cs="Times New Roman"/>
+          <w:color w:val="000000"/>
+          <w:sz w:val="24"/>
+        </w:rPr>
+        <w:t xml:space="preserve"> package is fully realized.</w:t>
+      </w:r>
+      <w:r/>
+    </w:p>
+    <w:p>
+      <w:pPr>
+        <w:pBdr>
+          <w:top w:val="none" w:color="000000" w:sz="4" w:space="0"/>
+          <w:left w:val="none" w:color="000000" w:sz="4" w:space="0"/>
+          <w:bottom w:val="none" w:color="000000" w:sz="4" w:space="0"/>
+          <w:right w:val="none" w:color="000000" w:sz="4" w:space="0"/>
+        </w:pBdr>
+        <w:spacing w:before="0" w:line="276" w:lineRule="auto"/>
+        <w:ind w:right="0" w:firstLine="0" w:left="0"/>
+        <w:rPr/>
+      </w:pPr>
+      <w:r>
+        <w:rPr>
+          <w:rFonts w:ascii="Arial" w:hAnsi="Arial" w:eastAsia="Arial" w:cs="Arial"/>
+          <w:color w:val="000000"/>
+          <w:sz w:val="24"/>
+        </w:rPr>
+        <w:t xml:space="preserve">The software-properties-common package provides the backend scripts for managing software repositories, specifically the </w:t>
+      </w:r>
+      <w:r>
+        <w:rPr>
+          <w:rFonts w:ascii="Arial" w:hAnsi="Arial" w:eastAsia="Arial" w:cs="Arial"/>
+          <w:b/>
+          <w:color w:val="000000"/>
+          <w:sz w:val="24"/>
+        </w:rPr>
+        <w:t xml:space="preserve">add-apt-repository</w:t>
+      </w:r>
+      <w:r>
+        <w:rPr>
+          <w:rFonts w:ascii="Arial" w:hAnsi="Arial" w:eastAsia="Arial" w:cs="Arial"/>
+          <w:color w:val="000000"/>
+          <w:sz w:val="24"/>
+        </w:rPr>
+        <w:t xml:space="preserve"> command.</w:t>
+      </w:r>
+      <w:r/>
+    </w:p>
+    <w:p>
+      <w:pPr>
+        <w:pBdr>
+          <w:top w:val="none" w:color="000000" w:sz="4" w:space="0"/>
+          <w:left w:val="none" w:color="000000" w:sz="4" w:space="0"/>
+          <w:bottom w:val="none" w:color="000000" w:sz="4" w:space="0"/>
+          <w:right w:val="none" w:color="000000" w:sz="4" w:space="0"/>
+        </w:pBdr>
+        <w:spacing w:before="0" w:line="276" w:lineRule="auto"/>
+        <w:ind w:right="0" w:firstLine="0" w:left="0"/>
+        <w:rPr>
+          <w:rFonts w:ascii="Arial" w:hAnsi="Arial" w:eastAsia="Arial" w:cs="Arial"/>
+          <w:color w:val="000000"/>
+          <w:sz w:val="24"/>
+          <w:szCs w:val="24"/>
+          <w:highlight w:val="none"/>
+        </w:rPr>
+      </w:pPr>
+      <w:r>
+        <w:rPr>
+          <w:rFonts w:ascii="Arial" w:hAnsi="Arial" w:eastAsia="Arial" w:cs="Arial"/>
+          <w:color w:val="000000"/>
+          <w:sz w:val="24"/>
+        </w:rPr>
+        <w:t xml:space="preserve">Whenever you are setting up an Ubuntu server and need to pull down a package that isn't in the default Canonical repositories—like a specific version of Nginx, a custom Python tool, or Docker's official repository—you have to add a PPA (Personal Package Ar</w:t>
+      </w:r>
+      <w:r>
+        <w:rPr>
+          <w:rFonts w:ascii="Arial" w:hAnsi="Arial" w:eastAsia="Arial" w:cs="Arial"/>
+          <w:color w:val="000000"/>
+          <w:sz w:val="24"/>
+        </w:rPr>
+        <w:t xml:space="preserve">chive) first.</w:t>
+      </w:r>
+      <w:r>
+        <w:rPr>
+          <w:rFonts w:ascii="Arial" w:hAnsi="Arial" w:eastAsia="Arial" w:cs="Arial"/>
+          <w:color w:val="000000"/>
+          <w:sz w:val="24"/>
+          <w:szCs w:val="24"/>
+          <w:highlight w:val="none"/>
+        </w:rPr>
+      </w:r>
+      <w:r>
+        <w:rPr>
+          <w:rFonts w:ascii="Arial" w:hAnsi="Arial" w:eastAsia="Arial" w:cs="Arial"/>
+          <w:color w:val="000000"/>
+          <w:sz w:val="24"/>
+          <w:highlight w:val="none"/>
+        </w:rPr>
+      </w:r>
+      <w:r>
+        <w:rPr>
+          <w:rFonts w:ascii="Arial" w:hAnsi="Arial" w:eastAsia="Arial" w:cs="Arial"/>
+          <w:color w:val="000000"/>
+          <w:sz w:val="24"/>
+          <w:highlight w:val="none"/>
+        </w:rPr>
+      </w:r>
+      <w:r>
+        <w:rPr>
+          <w:rFonts w:ascii="Arial" w:hAnsi="Arial" w:eastAsia="Arial" w:cs="Arial"/>
+          <w:color w:val="000000"/>
+          <w:sz w:val="24"/>
+          <w:highlight w:val="none"/>
+        </w:rPr>
+      </w:r>
+      <w:r>
+        <w:rPr>
+          <w:rFonts w:ascii="Arial" w:hAnsi="Arial" w:eastAsia="Arial" w:cs="Arial"/>
+          <w:color w:val="000000"/>
+          <w:sz w:val="24"/>
+          <w:szCs w:val="24"/>
+          <w:highlight w:val="none"/>
+        </w:rPr>
+      </w:r>
+    </w:p>
+    <w:p>
+      <w:pPr>
+        <w:pBdr>
+          <w:top w:val="none" w:color="000000" w:sz="4" w:space="0"/>
+          <w:left w:val="none" w:color="000000" w:sz="4" w:space="0"/>
+          <w:bottom w:val="none" w:color="000000" w:sz="4" w:space="0"/>
+          <w:right w:val="none" w:color="000000" w:sz="4" w:space="0"/>
+        </w:pBdr>
+        <w:spacing w:before="0" w:line="276" w:lineRule="auto"/>
+        <w:ind w:right="0" w:firstLine="0" w:left="0"/>
+        <w:rPr/>
+      </w:pPr>
+      <w:r>
+        <w:rPr>
+          <w:rFonts w:ascii="Arial" w:hAnsi="Arial" w:eastAsia="Arial" w:cs="Arial"/>
+          <w:color w:val="000000"/>
+          <w:sz w:val="24"/>
+        </w:rPr>
+        <w:t xml:space="preserve">If you try to execute add-apt-repository ppa:some/software on a barebones, minimal Linux server without installing software-properties-common first, the terminal will instantly throw a command not found error.</w:t>
+      </w:r>
+      <w:r/>
+    </w:p>
+    <w:p>
+      <w:pPr>
+        <w:pBdr>
+          <w:top w:val="none" w:color="000000" w:sz="4" w:space="0"/>
+          <w:left w:val="none" w:color="000000" w:sz="4" w:space="0"/>
+          <w:bottom w:val="none" w:color="000000" w:sz="4" w:space="0"/>
+          <w:right w:val="none" w:color="000000" w:sz="4" w:space="0"/>
+        </w:pBdr>
+        <w:spacing w:before="0" w:line="276" w:lineRule="auto"/>
+        <w:ind w:right="0" w:firstLine="0" w:left="0"/>
+        <w:rPr/>
+      </w:pPr>
+      <w:r>
+        <w:rPr>
+          <w:rFonts w:ascii="Arial" w:hAnsi="Arial" w:eastAsia="Arial" w:cs="Arial"/>
+          <w:color w:val="000000"/>
+          <w:sz w:val="24"/>
+        </w:rPr>
+        <w:t xml:space="preserve">That is exactly why it makes the perfect real-world example for Puppet's require attribute. You literally cannot automate the installation of third-party software until that foundational package is firmly in place. Puppet builds the dependency tree to ensu</w:t>
+      </w:r>
+      <w:r>
+        <w:rPr>
+          <w:rFonts w:ascii="Arial" w:hAnsi="Arial" w:eastAsia="Arial" w:cs="Arial"/>
+          <w:color w:val="000000"/>
+          <w:sz w:val="24"/>
+        </w:rPr>
+        <w:t xml:space="preserve">re the underlying system utilities are present before the higher-level applications try to use them.</w:t>
+      </w:r>
+      <w:r/>
+    </w:p>
+    <w:p>
+      <w:pPr>
+        <w:pBdr/>
+        <w:spacing/>
+        <w:ind/>
+        <w:rPr>
+          <w:highlight w:val="none"/>
+        </w:rPr>
+      </w:pPr>
+      <w:r>
+        <w:rPr>
+          <w:highlight w:val="none"/>
+        </w:rPr>
+      </w:r>
+      <w:r>
+        <w:rPr>
+          <w:highlight w:val="none"/>
+        </w:rPr>
+      </w:r>
+      <w:r>
+        <w:rPr>
+          <w:highlight w:val="none"/>
+        </w:rPr>
+      </w:r>
+    </w:p>
+    <w:p>
+      <w:pPr>
+        <w:pBdr/>
+        <w:spacing/>
+        <w:ind/>
+        <w:rPr>
+          <w:highlight w:val="none"/>
+        </w:rPr>
+      </w:pPr>
+      <w:r>
+        <w:rPr>
+          <w:highlight w:val="none"/>
+        </w:rPr>
+      </w:r>
+      <w:r>
+        <mc:AlternateContent>
+          <mc:Choice Requires="wpg">
+            <w:drawing>
+              <wp:inline xmlns:wp="http://schemas.openxmlformats.org/drawingml/2006/wordprocessingDrawing" distT="0" distB="0" distL="0" distR="0">
+                <wp:extent cx="5943600" cy="3343275"/>
+                <wp:effectExtent l="0" t="0" r="0" b="0"/>
+                <wp:docPr id="24" name=""/>
+                <wp:cNvGraphicFramePr>
+                  <a:graphicFrameLocks xmlns:a="http://schemas.openxmlformats.org/drawingml/2006/main" noChangeAspect="1"/>
+                </wp:cNvGraphicFramePr>
+                <a:graphic xmlns:a="http://schemas.openxmlformats.org/drawingml/2006/main">
+                  <a:graphicData uri="http://schemas.openxmlformats.org/drawingml/2006/picture">
+                    <pic:pic xmlns:pic="http://schemas.openxmlformats.org/drawingml/2006/picture">
+                      <pic:nvPicPr>
+                        <pic:cNvPr id="332127815" name=""/>
+                        <pic:cNvPicPr>
+                          <a:picLocks noChangeAspect="1"/>
+                        </pic:cNvPicPr>
+                        <pic:nvPr/>
+                      </pic:nvPicPr>
+                      <pic:blipFill rotWithShape="1">
+                        <a:blip r:embed="rId32"/>
+                        <a:stretch/>
+                      </pic:blipFill>
+                      <pic:spPr bwMode="auto">
+                        <a:xfrm>
+                          <a:off x="0" y="0"/>
+                          <a:ext cx="5943599" cy="3343275"/>
+                        </a:xfrm>
+                        <a:prstGeom prst="rect">
+                          <a:avLst/>
+                        </a:prstGeom>
+                      </pic:spPr>
+                    </pic:pic>
+                  </a:graphicData>
+                </a:graphic>
+              </wp:inline>
+            </w:drawing>
+          </mc:Choice>
+          <mc:Fallback>
+            <w:pict>
+              <v:shapetype id="_x0000_t75" coordsize="21600,21600" o:spt="75" o:preferrelative="t" path="m@4@5l@4@11@9@11@9@5xe" filled="f" stroked="f">
+                <v:stroke joinstyle="miter"/>
+                <v:formulas>
+                  <v:f eqn="if lineDrawn pixelLineWidth 0"/>
+                  <v:f eqn="sum @0 1 0"/>
+                  <v:f eqn="sum 0 0 @1"/>
+                  <v:f eqn="prod @2 1 2"/>
+                  <v:f eqn="prod @3 21600 pixelWidth"/>
+                  <v:f eqn="prod @3 21600 pixelHeight"/>
+                  <v:f eqn="sum @0 0 1"/>
+                  <v:f eqn="prod @6 1 2"/>
+                  <v:f eqn="prod @7 21600 pixelWidth"/>
+                  <v:f eqn="sum @8 21600 0"/>
+                  <v:f eqn="prod @7 21600 pixelHeight"/>
+                  <v:f eqn="sum @10 21600 0"/>
+                </v:formulas>
+                <v:path o:extrusionok="f" gradientshapeok="t" o:connecttype="rect"/>
+                <o:lock v:ext="edit" aspectratio="t"/>
+              </v:shapetype>
+              <v:shape id="_x0000_i23" o:spid="_x0000_s23" type="#_x0000_t75" style="width:468.00pt;height:263.25pt;mso-wrap-distance-left:0.00pt;mso-wrap-distance-top:0.00pt;mso-wrap-distance-right:0.00pt;mso-wrap-distance-bottom:0.00pt;z-index:1;" stroked="false">
+                <v:imagedata r:id="rId32" o:title=""/>
+                <o:lock v:ext="edit" rotation="t"/>
+              </v:shape>
+            </w:pict>
+          </mc:Fallback>
+        </mc:AlternateContent>
+      </w:r>
+      <w:r>
+        <w:rPr>
+          <w:b/>
+          <w:bCs/>
+          <w:sz w:val="28"/>
+          <w:szCs w:val="28"/>
+          <w:highlight w:val="none"/>
+        </w:rPr>
+      </w:r>
+    </w:p>
+    <w:p>
+      <w:pPr>
+        <w:pBdr>
+          <w:top w:val="none" w:color="000000" w:sz="4" w:space="0"/>
+          <w:left w:val="none" w:color="000000" w:sz="4" w:space="0"/>
+          <w:bottom w:val="none" w:color="000000" w:sz="4" w:space="0"/>
+          <w:right w:val="none" w:color="000000" w:sz="4" w:space="0"/>
+        </w:pBdr>
+        <w:spacing w:before="0" w:line="276" w:lineRule="auto"/>
+        <w:ind w:right="0" w:firstLine="0" w:left="0"/>
+        <w:rPr>
+          <w:rFonts w:ascii="Arial" w:hAnsi="Arial" w:eastAsia="Arial" w:cs="Arial"/>
+          <w:sz w:val="24"/>
+        </w:rPr>
+      </w:pPr>
+      <w:r>
+        <w:rPr>
+          <w:rFonts w:ascii="Arial" w:hAnsi="Arial" w:eastAsia="Arial" w:cs="Arial"/>
+          <w:b/>
+          <w:color w:val="000000"/>
+          <w:sz w:val="24"/>
+        </w:rPr>
+        <w:t xml:space="preserve">4. The Reverse-Engineering Tool (RAL)</w:t>
+      </w:r>
+      <w:r>
+        <w:rPr>
+          <w:rFonts w:ascii="Arial" w:hAnsi="Arial" w:eastAsia="Arial" w:cs="Arial"/>
+          <w:color w:val="000000"/>
+          <w:sz w:val="24"/>
+        </w:rPr>
+        <w:t xml:space="preserve"> After running the manifest, the PDF runs a very specific command: </w:t>
+      </w:r>
+      <w:r>
+        <w:rPr>
+          <w:rFonts w:ascii="Arial" w:hAnsi="Arial" w:eastAsia="Arial" w:cs="Arial"/>
+          <w:sz w:val="24"/>
+        </w:rPr>
+      </w:r>
+      <w:r>
+        <w:rPr>
+          <w:rFonts w:ascii="Arial" w:hAnsi="Arial" w:eastAsia="Arial" w:cs="Arial"/>
+          <w:sz w:val="24"/>
+        </w:rPr>
+      </w:r>
+    </w:p>
+    <w:p>
+      <w:pPr>
+        <w:pBdr>
+          <w:top w:val="none" w:color="000000" w:sz="4" w:space="0"/>
+          <w:left w:val="none" w:color="000000" w:sz="4" w:space="0"/>
+          <w:bottom w:val="none" w:color="000000" w:sz="4" w:space="0"/>
+          <w:right w:val="none" w:color="000000" w:sz="4" w:space="0"/>
+        </w:pBdr>
+        <w:spacing w:before="0" w:line="276" w:lineRule="auto"/>
+        <w:ind w:right="0" w:firstLine="0" w:left="0"/>
+        <w:rPr>
+          <w:rFonts w:ascii="Arial" w:hAnsi="Arial" w:eastAsia="Arial" w:cs="Arial"/>
+          <w:sz w:val="24"/>
+        </w:rPr>
+      </w:pPr>
+      <w:r>
+        <w:rPr>
+          <w:rFonts w:ascii="Arial" w:hAnsi="Arial" w:eastAsia="Arial" w:cs="Arial"/>
+          <w:color w:val="000000"/>
+          <w:sz w:val="24"/>
+        </w:rPr>
+        <w:t xml:space="preserve">Bash</w:t>
+      </w:r>
+      <w:r>
+        <w:rPr>
+          <w:rFonts w:ascii="Arial" w:hAnsi="Arial" w:eastAsia="Arial" w:cs="Arial"/>
+          <w:sz w:val="24"/>
+        </w:rPr>
+      </w:r>
+      <w:r>
+        <w:rPr>
+          <w:rFonts w:ascii="Arial" w:hAnsi="Arial" w:eastAsia="Arial" w:cs="Arial"/>
+          <w:sz w:val="24"/>
+        </w:rPr>
+      </w:r>
+    </w:p>
+    <w:p>
+      <w:pPr>
+        <w:pBdr>
+          <w:top w:val="none" w:color="000000" w:sz="4" w:space="0"/>
+          <w:left w:val="none" w:color="000000" w:sz="4" w:space="0"/>
+          <w:bottom w:val="none" w:color="000000" w:sz="4" w:space="0"/>
+          <w:right w:val="none" w:color="000000" w:sz="4" w:space="0"/>
+        </w:pBdr>
+        <w:spacing w:before="0" w:line="276" w:lineRule="auto"/>
+        <w:ind w:right="0" w:firstLine="0" w:left="0"/>
+        <w:rPr>
+          <w:rFonts w:ascii="Arial" w:hAnsi="Arial" w:eastAsia="Arial" w:cs="Arial"/>
+          <w:sz w:val="24"/>
+        </w:rPr>
+      </w:pPr>
+      <w:r>
+        <w:rPr>
+          <w:rFonts w:ascii="Arial" w:hAnsi="Arial" w:eastAsia="Arial" w:cs="Arial"/>
+          <w:color w:val="000000"/>
+          <w:sz w:val="24"/>
+        </w:rPr>
+        <w:t xml:space="preserve">sudo /opt/puppetlabs/bin/puppet resource package git</w:t>
+      </w:r>
+      <w:r>
+        <w:rPr>
+          <w:rFonts w:ascii="Arial" w:hAnsi="Arial" w:eastAsia="Arial" w:cs="Arial"/>
+          <w:sz w:val="24"/>
+        </w:rPr>
+      </w:r>
+      <w:r>
+        <w:rPr>
+          <w:rFonts w:ascii="Arial" w:hAnsi="Arial" w:eastAsia="Arial" w:cs="Arial"/>
+          <w:sz w:val="24"/>
+        </w:rPr>
+      </w:r>
+      <w:r>
+        <w:rPr>
+          <w:rFonts w:ascii="Arial" w:hAnsi="Arial" w:eastAsia="Arial" w:cs="Arial"/>
+          <w:sz w:val="24"/>
+        </w:rPr>
+      </w:r>
+      <w:r>
+        <w:rPr>
+          <w:rFonts w:ascii="Arial" w:hAnsi="Arial" w:eastAsia="Arial" w:cs="Arial"/>
+          <w:sz w:val="24"/>
+        </w:rPr>
+      </w:r>
+      <w:r>
+        <w:rPr>
+          <w:rFonts w:ascii="Arial" w:hAnsi="Arial" w:eastAsia="Arial" w:cs="Arial"/>
+          <w:sz w:val="24"/>
+        </w:rPr>
+      </w:r>
+      <w:r>
+        <w:rPr>
+          <w:rFonts w:ascii="Arial" w:hAnsi="Arial" w:eastAsia="Arial" w:cs="Arial"/>
+          <w:sz w:val="24"/>
+        </w:rPr>
+      </w:r>
+    </w:p>
+    <w:p>
+      <w:pPr>
+        <w:pBdr>
+          <w:top w:val="none" w:color="000000" w:sz="4" w:space="0"/>
+          <w:left w:val="none" w:color="000000" w:sz="4" w:space="0"/>
+          <w:bottom w:val="none" w:color="000000" w:sz="4" w:space="0"/>
+          <w:right w:val="none" w:color="000000" w:sz="4" w:space="0"/>
+        </w:pBdr>
+        <w:spacing w:before="0" w:line="276" w:lineRule="auto"/>
+        <w:ind w:right="0" w:firstLine="0" w:left="0"/>
+        <w:rPr>
+          <w:rFonts w:ascii="Arial" w:hAnsi="Arial" w:eastAsia="Arial" w:cs="Arial"/>
+          <w:sz w:val="24"/>
+        </w:rPr>
+      </w:pPr>
+      <w:r>
+        <w:rPr>
+          <w:rFonts w:ascii="Arial" w:hAnsi="Arial" w:eastAsia="Arial" w:cs="Arial"/>
+          <w:color w:val="000000"/>
+          <w:sz w:val="24"/>
+        </w:rPr>
+        <w:t xml:space="preserve">This is Puppet’s </w:t>
+      </w:r>
+      <w:r>
+        <w:rPr>
+          <w:rFonts w:ascii="Arial" w:hAnsi="Arial" w:eastAsia="Arial" w:cs="Arial"/>
+          <w:b/>
+          <w:color w:val="000000"/>
+          <w:sz w:val="24"/>
+        </w:rPr>
+        <w:t xml:space="preserve">Resource Abstraction Layer (RAL)</w:t>
+      </w:r>
+      <w:r>
+        <w:rPr>
+          <w:rFonts w:ascii="Arial" w:hAnsi="Arial" w:eastAsia="Arial" w:cs="Arial"/>
+          <w:color w:val="000000"/>
+          <w:sz w:val="24"/>
+        </w:rPr>
+        <w:t xml:space="preserve">. It queries the operating system and translates the current live state of the server back into Puppet syntax. The output will show ensure =&gt; 'absent' and provider =&gt; 'apt'. You can run this command for </w:t>
+      </w:r>
+      <w:r>
+        <w:rPr>
+          <w:rFonts w:ascii="Arial" w:hAnsi="Arial" w:eastAsia="Arial" w:cs="Arial"/>
+          <w:i/>
+          <w:color w:val="000000"/>
+          <w:sz w:val="24"/>
+        </w:rPr>
+        <w:t xml:space="preserve">any</w:t>
+      </w:r>
+      <w:r>
+        <w:rPr>
+          <w:rFonts w:ascii="Arial" w:hAnsi="Arial" w:eastAsia="Arial" w:cs="Arial"/>
+          <w:color w:val="000000"/>
+          <w:sz w:val="24"/>
+        </w:rPr>
+        <w:t xml:space="preserve"> package, user, or service to learn how to write the Puppet code for it. </w:t>
+      </w:r>
+      <w:r>
+        <w:rPr>
+          <w:rFonts w:ascii="Arial" w:hAnsi="Arial" w:eastAsia="Arial" w:cs="Arial"/>
+          <w:sz w:val="24"/>
+        </w:rPr>
+      </w:r>
+      <w:r>
+        <w:rPr>
+          <w:rFonts w:ascii="Arial" w:hAnsi="Arial" w:eastAsia="Arial" w:cs="Arial"/>
+          <w:sz w:val="24"/>
+        </w:rPr>
+      </w:r>
+    </w:p>
+    <w:p>
+      <w:pPr>
+        <w:pBdr/>
+        <w:spacing/>
+        <w:ind/>
+        <w:rPr>
+          <w:highlight w:val="none"/>
+        </w:rPr>
+      </w:pPr>
+      <w:r>
+        <w:rPr>
+          <w:highlight w:val="none"/>
+        </w:rPr>
+      </w:r>
+      <w:r>
+        <mc:AlternateContent>
+          <mc:Choice Requires="wpg">
+            <w:drawing>
+              <wp:inline xmlns:wp="http://schemas.openxmlformats.org/drawingml/2006/wordprocessingDrawing" distT="0" distB="0" distL="0" distR="0">
+                <wp:extent cx="5943600" cy="1653763"/>
+                <wp:effectExtent l="0" t="0" r="0" b="0"/>
+                <wp:docPr id="25" name=""/>
+                <wp:cNvGraphicFramePr>
+                  <a:graphicFrameLocks xmlns:a="http://schemas.openxmlformats.org/drawingml/2006/main" noChangeAspect="1"/>
+                </wp:cNvGraphicFramePr>
+                <a:graphic xmlns:a="http://schemas.openxmlformats.org/drawingml/2006/main">
+                  <a:graphicData uri="http://schemas.openxmlformats.org/drawingml/2006/picture">
+                    <pic:pic xmlns:pic="http://schemas.openxmlformats.org/drawingml/2006/picture">
+                      <pic:nvPicPr>
+                        <pic:cNvPr id="1947922017" name=""/>
+                        <pic:cNvPicPr>
+                          <a:picLocks noChangeAspect="1"/>
+                        </pic:cNvPicPr>
+                        <pic:nvPr/>
+                      </pic:nvPicPr>
+                      <pic:blipFill rotWithShape="1">
+                        <a:blip r:embed="rId33"/>
+                        <a:stretch/>
+                      </pic:blipFill>
+                      <pic:spPr bwMode="auto">
+                        <a:xfrm>
+                          <a:off x="0" y="0"/>
+                          <a:ext cx="5943599" cy="1653762"/>
+                        </a:xfrm>
+                        <a:prstGeom prst="rect">
+                          <a:avLst/>
+                        </a:prstGeom>
+                      </pic:spPr>
+                    </pic:pic>
+                  </a:graphicData>
+                </a:graphic>
+              </wp:inline>
+            </w:drawing>
+          </mc:Choice>
+          <mc:Fallback>
+            <w:pict>
+              <v:shapetype id="_x0000_t75" coordsize="21600,21600" o:spt="75" o:preferrelative="t" path="m@4@5l@4@11@9@11@9@5xe" filled="f" stroked="f">
+                <v:stroke joinstyle="miter"/>
+                <v:formulas>
+                  <v:f eqn="if lineDrawn pixelLineWidth 0"/>
+                  <v:f eqn="sum @0 1 0"/>
+                  <v:f eqn="sum 0 0 @1"/>
+                  <v:f eqn="prod @2 1 2"/>
+                  <v:f eqn="prod @3 21600 pixelWidth"/>
+                  <v:f eqn="prod @3 21600 pixelHeight"/>
+                  <v:f eqn="sum @0 0 1"/>
+                  <v:f eqn="prod @6 1 2"/>
+                  <v:f eqn="prod @7 21600 pixelWidth"/>
+                  <v:f eqn="sum @8 21600 0"/>
+                  <v:f eqn="prod @7 21600 pixelHeight"/>
+                  <v:f eqn="sum @10 21600 0"/>
+                </v:formulas>
+                <v:path o:extrusionok="f" gradientshapeok="t" o:connecttype="rect"/>
+                <o:lock v:ext="edit" aspectratio="t"/>
+              </v:shapetype>
+              <v:shape id="_x0000_i24" o:spid="_x0000_s24" type="#_x0000_t75" style="width:468.00pt;height:130.22pt;mso-wrap-distance-left:0.00pt;mso-wrap-distance-top:0.00pt;mso-wrap-distance-right:0.00pt;mso-wrap-distance-bottom:0.00pt;z-index:1;" stroked="false">
+                <v:imagedata r:id="rId33" o:title=""/>
+                <o:lock v:ext="edit" rotation="t"/>
+              </v:shape>
+            </w:pict>
+          </mc:Fallback>
+        </mc:AlternateContent>
+      </w:r>
+      <w:r>
+        <w:rPr>
+          <w:b/>
+          <w:bCs/>
+          <w:sz w:val="28"/>
+          <w:szCs w:val="28"/>
+          <w:highlight w:val="none"/>
+        </w:rPr>
+      </w:r>
+    </w:p>
+    <w:p>
+      <w:pPr>
+        <w:pBdr>
+          <w:top w:val="none" w:color="000000" w:sz="4" w:space="0"/>
+          <w:left w:val="none" w:color="000000" w:sz="4" w:space="0"/>
+          <w:bottom w:val="none" w:color="000000" w:sz="4" w:space="0"/>
+          <w:right w:val="none" w:color="000000" w:sz="4" w:space="0"/>
+        </w:pBdr>
+        <w:spacing w:before="0" w:line="276" w:lineRule="auto"/>
+        <w:ind w:right="0" w:firstLine="0" w:left="0"/>
+        <w:rPr>
+          <w:b/>
+          <w:bCs/>
+          <w:sz w:val="32"/>
+          <w:szCs w:val="32"/>
+          <w:highlight w:val="none"/>
+        </w:rPr>
+      </w:pPr>
+      <w:r>
+        <w:rPr>
+          <w:rFonts w:ascii="Arial" w:hAnsi="Arial" w:eastAsia="Arial" w:cs="Arial"/>
+          <w:b/>
+          <w:bCs/>
+          <w:color w:val="000000"/>
+          <w:sz w:val="32"/>
+          <w:szCs w:val="32"/>
+          <w:highlight w:val="none"/>
+        </w:rPr>
+        <w:t xml:space="preserve">Practical 5: Designing and Deploying a Custom Puppet </w:t>
+      </w:r>
+      <w:r>
+        <w:rPr>
+          <w:rFonts w:ascii="Arial" w:hAnsi="Arial" w:eastAsia="Arial" w:cs="Arial"/>
+          <w:b/>
+          <w:bCs/>
+          <w:color w:val="000000"/>
+          <w:sz w:val="32"/>
+          <w:szCs w:val="32"/>
+          <w:highlight w:val="none"/>
+        </w:rPr>
+        <w:t xml:space="preserve">Module in a Simulated Environment</w:t>
+      </w:r>
+      <w:r>
+        <w:rPr>
+          <w:b/>
+          <w:bCs/>
+          <w:sz w:val="32"/>
+          <w:szCs w:val="32"/>
+          <w:highlight w:val="none"/>
+        </w:rPr>
+      </w:r>
+      <w:r>
+        <w:rPr>
+          <w:rFonts w:ascii="Arial" w:hAnsi="Arial" w:eastAsia="Arial" w:cs="Arial"/>
+          <w:b/>
+          <w:bCs/>
+          <w:color w:val="000000"/>
+          <w:sz w:val="32"/>
+          <w:szCs w:val="32"/>
+          <w:highlight w:val="none"/>
+        </w:rPr>
+      </w:r>
+    </w:p>
+    <w:p>
+      <w:pPr>
+        <w:pBdr>
+          <w:top w:val="none" w:color="000000" w:sz="4" w:space="0"/>
+          <w:left w:val="none" w:color="000000" w:sz="4" w:space="0"/>
+          <w:bottom w:val="none" w:color="000000" w:sz="4" w:space="0"/>
+          <w:right w:val="none" w:color="000000" w:sz="4" w:space="0"/>
+        </w:pBdr>
+        <w:spacing w:before="0" w:line="276" w:lineRule="auto"/>
+        <w:ind w:right="0" w:firstLine="0" w:left="0"/>
+        <w:rPr>
+          <w:rFonts w:ascii="Arial" w:hAnsi="Arial" w:eastAsia="Arial" w:cs="Arial"/>
+          <w:b/>
+          <w:bCs/>
+          <w:color w:val="000000"/>
+          <w:sz w:val="32"/>
+          <w:szCs w:val="32"/>
+          <w:highlight w:val="none"/>
+        </w:rPr>
+      </w:pPr>
+      <w:r>
+        <w:rPr>
+          <w:b/>
+          <w:bCs/>
+          <w:sz w:val="32"/>
+          <w:szCs w:val="32"/>
+          <w:highlight w:val="none"/>
+        </w:rPr>
+      </w:r>
+      <w:r>
+        <w:rPr>
+          <w:b/>
+          <w:bCs/>
+          <w:sz w:val="32"/>
+          <w:szCs w:val="32"/>
+          <w:highlight w:val="none"/>
+        </w:rPr>
+      </w:r>
+      <w:r>
+        <w:rPr>
+          <w:b/>
+          <w:bCs/>
+          <w:sz w:val="32"/>
+          <w:szCs w:val="32"/>
           <w:highlight w:val="none"/>
         </w:rPr>
       </w:r>
@@ -2793,7 +5992,6 @@
         <w:ind/>
         <w:rPr/>
       </w:pPr>
-      <w:r/>
       <w:r>
         <w:separator/>
       </w:r>
@@ -2808,7 +6006,6 @@
         <w:ind/>
         <w:rPr/>
       </w:pPr>
-      <w:r/>
       <w:r>
         <w:continuationSeparator/>
       </w:r>
@@ -2828,7 +6025,6 @@
         <w:ind/>
         <w:rPr/>
       </w:pPr>
-      <w:r/>
       <w:r>
         <w:separator/>
       </w:r>
@@ -2843,7 +6039,6 @@
         <w:ind/>
         <w:rPr/>
       </w:pPr>
-      <w:r/>
       <w:r>
         <w:continuationSeparator/>
       </w:r>
@@ -3466,9 +6661,9 @@
     <w:lsdException w:name="Bibliography" w:uiPriority="37"/>
     <w:lsdException w:name="TOC Heading" w:uiPriority="39" w:qFormat="1"/>
   </w:latentStyles>
-  <w:style w:type="table" w:styleId="12">
+  <w:style w:type="table" w:styleId="707">
     <w:name w:val="Table Grid"/>
-    <w:basedOn w:val="665"/>
+    <w:basedOn w:val="893"/>
     <w:uiPriority w:val="59"/>
     <w:pPr>
       <w:pBdr/>
@@ -3665,9 +6860,9 @@
       </w:tcPr>
     </w:tblStylePr>
   </w:style>
-  <w:style w:type="table" w:styleId="13">
+  <w:style w:type="table" w:styleId="708">
     <w:name w:val="Table Grid Light"/>
-    <w:basedOn w:val="665"/>
+    <w:basedOn w:val="893"/>
     <w:uiPriority w:val="59"/>
     <w:pPr>
       <w:pBdr/>
@@ -3864,9 +7059,9 @@
       </w:tcPr>
     </w:tblStylePr>
   </w:style>
-  <w:style w:type="table" w:styleId="14">
+  <w:style w:type="table" w:styleId="709">
     <w:name w:val="Plain Table 1"/>
-    <w:basedOn w:val="665"/>
+    <w:basedOn w:val="893"/>
     <w:uiPriority w:val="59"/>
     <w:pPr>
       <w:pBdr/>
@@ -4089,9 +7284,9 @@
       </w:tcPr>
     </w:tblStylePr>
   </w:style>
-  <w:style w:type="table" w:styleId="15">
+  <w:style w:type="table" w:styleId="710">
     <w:name w:val="Plain Table 2"/>
-    <w:basedOn w:val="665"/>
+    <w:basedOn w:val="893"/>
     <w:uiPriority w:val="59"/>
     <w:pPr>
       <w:pBdr/>
@@ -4322,9 +7517,9 @@
       </w:tcPr>
     </w:tblStylePr>
   </w:style>
-  <w:style w:type="table" w:styleId="16">
+  <w:style w:type="table" w:styleId="711">
     <w:name w:val="Plain Table 3"/>
-    <w:basedOn w:val="665"/>
+    <w:basedOn w:val="893"/>
     <w:uiPriority w:val="99"/>
     <w:pPr>
       <w:pBdr/>
@@ -4552,9 +7747,9 @@
       </w:tcPr>
     </w:tblStylePr>
   </w:style>
-  <w:style w:type="table" w:styleId="17">
+  <w:style w:type="table" w:styleId="712">
     <w:name w:val="Plain Table 4"/>
-    <w:basedOn w:val="665"/>
+    <w:basedOn w:val="893"/>
     <w:uiPriority w:val="99"/>
     <w:pPr>
       <w:pBdr/>
@@ -4768,9 +7963,9 @@
       </w:tcPr>
     </w:tblStylePr>
   </w:style>
-  <w:style w:type="table" w:styleId="18">
+  <w:style w:type="table" w:styleId="713">
     <w:name w:val="Plain Table 5"/>
-    <w:basedOn w:val="665"/>
+    <w:basedOn w:val="893"/>
     <w:uiPriority w:val="99"/>
     <w:pPr>
       <w:pBdr/>
@@ -5001,9 +8196,9 @@
       </w:tcPr>
     </w:tblStylePr>
   </w:style>
-  <w:style w:type="table" w:styleId="19">
+  <w:style w:type="table" w:styleId="714">
     <w:name w:val="Grid Table 1 Light"/>
-    <w:basedOn w:val="665"/>
+    <w:basedOn w:val="893"/>
     <w:uiPriority w:val="99"/>
     <w:pPr>
       <w:pBdr/>
@@ -5224,9 +8419,9 @@
       </w:tcPr>
     </w:tblStylePr>
   </w:style>
-  <w:style w:type="table" w:styleId="20">
+  <w:style w:type="table" w:styleId="715">
     <w:name w:val="Grid Table 1 Light - Accent 1"/>
-    <w:basedOn w:val="665"/>
+    <w:basedOn w:val="893"/>
     <w:uiPriority w:val="99"/>
     <w:pPr>
       <w:pBdr/>
@@ -5447,9 +8642,9 @@
       </w:tcPr>
     </w:tblStylePr>
   </w:style>
-  <w:style w:type="table" w:styleId="21">
+  <w:style w:type="table" w:styleId="716">
     <w:name w:val="Grid Table 1 Light - Accent 2"/>
-    <w:basedOn w:val="665"/>
+    <w:basedOn w:val="893"/>
     <w:uiPriority w:val="99"/>
     <w:pPr>
       <w:pBdr/>
@@ -5670,9 +8865,9 @@
       </w:tcPr>
     </w:tblStylePr>
   </w:style>
-  <w:style w:type="table" w:styleId="22">
+  <w:style w:type="table" w:styleId="717">
     <w:name w:val="Grid Table 1 Light - Accent 3"/>
-    <w:basedOn w:val="665"/>
+    <w:basedOn w:val="893"/>
     <w:uiPriority w:val="99"/>
     <w:pPr>
       <w:pBdr/>
@@ -5893,9 +9088,9 @@
       </w:tcPr>
     </w:tblStylePr>
   </w:style>
-  <w:style w:type="table" w:styleId="23">
+  <w:style w:type="table" w:styleId="718">
     <w:name w:val="Grid Table 1 Light - Accent 4"/>
-    <w:basedOn w:val="665"/>
+    <w:basedOn w:val="893"/>
     <w:uiPriority w:val="99"/>
     <w:pPr>
       <w:pBdr/>
@@ -6116,9 +9311,9 @@
       </w:tcPr>
     </w:tblStylePr>
   </w:style>
-  <w:style w:type="table" w:styleId="24">
+  <w:style w:type="table" w:styleId="719">
     <w:name w:val="Grid Table 1 Light - Accent 5"/>
-    <w:basedOn w:val="665"/>
+    <w:basedOn w:val="893"/>
     <w:uiPriority w:val="99"/>
     <w:pPr>
       <w:pBdr/>
@@ -6339,9 +9534,9 @@
       </w:tcPr>
     </w:tblStylePr>
   </w:style>
-  <w:style w:type="table" w:styleId="25">
+  <w:style w:type="table" w:styleId="720">
     <w:name w:val="Grid Table 1 Light - Accent 6"/>
-    <w:basedOn w:val="665"/>
+    <w:basedOn w:val="893"/>
     <w:uiPriority w:val="99"/>
     <w:pPr>
       <w:pBdr/>
@@ -6562,9 +9757,9 @@
       </w:tcPr>
     </w:tblStylePr>
   </w:style>
-  <w:style w:type="table" w:styleId="26">
+  <w:style w:type="table" w:styleId="721">
     <w:name w:val="Grid Table 2"/>
-    <w:basedOn w:val="665"/>
+    <w:basedOn w:val="893"/>
     <w:uiPriority w:val="99"/>
     <w:pPr>
       <w:pBdr/>
@@ -6794,9 +9989,9 @@
       </w:tcPr>
     </w:tblStylePr>
   </w:style>
-  <w:style w:type="table" w:styleId="27">
+  <w:style w:type="table" w:styleId="722">
     <w:name w:val="Grid Table 2 - Accent 1"/>
-    <w:basedOn w:val="665"/>
+    <w:basedOn w:val="893"/>
     <w:uiPriority w:val="99"/>
     <w:pPr>
       <w:pBdr/>
@@ -7026,9 +10221,9 @@
       </w:tcPr>
     </w:tblStylePr>
   </w:style>
-  <w:style w:type="table" w:styleId="28">
+  <w:style w:type="table" w:styleId="723">
     <w:name w:val="Grid Table 2 - Accent 2"/>
-    <w:basedOn w:val="665"/>
+    <w:basedOn w:val="893"/>
     <w:uiPriority w:val="99"/>
     <w:pPr>
       <w:pBdr/>
@@ -7258,9 +10453,9 @@
       </w:tcPr>
     </w:tblStylePr>
   </w:style>
-  <w:style w:type="table" w:styleId="29">
+  <w:style w:type="table" w:styleId="724">
     <w:name w:val="Grid Table 2 - Accent 3"/>
-    <w:basedOn w:val="665"/>
+    <w:basedOn w:val="893"/>
     <w:uiPriority w:val="99"/>
     <w:pPr>
       <w:pBdr/>
@@ -7490,9 +10685,9 @@
       </w:tcPr>
     </w:tblStylePr>
   </w:style>
-  <w:style w:type="table" w:styleId="30">
+  <w:style w:type="table" w:styleId="725">
     <w:name w:val="Grid Table 2 - Accent 4"/>
-    <w:basedOn w:val="665"/>
+    <w:basedOn w:val="893"/>
     <w:uiPriority w:val="99"/>
     <w:pPr>
       <w:pBdr/>
@@ -7722,9 +10917,9 @@
       </w:tcPr>
     </w:tblStylePr>
   </w:style>
-  <w:style w:type="table" w:styleId="31">
+  <w:style w:type="table" w:styleId="726">
     <w:name w:val="Grid Table 2 - Accent 5"/>
-    <w:basedOn w:val="665"/>
+    <w:basedOn w:val="893"/>
     <w:uiPriority w:val="99"/>
     <w:pPr>
       <w:pBdr/>
@@ -7954,9 +11149,9 @@
       </w:tcPr>
     </w:tblStylePr>
   </w:style>
-  <w:style w:type="table" w:styleId="32">
+  <w:style w:type="table" w:styleId="727">
     <w:name w:val="Grid Table 2 - Accent 6"/>
-    <w:basedOn w:val="665"/>
+    <w:basedOn w:val="893"/>
     <w:uiPriority w:val="99"/>
     <w:pPr>
       <w:pBdr/>
@@ -8186,9 +11381,9 @@
       </w:tcPr>
     </w:tblStylePr>
   </w:style>
-  <w:style w:type="table" w:styleId="33">
+  <w:style w:type="table" w:styleId="728">
     <w:name w:val="Grid Table 3"/>
-    <w:basedOn w:val="665"/>
+    <w:basedOn w:val="893"/>
     <w:uiPriority w:val="99"/>
     <w:pPr>
       <w:pBdr/>
@@ -8287,29 +11482,6 @@
         <w:tblBorders/>
       </w:tblPr>
       <w:tcPr>
-        <w:shd w:color="ffffff"/>
-        <w:tcBorders>
-          <w:top w:val="none" w:color="000000" w:sz="4" w:space="0"/>
-          <w:left w:val="none" w:color="000000" w:sz="4" w:space="0"/>
-          <w:bottom w:val="none" w:color="000000" w:sz="4" w:space="0"/>
-          <w:right w:val="none" w:color="000000" w:sz="4" w:space="0"/>
-        </w:tcBorders>
-      </w:tcPr>
-    </w:tblStylePr>
-    <w:tblStylePr w:type="firstRow">
-      <w:rPr>
-        <w:b/>
-        <w:color w:val="404040"/>
-      </w:rPr>
-      <w:pPr>
-        <w:pBdr/>
-        <w:spacing/>
-        <w:ind/>
-      </w:pPr>
-      <w:tblPr>
-        <w:tblBorders/>
-      </w:tblPr>
-      <w:tcPr>
         <w:shd w:val="clear" w:color="ffffff"/>
         <w:tcBorders>
           <w:top w:val="none" w:color="000000" w:sz="4" w:space="0"/>
@@ -8319,30 +11491,7 @@
         </w:tcBorders>
       </w:tcPr>
     </w:tblStylePr>
-    <w:tblStylePr w:type="lastCol">
-      <w:rPr>
-        <w:i/>
-        <w:color w:val="404040"/>
-      </w:rPr>
-      <w:pPr>
-        <w:pBdr/>
-        <w:spacing/>
-        <w:ind/>
-      </w:pPr>
-      <w:tblPr>
-        <w:tblBorders/>
-      </w:tblPr>
-      <w:tcPr>
-        <w:shd w:color="ffffff"/>
-        <w:tcBorders>
-          <w:top w:val="none" w:color="000000" w:sz="4" w:space="0"/>
-          <w:left w:val="none" w:color="000000" w:sz="4" w:space="0"/>
-          <w:bottom w:val="none" w:color="000000" w:sz="4" w:space="0"/>
-          <w:right w:val="none" w:color="000000" w:sz="4" w:space="0"/>
-        </w:tcBorders>
-      </w:tcPr>
-    </w:tblStylePr>
-    <w:tblStylePr w:type="lastRow">
+    <w:tblStylePr w:type="firstRow">
       <w:rPr>
         <w:b/>
         <w:color w:val="404040"/>
@@ -8365,6 +11514,52 @@
         </w:tcBorders>
       </w:tcPr>
     </w:tblStylePr>
+    <w:tblStylePr w:type="lastCol">
+      <w:rPr>
+        <w:i/>
+        <w:color w:val="404040"/>
+      </w:rPr>
+      <w:pPr>
+        <w:pBdr/>
+        <w:spacing/>
+        <w:ind/>
+      </w:pPr>
+      <w:tblPr>
+        <w:tblBorders/>
+      </w:tblPr>
+      <w:tcPr>
+        <w:shd w:val="clear" w:color="ffffff"/>
+        <w:tcBorders>
+          <w:top w:val="none" w:color="000000" w:sz="4" w:space="0"/>
+          <w:left w:val="none" w:color="000000" w:sz="4" w:space="0"/>
+          <w:bottom w:val="none" w:color="000000" w:sz="4" w:space="0"/>
+          <w:right w:val="none" w:color="000000" w:sz="4" w:space="0"/>
+        </w:tcBorders>
+      </w:tcPr>
+    </w:tblStylePr>
+    <w:tblStylePr w:type="lastRow">
+      <w:rPr>
+        <w:b/>
+        <w:color w:val="404040"/>
+      </w:rPr>
+      <w:pPr>
+        <w:pBdr/>
+        <w:spacing/>
+        <w:ind/>
+      </w:pPr>
+      <w:tblPr>
+        <w:tblBorders/>
+      </w:tblPr>
+      <w:tcPr>
+        <w:shd w:val="clear" w:color="ffffff"/>
+        <w:tcBorders>
+          <w:top w:val="none" w:color="000000" w:sz="4" w:space="0"/>
+          <w:left w:val="none" w:color="000000" w:sz="4" w:space="0"/>
+          <w:bottom w:val="none" w:color="000000" w:sz="4" w:space="0"/>
+          <w:right w:val="none" w:color="000000" w:sz="4" w:space="0"/>
+        </w:tcBorders>
+      </w:tcPr>
+    </w:tblStylePr>
     <w:tblStylePr w:type="nwCell">
       <w:pPr>
         <w:pBdr/>
@@ -8431,9 +11626,9 @@
       </w:tcPr>
     </w:tblStylePr>
   </w:style>
-  <w:style w:type="table" w:styleId="34">
+  <w:style w:type="table" w:styleId="729">
     <w:name w:val="Grid Table 3 - Accent 1"/>
-    <w:basedOn w:val="665"/>
+    <w:basedOn w:val="893"/>
     <w:uiPriority w:val="99"/>
     <w:pPr>
       <w:pBdr/>
@@ -8532,29 +11727,6 @@
         <w:tblBorders/>
       </w:tblPr>
       <w:tcPr>
-        <w:shd w:color="ffffff"/>
-        <w:tcBorders>
-          <w:top w:val="none" w:color="000000" w:sz="4" w:space="0"/>
-          <w:left w:val="none" w:color="000000" w:sz="4" w:space="0"/>
-          <w:bottom w:val="none" w:color="000000" w:sz="4" w:space="0"/>
-          <w:right w:val="none" w:color="000000" w:sz="4" w:space="0"/>
-        </w:tcBorders>
-      </w:tcPr>
-    </w:tblStylePr>
-    <w:tblStylePr w:type="firstRow">
-      <w:rPr>
-        <w:b/>
-        <w:color w:val="404040"/>
-      </w:rPr>
-      <w:pPr>
-        <w:pBdr/>
-        <w:spacing/>
-        <w:ind/>
-      </w:pPr>
-      <w:tblPr>
-        <w:tblBorders/>
-      </w:tblPr>
-      <w:tcPr>
         <w:shd w:val="clear" w:color="ffffff"/>
         <w:tcBorders>
           <w:top w:val="none" w:color="000000" w:sz="4" w:space="0"/>
@@ -8564,30 +11736,7 @@
         </w:tcBorders>
       </w:tcPr>
     </w:tblStylePr>
-    <w:tblStylePr w:type="lastCol">
-      <w:rPr>
-        <w:i/>
-        <w:color w:val="404040"/>
-      </w:rPr>
-      <w:pPr>
-        <w:pBdr/>
-        <w:spacing/>
-        <w:ind/>
-      </w:pPr>
-      <w:tblPr>
-        <w:tblBorders/>
-      </w:tblPr>
-      <w:tcPr>
-        <w:shd w:color="ffffff"/>
-        <w:tcBorders>
-          <w:top w:val="none" w:color="000000" w:sz="4" w:space="0"/>
-          <w:left w:val="none" w:color="000000" w:sz="4" w:space="0"/>
-          <w:bottom w:val="none" w:color="000000" w:sz="4" w:space="0"/>
-          <w:right w:val="none" w:color="000000" w:sz="4" w:space="0"/>
-        </w:tcBorders>
-      </w:tcPr>
-    </w:tblStylePr>
-    <w:tblStylePr w:type="lastRow">
+    <w:tblStylePr w:type="firstRow">
       <w:rPr>
         <w:b/>
         <w:color w:val="404040"/>
@@ -8610,6 +11759,52 @@
         </w:tcBorders>
       </w:tcPr>
     </w:tblStylePr>
+    <w:tblStylePr w:type="lastCol">
+      <w:rPr>
+        <w:i/>
+        <w:color w:val="404040"/>
+      </w:rPr>
+      <w:pPr>
+        <w:pBdr/>
+        <w:spacing/>
+        <w:ind/>
+      </w:pPr>
+      <w:tblPr>
+        <w:tblBorders/>
+      </w:tblPr>
+      <w:tcPr>
+        <w:shd w:val="clear" w:color="ffffff"/>
+        <w:tcBorders>
+          <w:top w:val="none" w:color="000000" w:sz="4" w:space="0"/>
+          <w:left w:val="none" w:color="000000" w:sz="4" w:space="0"/>
+          <w:bottom w:val="none" w:color="000000" w:sz="4" w:space="0"/>
+          <w:right w:val="none" w:color="000000" w:sz="4" w:space="0"/>
+        </w:tcBorders>
+      </w:tcPr>
+    </w:tblStylePr>
+    <w:tblStylePr w:type="lastRow">
+      <w:rPr>
+        <w:b/>
+        <w:color w:val="404040"/>
+      </w:rPr>
+      <w:pPr>
+        <w:pBdr/>
+        <w:spacing/>
+        <w:ind/>
+      </w:pPr>
+      <w:tblPr>
+        <w:tblBorders/>
+      </w:tblPr>
+      <w:tcPr>
+        <w:shd w:val="clear" w:color="ffffff"/>
+        <w:tcBorders>
+          <w:top w:val="none" w:color="000000" w:sz="4" w:space="0"/>
+          <w:left w:val="none" w:color="000000" w:sz="4" w:space="0"/>
+          <w:bottom w:val="none" w:color="000000" w:sz="4" w:space="0"/>
+          <w:right w:val="none" w:color="000000" w:sz="4" w:space="0"/>
+        </w:tcBorders>
+      </w:tcPr>
+    </w:tblStylePr>
     <w:tblStylePr w:type="nwCell">
       <w:pPr>
         <w:pBdr/>
@@ -8676,9 +11871,9 @@
       </w:tcPr>
     </w:tblStylePr>
   </w:style>
-  <w:style w:type="table" w:styleId="35">
+  <w:style w:type="table" w:styleId="730">
     <w:name w:val="Grid Table 3 - Accent 2"/>
-    <w:basedOn w:val="665"/>
+    <w:basedOn w:val="893"/>
     <w:uiPriority w:val="99"/>
     <w:pPr>
       <w:pBdr/>
@@ -8777,29 +11972,6 @@
         <w:tblBorders/>
       </w:tblPr>
       <w:tcPr>
-        <w:shd w:color="ffffff"/>
-        <w:tcBorders>
-          <w:top w:val="none" w:color="000000" w:sz="4" w:space="0"/>
-          <w:left w:val="none" w:color="000000" w:sz="4" w:space="0"/>
-          <w:bottom w:val="none" w:color="000000" w:sz="4" w:space="0"/>
-          <w:right w:val="none" w:color="000000" w:sz="4" w:space="0"/>
-        </w:tcBorders>
-      </w:tcPr>
-    </w:tblStylePr>
-    <w:tblStylePr w:type="firstRow">
-      <w:rPr>
-        <w:b/>
-        <w:color w:val="404040"/>
-      </w:rPr>
-      <w:pPr>
-        <w:pBdr/>
-        <w:spacing/>
-        <w:ind/>
-      </w:pPr>
-      <w:tblPr>
-        <w:tblBorders/>
-      </w:tblPr>
-      <w:tcPr>
         <w:shd w:val="clear" w:color="ffffff"/>
         <w:tcBorders>
           <w:top w:val="none" w:color="000000" w:sz="4" w:space="0"/>
@@ -8809,30 +11981,7 @@
         </w:tcBorders>
       </w:tcPr>
     </w:tblStylePr>
-    <w:tblStylePr w:type="lastCol">
-      <w:rPr>
-        <w:i/>
-        <w:color w:val="404040"/>
-      </w:rPr>
-      <w:pPr>
-        <w:pBdr/>
-        <w:spacing/>
-        <w:ind/>
-      </w:pPr>
-      <w:tblPr>
-        <w:tblBorders/>
-      </w:tblPr>
-      <w:tcPr>
-        <w:shd w:color="ffffff"/>
-        <w:tcBorders>
-          <w:top w:val="none" w:color="000000" w:sz="4" w:space="0"/>
-          <w:left w:val="none" w:color="000000" w:sz="4" w:space="0"/>
-          <w:bottom w:val="none" w:color="000000" w:sz="4" w:space="0"/>
-          <w:right w:val="none" w:color="000000" w:sz="4" w:space="0"/>
-        </w:tcBorders>
-      </w:tcPr>
-    </w:tblStylePr>
-    <w:tblStylePr w:type="lastRow">
+    <w:tblStylePr w:type="firstRow">
       <w:rPr>
         <w:b/>
         <w:color w:val="404040"/>
@@ -8855,6 +12004,52 @@
         </w:tcBorders>
       </w:tcPr>
     </w:tblStylePr>
+    <w:tblStylePr w:type="lastCol">
+      <w:rPr>
+        <w:i/>
+        <w:color w:val="404040"/>
+      </w:rPr>
+      <w:pPr>
+        <w:pBdr/>
+        <w:spacing/>
+        <w:ind/>
+      </w:pPr>
+      <w:tblPr>
+        <w:tblBorders/>
+      </w:tblPr>
+      <w:tcPr>
+        <w:shd w:val="clear" w:color="ffffff"/>
+        <w:tcBorders>
+          <w:top w:val="none" w:color="000000" w:sz="4" w:space="0"/>
+          <w:left w:val="none" w:color="000000" w:sz="4" w:space="0"/>
+          <w:bottom w:val="none" w:color="000000" w:sz="4" w:space="0"/>
+          <w:right w:val="none" w:color="000000" w:sz="4" w:space="0"/>
+        </w:tcBorders>
+      </w:tcPr>
+    </w:tblStylePr>
+    <w:tblStylePr w:type="lastRow">
+      <w:rPr>
+        <w:b/>
+        <w:color w:val="404040"/>
+      </w:rPr>
+      <w:pPr>
+        <w:pBdr/>
+        <w:spacing/>
+        <w:ind/>
+      </w:pPr>
+      <w:tblPr>
+        <w:tblBorders/>
+      </w:tblPr>
+      <w:tcPr>
+        <w:shd w:val="clear" w:color="ffffff"/>
+        <w:tcBorders>
+          <w:top w:val="none" w:color="000000" w:sz="4" w:space="0"/>
+          <w:left w:val="none" w:color="000000" w:sz="4" w:space="0"/>
+          <w:bottom w:val="none" w:color="000000" w:sz="4" w:space="0"/>
+          <w:right w:val="none" w:color="000000" w:sz="4" w:space="0"/>
+        </w:tcBorders>
+      </w:tcPr>
+    </w:tblStylePr>
     <w:tblStylePr w:type="nwCell">
       <w:pPr>
         <w:pBdr/>
@@ -8921,9 +12116,9 @@
       </w:tcPr>
     </w:tblStylePr>
   </w:style>
-  <w:style w:type="table" w:styleId="36">
+  <w:style w:type="table" w:styleId="731">
     <w:name w:val="Grid Table 3 - Accent 3"/>
-    <w:basedOn w:val="665"/>
+    <w:basedOn w:val="893"/>
     <w:uiPriority w:val="99"/>
     <w:pPr>
       <w:pBdr/>
@@ -9022,29 +12217,6 @@
         <w:tblBorders/>
       </w:tblPr>
       <w:tcPr>
-        <w:shd w:color="ffffff"/>
-        <w:tcBorders>
-          <w:top w:val="none" w:color="000000" w:sz="4" w:space="0"/>
-          <w:left w:val="none" w:color="000000" w:sz="4" w:space="0"/>
-          <w:bottom w:val="none" w:color="000000" w:sz="4" w:space="0"/>
-          <w:right w:val="none" w:color="000000" w:sz="4" w:space="0"/>
-        </w:tcBorders>
-      </w:tcPr>
-    </w:tblStylePr>
-    <w:tblStylePr w:type="firstRow">
-      <w:rPr>
-        <w:b/>
-        <w:color w:val="404040"/>
-      </w:rPr>
-      <w:pPr>
-        <w:pBdr/>
-        <w:spacing/>
-        <w:ind/>
-      </w:pPr>
-      <w:tblPr>
-        <w:tblBorders/>
-      </w:tblPr>
-      <w:tcPr>
         <w:shd w:val="clear" w:color="ffffff"/>
         <w:tcBorders>
           <w:top w:val="none" w:color="000000" w:sz="4" w:space="0"/>
@@ -9054,30 +12226,7 @@
         </w:tcBorders>
       </w:tcPr>
     </w:tblStylePr>
-    <w:tblStylePr w:type="lastCol">
-      <w:rPr>
-        <w:i/>
-        <w:color w:val="404040"/>
-      </w:rPr>
-      <w:pPr>
-        <w:pBdr/>
-        <w:spacing/>
-        <w:ind/>
-      </w:pPr>
-      <w:tblPr>
-        <w:tblBorders/>
-      </w:tblPr>
-      <w:tcPr>
-        <w:shd w:color="ffffff"/>
-        <w:tcBorders>
-          <w:top w:val="none" w:color="000000" w:sz="4" w:space="0"/>
-          <w:left w:val="none" w:color="000000" w:sz="4" w:space="0"/>
-          <w:bottom w:val="none" w:color="000000" w:sz="4" w:space="0"/>
-          <w:right w:val="none" w:color="000000" w:sz="4" w:space="0"/>
-        </w:tcBorders>
-      </w:tcPr>
-    </w:tblStylePr>
-    <w:tblStylePr w:type="lastRow">
+    <w:tblStylePr w:type="firstRow">
       <w:rPr>
         <w:b/>
         <w:color w:val="404040"/>
@@ -9100,6 +12249,52 @@
         </w:tcBorders>
       </w:tcPr>
     </w:tblStylePr>
+    <w:tblStylePr w:type="lastCol">
+      <w:rPr>
+        <w:i/>
+        <w:color w:val="404040"/>
+      </w:rPr>
+      <w:pPr>
+        <w:pBdr/>
+        <w:spacing/>
+        <w:ind/>
+      </w:pPr>
+      <w:tblPr>
+        <w:tblBorders/>
+      </w:tblPr>
+      <w:tcPr>
+        <w:shd w:val="clear" w:color="ffffff"/>
+        <w:tcBorders>
+          <w:top w:val="none" w:color="000000" w:sz="4" w:space="0"/>
+          <w:left w:val="none" w:color="000000" w:sz="4" w:space="0"/>
+          <w:bottom w:val="none" w:color="000000" w:sz="4" w:space="0"/>
+          <w:right w:val="none" w:color="000000" w:sz="4" w:space="0"/>
+        </w:tcBorders>
+      </w:tcPr>
+    </w:tblStylePr>
+    <w:tblStylePr w:type="lastRow">
+      <w:rPr>
+        <w:b/>
+        <w:color w:val="404040"/>
+      </w:rPr>
+      <w:pPr>
+        <w:pBdr/>
+        <w:spacing/>
+        <w:ind/>
+      </w:pPr>
+      <w:tblPr>
+        <w:tblBorders/>
+      </w:tblPr>
+      <w:tcPr>
+        <w:shd w:val="clear" w:color="ffffff"/>
+        <w:tcBorders>
+          <w:top w:val="none" w:color="000000" w:sz="4" w:space="0"/>
+          <w:left w:val="none" w:color="000000" w:sz="4" w:space="0"/>
+          <w:bottom w:val="none" w:color="000000" w:sz="4" w:space="0"/>
+          <w:right w:val="none" w:color="000000" w:sz="4" w:space="0"/>
+        </w:tcBorders>
+      </w:tcPr>
+    </w:tblStylePr>
     <w:tblStylePr w:type="nwCell">
       <w:pPr>
         <w:pBdr/>
@@ -9166,9 +12361,9 @@
       </w:tcPr>
     </w:tblStylePr>
   </w:style>
-  <w:style w:type="table" w:styleId="37">
+  <w:style w:type="table" w:styleId="732">
     <w:name w:val="Grid Table 3 - Accent 4"/>
-    <w:basedOn w:val="665"/>
+    <w:basedOn w:val="893"/>
     <w:uiPriority w:val="99"/>
     <w:pPr>
       <w:pBdr/>
@@ -9267,29 +12462,6 @@
         <w:tblBorders/>
       </w:tblPr>
       <w:tcPr>
-        <w:shd w:color="ffffff"/>
-        <w:tcBorders>
-          <w:top w:val="none" w:color="000000" w:sz="4" w:space="0"/>
-          <w:left w:val="none" w:color="000000" w:sz="4" w:space="0"/>
-          <w:bottom w:val="none" w:color="000000" w:sz="4" w:space="0"/>
-          <w:right w:val="none" w:color="000000" w:sz="4" w:space="0"/>
-        </w:tcBorders>
-      </w:tcPr>
-    </w:tblStylePr>
-    <w:tblStylePr w:type="firstRow">
-      <w:rPr>
-        <w:b/>
-        <w:color w:val="404040"/>
-      </w:rPr>
-      <w:pPr>
-        <w:pBdr/>
-        <w:spacing/>
-        <w:ind/>
-      </w:pPr>
-      <w:tblPr>
-        <w:tblBorders/>
-      </w:tblPr>
-      <w:tcPr>
         <w:shd w:val="clear" w:color="ffffff"/>
         <w:tcBorders>
           <w:top w:val="none" w:color="000000" w:sz="4" w:space="0"/>
@@ -9299,30 +12471,7 @@
         </w:tcBorders>
       </w:tcPr>
     </w:tblStylePr>
-    <w:tblStylePr w:type="lastCol">
-      <w:rPr>
-        <w:i/>
-        <w:color w:val="404040"/>
-      </w:rPr>
-      <w:pPr>
-        <w:pBdr/>
-        <w:spacing/>
-        <w:ind/>
-      </w:pPr>
-      <w:tblPr>
-        <w:tblBorders/>
-      </w:tblPr>
-      <w:tcPr>
-        <w:shd w:color="ffffff"/>
-        <w:tcBorders>
-          <w:top w:val="none" w:color="000000" w:sz="4" w:space="0"/>
-          <w:left w:val="none" w:color="000000" w:sz="4" w:space="0"/>
-          <w:bottom w:val="none" w:color="000000" w:sz="4" w:space="0"/>
-          <w:right w:val="none" w:color="000000" w:sz="4" w:space="0"/>
-        </w:tcBorders>
-      </w:tcPr>
-    </w:tblStylePr>
-    <w:tblStylePr w:type="lastRow">
+    <w:tblStylePr w:type="firstRow">
       <w:rPr>
         <w:b/>
         <w:color w:val="404040"/>
@@ -9345,6 +12494,52 @@
         </w:tcBorders>
       </w:tcPr>
     </w:tblStylePr>
+    <w:tblStylePr w:type="lastCol">
+      <w:rPr>
+        <w:i/>
+        <w:color w:val="404040"/>
+      </w:rPr>
+      <w:pPr>
+        <w:pBdr/>
+        <w:spacing/>
+        <w:ind/>
+      </w:pPr>
+      <w:tblPr>
+        <w:tblBorders/>
+      </w:tblPr>
+      <w:tcPr>
+        <w:shd w:val="clear" w:color="ffffff"/>
+        <w:tcBorders>
+          <w:top w:val="none" w:color="000000" w:sz="4" w:space="0"/>
+          <w:left w:val="none" w:color="000000" w:sz="4" w:space="0"/>
+          <w:bottom w:val="none" w:color="000000" w:sz="4" w:space="0"/>
+          <w:right w:val="none" w:color="000000" w:sz="4" w:space="0"/>
+        </w:tcBorders>
+      </w:tcPr>
+    </w:tblStylePr>
+    <w:tblStylePr w:type="lastRow">
+      <w:rPr>
+        <w:b/>
+        <w:color w:val="404040"/>
+      </w:rPr>
+      <w:pPr>
+        <w:pBdr/>
+        <w:spacing/>
+        <w:ind/>
+      </w:pPr>
+      <w:tblPr>
+        <w:tblBorders/>
+      </w:tblPr>
+      <w:tcPr>
+        <w:shd w:val="clear" w:color="ffffff"/>
+        <w:tcBorders>
+          <w:top w:val="none" w:color="000000" w:sz="4" w:space="0"/>
+          <w:left w:val="none" w:color="000000" w:sz="4" w:space="0"/>
+          <w:bottom w:val="none" w:color="000000" w:sz="4" w:space="0"/>
+          <w:right w:val="none" w:color="000000" w:sz="4" w:space="0"/>
+        </w:tcBorders>
+      </w:tcPr>
+    </w:tblStylePr>
     <w:tblStylePr w:type="nwCell">
       <w:pPr>
         <w:pBdr/>
@@ -9411,9 +12606,9 @@
       </w:tcPr>
     </w:tblStylePr>
   </w:style>
-  <w:style w:type="table" w:styleId="38">
+  <w:style w:type="table" w:styleId="733">
     <w:name w:val="Grid Table 3 - Accent 5"/>
-    <w:basedOn w:val="665"/>
+    <w:basedOn w:val="893"/>
     <w:uiPriority w:val="99"/>
     <w:pPr>
       <w:pBdr/>
@@ -9512,29 +12707,6 @@
         <w:tblBorders/>
       </w:tblPr>
       <w:tcPr>
-        <w:shd w:color="ffffff"/>
-        <w:tcBorders>
-          <w:top w:val="none" w:color="000000" w:sz="4" w:space="0"/>
-          <w:left w:val="none" w:color="000000" w:sz="4" w:space="0"/>
-          <w:bottom w:val="none" w:color="000000" w:sz="4" w:space="0"/>
-          <w:right w:val="none" w:color="000000" w:sz="4" w:space="0"/>
-        </w:tcBorders>
-      </w:tcPr>
-    </w:tblStylePr>
-    <w:tblStylePr w:type="firstRow">
-      <w:rPr>
-        <w:b/>
-        <w:color w:val="404040"/>
-      </w:rPr>
-      <w:pPr>
-        <w:pBdr/>
-        <w:spacing/>
-        <w:ind/>
-      </w:pPr>
-      <w:tblPr>
-        <w:tblBorders/>
-      </w:tblPr>
-      <w:tcPr>
         <w:shd w:val="clear" w:color="ffffff"/>
         <w:tcBorders>
           <w:top w:val="none" w:color="000000" w:sz="4" w:space="0"/>
@@ -9544,30 +12716,7 @@
         </w:tcBorders>
       </w:tcPr>
     </w:tblStylePr>
-    <w:tblStylePr w:type="lastCol">
-      <w:rPr>
-        <w:i/>
-        <w:color w:val="404040"/>
-      </w:rPr>
-      <w:pPr>
-        <w:pBdr/>
-        <w:spacing/>
-        <w:ind/>
-      </w:pPr>
-      <w:tblPr>
-        <w:tblBorders/>
-      </w:tblPr>
-      <w:tcPr>
-        <w:shd w:color="ffffff"/>
-        <w:tcBorders>
-          <w:top w:val="none" w:color="000000" w:sz="4" w:space="0"/>
-          <w:left w:val="none" w:color="000000" w:sz="4" w:space="0"/>
-          <w:bottom w:val="none" w:color="000000" w:sz="4" w:space="0"/>
-          <w:right w:val="none" w:color="000000" w:sz="4" w:space="0"/>
-        </w:tcBorders>
-      </w:tcPr>
-    </w:tblStylePr>
-    <w:tblStylePr w:type="lastRow">
+    <w:tblStylePr w:type="firstRow">
       <w:rPr>
         <w:b/>
         <w:color w:val="404040"/>
@@ -9590,6 +12739,52 @@
         </w:tcBorders>
       </w:tcPr>
     </w:tblStylePr>
+    <w:tblStylePr w:type="lastCol">
+      <w:rPr>
+        <w:i/>
+        <w:color w:val="404040"/>
+      </w:rPr>
+      <w:pPr>
+        <w:pBdr/>
+        <w:spacing/>
+        <w:ind/>
+      </w:pPr>
+      <w:tblPr>
+        <w:tblBorders/>
+      </w:tblPr>
+      <w:tcPr>
+        <w:shd w:val="clear" w:color="ffffff"/>
+        <w:tcBorders>
+          <w:top w:val="none" w:color="000000" w:sz="4" w:space="0"/>
+          <w:left w:val="none" w:color="000000" w:sz="4" w:space="0"/>
+          <w:bottom w:val="none" w:color="000000" w:sz="4" w:space="0"/>
+          <w:right w:val="none" w:color="000000" w:sz="4" w:space="0"/>
+        </w:tcBorders>
+      </w:tcPr>
+    </w:tblStylePr>
+    <w:tblStylePr w:type="lastRow">
+      <w:rPr>
+        <w:b/>
+        <w:color w:val="404040"/>
+      </w:rPr>
+      <w:pPr>
+        <w:pBdr/>
+        <w:spacing/>
+        <w:ind/>
+      </w:pPr>
+      <w:tblPr>
+        <w:tblBorders/>
+      </w:tblPr>
+      <w:tcPr>
+        <w:shd w:val="clear" w:color="ffffff"/>
+        <w:tcBorders>
+          <w:top w:val="none" w:color="000000" w:sz="4" w:space="0"/>
+          <w:left w:val="none" w:color="000000" w:sz="4" w:space="0"/>
+          <w:bottom w:val="none" w:color="000000" w:sz="4" w:space="0"/>
+          <w:right w:val="none" w:color="000000" w:sz="4" w:space="0"/>
+        </w:tcBorders>
+      </w:tcPr>
+    </w:tblStylePr>
     <w:tblStylePr w:type="nwCell">
       <w:pPr>
         <w:pBdr/>
@@ -9656,9 +12851,9 @@
       </w:tcPr>
     </w:tblStylePr>
   </w:style>
-  <w:style w:type="table" w:styleId="39">
+  <w:style w:type="table" w:styleId="734">
     <w:name w:val="Grid Table 3 - Accent 6"/>
-    <w:basedOn w:val="665"/>
+    <w:basedOn w:val="893"/>
     <w:uiPriority w:val="99"/>
     <w:pPr>
       <w:pBdr/>
@@ -9757,29 +12952,6 @@
         <w:tblBorders/>
       </w:tblPr>
       <w:tcPr>
-        <w:shd w:color="ffffff"/>
-        <w:tcBorders>
-          <w:top w:val="none" w:color="000000" w:sz="4" w:space="0"/>
-          <w:left w:val="none" w:color="000000" w:sz="4" w:space="0"/>
-          <w:bottom w:val="none" w:color="000000" w:sz="4" w:space="0"/>
-          <w:right w:val="none" w:color="000000" w:sz="4" w:space="0"/>
-        </w:tcBorders>
-      </w:tcPr>
-    </w:tblStylePr>
-    <w:tblStylePr w:type="firstRow">
-      <w:rPr>
-        <w:b/>
-        <w:color w:val="404040"/>
-      </w:rPr>
-      <w:pPr>
-        <w:pBdr/>
-        <w:spacing/>
-        <w:ind/>
-      </w:pPr>
-      <w:tblPr>
-        <w:tblBorders/>
-      </w:tblPr>
-      <w:tcPr>
         <w:shd w:val="clear" w:color="ffffff"/>
         <w:tcBorders>
           <w:top w:val="none" w:color="000000" w:sz="4" w:space="0"/>
@@ -9789,30 +12961,7 @@
         </w:tcBorders>
       </w:tcPr>
     </w:tblStylePr>
-    <w:tblStylePr w:type="lastCol">
-      <w:rPr>
-        <w:i/>
-        <w:color w:val="404040"/>
-      </w:rPr>
-      <w:pPr>
-        <w:pBdr/>
-        <w:spacing/>
-        <w:ind/>
-      </w:pPr>
-      <w:tblPr>
-        <w:tblBorders/>
-      </w:tblPr>
-      <w:tcPr>
-        <w:shd w:color="ffffff"/>
-        <w:tcBorders>
-          <w:top w:val="none" w:color="000000" w:sz="4" w:space="0"/>
-          <w:left w:val="none" w:color="000000" w:sz="4" w:space="0"/>
-          <w:bottom w:val="none" w:color="000000" w:sz="4" w:space="0"/>
-          <w:right w:val="none" w:color="000000" w:sz="4" w:space="0"/>
-        </w:tcBorders>
-      </w:tcPr>
-    </w:tblStylePr>
-    <w:tblStylePr w:type="lastRow">
+    <w:tblStylePr w:type="firstRow">
       <w:rPr>
         <w:b/>
         <w:color w:val="404040"/>
@@ -9835,6 +12984,52 @@
         </w:tcBorders>
       </w:tcPr>
     </w:tblStylePr>
+    <w:tblStylePr w:type="lastCol">
+      <w:rPr>
+        <w:i/>
+        <w:color w:val="404040"/>
+      </w:rPr>
+      <w:pPr>
+        <w:pBdr/>
+        <w:spacing/>
+        <w:ind/>
+      </w:pPr>
+      <w:tblPr>
+        <w:tblBorders/>
+      </w:tblPr>
+      <w:tcPr>
+        <w:shd w:val="clear" w:color="ffffff"/>
+        <w:tcBorders>
+          <w:top w:val="none" w:color="000000" w:sz="4" w:space="0"/>
+          <w:left w:val="none" w:color="000000" w:sz="4" w:space="0"/>
+          <w:bottom w:val="none" w:color="000000" w:sz="4" w:space="0"/>
+          <w:right w:val="none" w:color="000000" w:sz="4" w:space="0"/>
+        </w:tcBorders>
+      </w:tcPr>
+    </w:tblStylePr>
+    <w:tblStylePr w:type="lastRow">
+      <w:rPr>
+        <w:b/>
+        <w:color w:val="404040"/>
+      </w:rPr>
+      <w:pPr>
+        <w:pBdr/>
+        <w:spacing/>
+        <w:ind/>
+      </w:pPr>
+      <w:tblPr>
+        <w:tblBorders/>
+      </w:tblPr>
+      <w:tcPr>
+        <w:shd w:val="clear" w:color="ffffff"/>
+        <w:tcBorders>
+          <w:top w:val="none" w:color="000000" w:sz="4" w:space="0"/>
+          <w:left w:val="none" w:color="000000" w:sz="4" w:space="0"/>
+          <w:bottom w:val="none" w:color="000000" w:sz="4" w:space="0"/>
+          <w:right w:val="none" w:color="000000" w:sz="4" w:space="0"/>
+        </w:tcBorders>
+      </w:tcPr>
+    </w:tblStylePr>
     <w:tblStylePr w:type="nwCell">
       <w:pPr>
         <w:pBdr/>
@@ -9901,9 +13096,9 @@
       </w:tcPr>
     </w:tblStylePr>
   </w:style>
-  <w:style w:type="table" w:styleId="40">
+  <w:style w:type="table" w:styleId="735">
     <w:name w:val="Grid Table 4"/>
-    <w:basedOn w:val="665"/>
+    <w:basedOn w:val="893"/>
     <w:uiPriority w:val="59"/>
     <w:pPr>
       <w:pBdr/>
@@ -10134,9 +13329,9 @@
       </w:tcPr>
     </w:tblStylePr>
   </w:style>
-  <w:style w:type="table" w:styleId="41">
+  <w:style w:type="table" w:styleId="736">
     <w:name w:val="Grid Table 4 - Accent 1"/>
-    <w:basedOn w:val="665"/>
+    <w:basedOn w:val="893"/>
     <w:uiPriority w:val="59"/>
     <w:pPr>
       <w:pBdr/>
@@ -10367,9 +13562,9 @@
       </w:tcPr>
     </w:tblStylePr>
   </w:style>
-  <w:style w:type="table" w:styleId="42">
+  <w:style w:type="table" w:styleId="737">
     <w:name w:val="Grid Table 4 - Accent 2"/>
-    <w:basedOn w:val="665"/>
+    <w:basedOn w:val="893"/>
     <w:uiPriority w:val="59"/>
     <w:pPr>
       <w:pBdr/>
@@ -10600,9 +13795,9 @@
       </w:tcPr>
     </w:tblStylePr>
   </w:style>
-  <w:style w:type="table" w:styleId="43">
+  <w:style w:type="table" w:styleId="738">
     <w:name w:val="Grid Table 4 - Accent 3"/>
-    <w:basedOn w:val="665"/>
+    <w:basedOn w:val="893"/>
     <w:uiPriority w:val="59"/>
     <w:pPr>
       <w:pBdr/>
@@ -10833,9 +14028,9 @@
       </w:tcPr>
     </w:tblStylePr>
   </w:style>
-  <w:style w:type="table" w:styleId="44">
+  <w:style w:type="table" w:styleId="739">
     <w:name w:val="Grid Table 4 - Accent 4"/>
-    <w:basedOn w:val="665"/>
+    <w:basedOn w:val="893"/>
     <w:uiPriority w:val="59"/>
     <w:pPr>
       <w:pBdr/>
@@ -11066,9 +14261,9 @@
       </w:tcPr>
     </w:tblStylePr>
   </w:style>
-  <w:style w:type="table" w:styleId="45">
+  <w:style w:type="table" w:styleId="740">
     <w:name w:val="Grid Table 4 - Accent 5"/>
-    <w:basedOn w:val="665"/>
+    <w:basedOn w:val="893"/>
     <w:uiPriority w:val="59"/>
     <w:pPr>
       <w:pBdr/>
@@ -11299,9 +14494,9 @@
       </w:tcPr>
     </w:tblStylePr>
   </w:style>
-  <w:style w:type="table" w:styleId="46">
+  <w:style w:type="table" w:styleId="741">
     <w:name w:val="Grid Table 4 - Accent 6"/>
-    <w:basedOn w:val="665"/>
+    <w:basedOn w:val="893"/>
     <w:uiPriority w:val="59"/>
     <w:pPr>
       <w:pBdr/>
@@ -11532,9 +14727,9 @@
       </w:tcPr>
     </w:tblStylePr>
   </w:style>
-  <w:style w:type="table" w:styleId="47">
+  <w:style w:type="table" w:styleId="742">
     <w:name w:val="Grid Table 5 Dark"/>
-    <w:basedOn w:val="665"/>
+    <w:basedOn w:val="893"/>
     <w:uiPriority w:val="99"/>
     <w:pPr>
       <w:pBdr/>
@@ -11760,9 +14955,9 @@
       </w:tcPr>
     </w:tblStylePr>
   </w:style>
-  <w:style w:type="table" w:styleId="48">
+  <w:style w:type="table" w:styleId="743">
     <w:name w:val="Grid Table 5 Dark- Accent 1"/>
-    <w:basedOn w:val="665"/>
+    <w:basedOn w:val="893"/>
     <w:uiPriority w:val="99"/>
     <w:pPr>
       <w:pBdr/>
@@ -11988,9 +15183,9 @@
       </w:tcPr>
     </w:tblStylePr>
   </w:style>
-  <w:style w:type="table" w:styleId="49">
+  <w:style w:type="table" w:styleId="744">
     <w:name w:val="Grid Table 5 Dark - Accent 2"/>
-    <w:basedOn w:val="665"/>
+    <w:basedOn w:val="893"/>
     <w:uiPriority w:val="99"/>
     <w:pPr>
       <w:pBdr/>
@@ -12216,9 +15411,9 @@
       </w:tcPr>
     </w:tblStylePr>
   </w:style>
-  <w:style w:type="table" w:styleId="50">
+  <w:style w:type="table" w:styleId="745">
     <w:name w:val="Grid Table 5 Dark - Accent 3"/>
-    <w:basedOn w:val="665"/>
+    <w:basedOn w:val="893"/>
     <w:uiPriority w:val="99"/>
     <w:pPr>
       <w:pBdr/>
@@ -12444,9 +15639,9 @@
       </w:tcPr>
     </w:tblStylePr>
   </w:style>
-  <w:style w:type="table" w:styleId="51">
+  <w:style w:type="table" w:styleId="746">
     <w:name w:val="Grid Table 5 Dark- Accent 4"/>
-    <w:basedOn w:val="665"/>
+    <w:basedOn w:val="893"/>
     <w:uiPriority w:val="99"/>
     <w:pPr>
       <w:pBdr/>
@@ -12672,9 +15867,9 @@
       </w:tcPr>
     </w:tblStylePr>
   </w:style>
-  <w:style w:type="table" w:styleId="52">
+  <w:style w:type="table" w:styleId="747">
     <w:name w:val="Grid Table 5 Dark - Accent 5"/>
-    <w:basedOn w:val="665"/>
+    <w:basedOn w:val="893"/>
     <w:uiPriority w:val="99"/>
     <w:pPr>
       <w:pBdr/>
@@ -12900,9 +16095,9 @@
       </w:tcPr>
     </w:tblStylePr>
   </w:style>
-  <w:style w:type="table" w:styleId="53">
+  <w:style w:type="table" w:styleId="748">
     <w:name w:val="Grid Table 5 Dark - Accent 6"/>
-    <w:basedOn w:val="665"/>
+    <w:basedOn w:val="893"/>
     <w:uiPriority w:val="99"/>
     <w:pPr>
       <w:pBdr/>
@@ -13128,9 +16323,9 @@
       </w:tcPr>
     </w:tblStylePr>
   </w:style>
-  <w:style w:type="table" w:styleId="54">
+  <w:style w:type="table" w:styleId="749">
     <w:name w:val="Grid Table 6 Colorful"/>
-    <w:basedOn w:val="665"/>
+    <w:basedOn w:val="893"/>
     <w:uiPriority w:val="99"/>
     <w:pPr>
       <w:pBdr/>
@@ -13358,9 +16553,9 @@
       </w:tcPr>
     </w:tblStylePr>
   </w:style>
-  <w:style w:type="table" w:styleId="55">
+  <w:style w:type="table" w:styleId="750">
     <w:name w:val="Grid Table 6 Colorful - Accent 1"/>
-    <w:basedOn w:val="665"/>
+    <w:basedOn w:val="893"/>
     <w:uiPriority w:val="99"/>
     <w:pPr>
       <w:pBdr/>
@@ -13588,9 +16783,9 @@
       </w:tcPr>
     </w:tblStylePr>
   </w:style>
-  <w:style w:type="table" w:styleId="56">
+  <w:style w:type="table" w:styleId="751">
     <w:name w:val="Grid Table 6 Colorful - Accent 2"/>
-    <w:basedOn w:val="665"/>
+    <w:basedOn w:val="893"/>
     <w:uiPriority w:val="99"/>
     <w:pPr>
       <w:pBdr/>
@@ -13818,9 +17013,9 @@
       </w:tcPr>
     </w:tblStylePr>
   </w:style>
-  <w:style w:type="table" w:styleId="57">
+  <w:style w:type="table" w:styleId="752">
     <w:name w:val="Grid Table 6 Colorful - Accent 3"/>
-    <w:basedOn w:val="665"/>
+    <w:basedOn w:val="893"/>
     <w:uiPriority w:val="99"/>
     <w:pPr>
       <w:pBdr/>
@@ -14048,9 +17243,9 @@
       </w:tcPr>
     </w:tblStylePr>
   </w:style>
-  <w:style w:type="table" w:styleId="58">
+  <w:style w:type="table" w:styleId="753">
     <w:name w:val="Grid Table 6 Colorful - Accent 4"/>
-    <w:basedOn w:val="665"/>
+    <w:basedOn w:val="893"/>
     <w:uiPriority w:val="99"/>
     <w:pPr>
       <w:pBdr/>
@@ -14278,9 +17473,9 @@
       </w:tcPr>
     </w:tblStylePr>
   </w:style>
-  <w:style w:type="table" w:styleId="59">
+  <w:style w:type="table" w:styleId="754">
     <w:name w:val="Grid Table 6 Colorful - Accent 5"/>
-    <w:basedOn w:val="665"/>
+    <w:basedOn w:val="893"/>
     <w:uiPriority w:val="99"/>
     <w:pPr>
       <w:pBdr/>
@@ -14508,9 +17703,9 @@
       </w:tcPr>
     </w:tblStylePr>
   </w:style>
-  <w:style w:type="table" w:styleId="60">
+  <w:style w:type="table" w:styleId="755">
     <w:name w:val="Grid Table 6 Colorful - Accent 6"/>
-    <w:basedOn w:val="665"/>
+    <w:basedOn w:val="893"/>
     <w:uiPriority w:val="99"/>
     <w:pPr>
       <w:pBdr/>
@@ -14738,9 +17933,9 @@
       </w:tcPr>
     </w:tblStylePr>
   </w:style>
-  <w:style w:type="table" w:styleId="61">
+  <w:style w:type="table" w:styleId="756">
     <w:name w:val="Grid Table 7 Colorful"/>
-    <w:basedOn w:val="665"/>
+    <w:basedOn w:val="893"/>
     <w:uiPriority w:val="99"/>
     <w:pPr>
       <w:pBdr/>
@@ -14842,11 +18037,11 @@
         <w:tblBorders/>
       </w:tblPr>
       <w:tcPr>
-        <w:shd w:color="ffffff"/>
+        <w:shd w:val="clear" w:color="ffffff"/>
         <w:tcBorders>
-          <w:top w:val="none"/>
-          <w:left w:val="none"/>
-          <w:bottom w:val="none"/>
+          <w:top w:val="none" w:color="000000" w:sz="4" w:space="0"/>
+          <w:left w:val="none" w:color="000000" w:sz="4" w:space="0"/>
+          <w:bottom w:val="none" w:color="000000" w:sz="4" w:space="0"/>
           <w:right w:val="single" w:color="000000" w:themeColor="text1" w:themeTint="80" w:sz="4" w:space="0"/>
         </w:tcBorders>
       </w:tcPr>
@@ -14869,10 +18064,10 @@
       <w:tcPr>
         <w:shd w:val="clear" w:color="ffffff" w:themeColor="light1" w:fill="ffffff" w:themeFill="light1"/>
         <w:tcBorders>
-          <w:top w:val="none"/>
-          <w:left w:val="none"/>
+          <w:top w:val="none" w:color="000000" w:sz="4" w:space="0"/>
+          <w:left w:val="none" w:color="000000" w:sz="4" w:space="0"/>
           <w:bottom w:val="single" w:color="000000" w:themeColor="text1" w:themeTint="80" w:sz="4" w:space="0"/>
-          <w:right w:val="none"/>
+          <w:right w:val="none" w:color="000000" w:sz="4" w:space="0"/>
         </w:tcBorders>
       </w:tcPr>
     </w:tblStylePr>
@@ -14892,12 +18087,12 @@
         <w:tblBorders/>
       </w:tblPr>
       <w:tcPr>
-        <w:shd w:color="ffffff"/>
+        <w:shd w:val="clear" w:color="ffffff"/>
         <w:tcBorders>
-          <w:top w:val="none"/>
+          <w:top w:val="none" w:color="000000" w:sz="4" w:space="0"/>
           <w:left w:val="single" w:color="000000" w:themeColor="text1" w:themeTint="80" w:sz="4" w:space="0"/>
-          <w:bottom w:val="none"/>
-          <w:right w:val="none"/>
+          <w:bottom w:val="none" w:color="000000" w:sz="4" w:space="0"/>
+          <w:right w:val="none" w:color="000000" w:sz="4" w:space="0"/>
         </w:tcBorders>
       </w:tcPr>
     </w:tblStylePr>
@@ -14920,9 +18115,9 @@
         <w:shd w:val="clear" w:color="ffffff" w:themeColor="light1" w:fill="ffffff" w:themeFill="light1"/>
         <w:tcBorders>
           <w:top w:val="single" w:color="000000" w:themeColor="text1" w:themeTint="80" w:sz="4" w:space="0"/>
-          <w:left w:val="none"/>
-          <w:bottom w:val="none"/>
-          <w:right w:val="none"/>
+          <w:left w:val="none" w:color="000000" w:sz="4" w:space="0"/>
+          <w:bottom w:val="none" w:color="000000" w:sz="4" w:space="0"/>
+          <w:right w:val="none" w:color="000000" w:sz="4" w:space="0"/>
         </w:tcBorders>
       </w:tcPr>
     </w:tblStylePr>
@@ -14992,9 +18187,9 @@
       </w:tcPr>
     </w:tblStylePr>
   </w:style>
-  <w:style w:type="table" w:styleId="62">
+  <w:style w:type="table" w:styleId="757">
     <w:name w:val="Grid Table 7 Colorful - Accent 1"/>
-    <w:basedOn w:val="665"/>
+    <w:basedOn w:val="893"/>
     <w:uiPriority w:val="99"/>
     <w:pPr>
       <w:pBdr/>
@@ -15096,11 +18291,11 @@
         <w:tblBorders/>
       </w:tblPr>
       <w:tcPr>
-        <w:shd w:color="ffffff"/>
+        <w:shd w:val="clear" w:color="ffffff"/>
         <w:tcBorders>
-          <w:top w:val="none"/>
-          <w:left w:val="none"/>
-          <w:bottom w:val="none"/>
+          <w:top w:val="none" w:color="000000" w:sz="4" w:space="0"/>
+          <w:left w:val="none" w:color="000000" w:sz="4" w:space="0"/>
+          <w:bottom w:val="none" w:color="000000" w:sz="4" w:space="0"/>
           <w:right w:val="single" w:color="000000" w:themeColor="accent1" w:themeTint="80" w:sz="4" w:space="0"/>
         </w:tcBorders>
       </w:tcPr>
@@ -15123,10 +18318,10 @@
       <w:tcPr>
         <w:shd w:val="clear" w:color="ffffff" w:themeColor="light1" w:fill="ffffff" w:themeFill="light1"/>
         <w:tcBorders>
-          <w:top w:val="none"/>
-          <w:left w:val="none"/>
+          <w:top w:val="none" w:color="000000" w:sz="4" w:space="0"/>
+          <w:left w:val="none" w:color="000000" w:sz="4" w:space="0"/>
           <w:bottom w:val="single" w:color="000000" w:themeColor="accent1" w:themeTint="80" w:sz="4" w:space="0"/>
-          <w:right w:val="none"/>
+          <w:right w:val="none" w:color="000000" w:sz="4" w:space="0"/>
         </w:tcBorders>
       </w:tcPr>
     </w:tblStylePr>
@@ -15146,12 +18341,12 @@
         <w:tblBorders/>
       </w:tblPr>
       <w:tcPr>
-        <w:shd w:color="ffffff"/>
+        <w:shd w:val="clear" w:color="ffffff"/>
         <w:tcBorders>
-          <w:top w:val="none"/>
+          <w:top w:val="none" w:color="000000" w:sz="4" w:space="0"/>
           <w:left w:val="single" w:color="000000" w:themeColor="accent1" w:themeTint="80" w:sz="4" w:space="0"/>
-          <w:bottom w:val="none"/>
-          <w:right w:val="none"/>
+          <w:bottom w:val="none" w:color="000000" w:sz="4" w:space="0"/>
+          <w:right w:val="none" w:color="000000" w:sz="4" w:space="0"/>
         </w:tcBorders>
       </w:tcPr>
     </w:tblStylePr>
@@ -15174,9 +18369,9 @@
         <w:shd w:val="clear" w:color="ffffff" w:themeColor="light1" w:fill="ffffff" w:themeFill="light1"/>
         <w:tcBorders>
           <w:top w:val="single" w:color="000000" w:themeColor="accent1" w:themeTint="80" w:sz="4" w:space="0"/>
-          <w:left w:val="none"/>
-          <w:bottom w:val="none"/>
-          <w:right w:val="none"/>
+          <w:left w:val="none" w:color="000000" w:sz="4" w:space="0"/>
+          <w:bottom w:val="none" w:color="000000" w:sz="4" w:space="0"/>
+          <w:right w:val="none" w:color="000000" w:sz="4" w:space="0"/>
         </w:tcBorders>
       </w:tcPr>
     </w:tblStylePr>
@@ -15246,9 +18441,9 @@
       </w:tcPr>
     </w:tblStylePr>
   </w:style>
-  <w:style w:type="table" w:styleId="63">
+  <w:style w:type="table" w:styleId="758">
     <w:name w:val="Grid Table 7 Colorful - Accent 2"/>
-    <w:basedOn w:val="665"/>
+    <w:basedOn w:val="893"/>
     <w:uiPriority w:val="99"/>
     <w:pPr>
       <w:pBdr/>
@@ -15350,11 +18545,11 @@
         <w:tblBorders/>
       </w:tblPr>
       <w:tcPr>
-        <w:shd w:color="ffffff"/>
+        <w:shd w:val="clear" w:color="ffffff"/>
         <w:tcBorders>
-          <w:top w:val="none"/>
-          <w:left w:val="none"/>
-          <w:bottom w:val="none"/>
+          <w:top w:val="none" w:color="000000" w:sz="4" w:space="0"/>
+          <w:left w:val="none" w:color="000000" w:sz="4" w:space="0"/>
+          <w:bottom w:val="none" w:color="000000" w:sz="4" w:space="0"/>
           <w:right w:val="single" w:color="000000" w:themeColor="accent2" w:themeTint="97" w:sz="4" w:space="0"/>
         </w:tcBorders>
       </w:tcPr>
@@ -15377,10 +18572,10 @@
       <w:tcPr>
         <w:shd w:val="clear" w:color="ffffff" w:themeColor="light1" w:fill="ffffff" w:themeFill="light1"/>
         <w:tcBorders>
-          <w:top w:val="none"/>
-          <w:left w:val="none"/>
+          <w:top w:val="none" w:color="000000" w:sz="4" w:space="0"/>
+          <w:left w:val="none" w:color="000000" w:sz="4" w:space="0"/>
           <w:bottom w:val="single" w:color="000000" w:themeColor="accent2" w:themeTint="97" w:sz="4" w:space="0"/>
-          <w:right w:val="none"/>
+          <w:right w:val="none" w:color="000000" w:sz="4" w:space="0"/>
         </w:tcBorders>
       </w:tcPr>
     </w:tblStylePr>
@@ -15400,12 +18595,12 @@
         <w:tblBorders/>
       </w:tblPr>
       <w:tcPr>
-        <w:shd w:color="ffffff"/>
+        <w:shd w:val="clear" w:color="ffffff"/>
         <w:tcBorders>
-          <w:top w:val="none"/>
+          <w:top w:val="none" w:color="000000" w:sz="4" w:space="0"/>
           <w:left w:val="single" w:color="000000" w:themeColor="accent2" w:themeTint="97" w:sz="4" w:space="0"/>
-          <w:bottom w:val="none"/>
-          <w:right w:val="none"/>
+          <w:bottom w:val="none" w:color="000000" w:sz="4" w:space="0"/>
+          <w:right w:val="none" w:color="000000" w:sz="4" w:space="0"/>
         </w:tcBorders>
       </w:tcPr>
     </w:tblStylePr>
@@ -15428,9 +18623,9 @@
         <w:shd w:val="clear" w:color="ffffff" w:themeColor="light1" w:fill="ffffff" w:themeFill="light1"/>
         <w:tcBorders>
           <w:top w:val="single" w:color="000000" w:themeColor="accent2" w:themeTint="97" w:sz="4" w:space="0"/>
-          <w:left w:val="none"/>
-          <w:bottom w:val="none"/>
-          <w:right w:val="none"/>
+          <w:left w:val="none" w:color="000000" w:sz="4" w:space="0"/>
+          <w:bottom w:val="none" w:color="000000" w:sz="4" w:space="0"/>
+          <w:right w:val="none" w:color="000000" w:sz="4" w:space="0"/>
         </w:tcBorders>
       </w:tcPr>
     </w:tblStylePr>
@@ -15500,9 +18695,9 @@
       </w:tcPr>
     </w:tblStylePr>
   </w:style>
-  <w:style w:type="table" w:styleId="64">
+  <w:style w:type="table" w:styleId="759">
     <w:name w:val="Grid Table 7 Colorful - Accent 3"/>
-    <w:basedOn w:val="665"/>
+    <w:basedOn w:val="893"/>
     <w:uiPriority w:val="99"/>
     <w:pPr>
       <w:pBdr/>
@@ -15604,11 +18799,11 @@
         <w:tblBorders/>
       </w:tblPr>
       <w:tcPr>
-        <w:shd w:color="ffffff"/>
+        <w:shd w:val="clear" w:color="ffffff"/>
         <w:tcBorders>
-          <w:top w:val="none"/>
-          <w:left w:val="none"/>
-          <w:bottom w:val="none"/>
+          <w:top w:val="none" w:color="000000" w:sz="4" w:space="0"/>
+          <w:left w:val="none" w:color="000000" w:sz="4" w:space="0"/>
+          <w:bottom w:val="none" w:color="000000" w:sz="4" w:space="0"/>
           <w:right w:val="single" w:color="000000" w:themeColor="accent3" w:themeTint="FE" w:sz="4" w:space="0"/>
         </w:tcBorders>
       </w:tcPr>
@@ -15631,10 +18826,10 @@
       <w:tcPr>
         <w:shd w:val="clear" w:color="ffffff" w:themeColor="light1" w:fill="ffffff" w:themeFill="light1"/>
         <w:tcBorders>
-          <w:top w:val="none"/>
-          <w:left w:val="none"/>
+          <w:top w:val="none" w:color="000000" w:sz="4" w:space="0"/>
+          <w:left w:val="none" w:color="000000" w:sz="4" w:space="0"/>
           <w:bottom w:val="single" w:color="000000" w:themeColor="accent3" w:themeTint="FE" w:sz="4" w:space="0"/>
-          <w:right w:val="none"/>
+          <w:right w:val="none" w:color="000000" w:sz="4" w:space="0"/>
         </w:tcBorders>
       </w:tcPr>
     </w:tblStylePr>
@@ -15654,12 +18849,12 @@
         <w:tblBorders/>
       </w:tblPr>
       <w:tcPr>
-        <w:shd w:color="ffffff"/>
+        <w:shd w:val="clear" w:color="ffffff"/>
         <w:tcBorders>
-          <w:top w:val="none"/>
+          <w:top w:val="none" w:color="000000" w:sz="4" w:space="0"/>
           <w:left w:val="single" w:color="000000" w:themeColor="accent3" w:themeTint="FE" w:sz="4" w:space="0"/>
-          <w:bottom w:val="none"/>
-          <w:right w:val="none"/>
+          <w:bottom w:val="none" w:color="000000" w:sz="4" w:space="0"/>
+          <w:right w:val="none" w:color="000000" w:sz="4" w:space="0"/>
         </w:tcBorders>
       </w:tcPr>
     </w:tblStylePr>
@@ -15682,9 +18877,9 @@
         <w:shd w:val="clear" w:color="ffffff" w:themeColor="light1" w:fill="ffffff" w:themeFill="light1"/>
         <w:tcBorders>
           <w:top w:val="single" w:color="000000" w:themeColor="accent3" w:themeTint="FE" w:sz="4" w:space="0"/>
-          <w:left w:val="none"/>
-          <w:bottom w:val="none"/>
-          <w:right w:val="none"/>
+          <w:left w:val="none" w:color="000000" w:sz="4" w:space="0"/>
+          <w:bottom w:val="none" w:color="000000" w:sz="4" w:space="0"/>
+          <w:right w:val="none" w:color="000000" w:sz="4" w:space="0"/>
         </w:tcBorders>
       </w:tcPr>
     </w:tblStylePr>
@@ -15754,9 +18949,9 @@
       </w:tcPr>
     </w:tblStylePr>
   </w:style>
-  <w:style w:type="table" w:styleId="65">
+  <w:style w:type="table" w:styleId="760">
     <w:name w:val="Grid Table 7 Colorful - Accent 4"/>
-    <w:basedOn w:val="665"/>
+    <w:basedOn w:val="893"/>
     <w:uiPriority w:val="99"/>
     <w:pPr>
       <w:pBdr/>
@@ -15858,11 +19053,11 @@
         <w:tblBorders/>
       </w:tblPr>
       <w:tcPr>
-        <w:shd w:color="ffffff"/>
+        <w:shd w:val="clear" w:color="ffffff"/>
         <w:tcBorders>
-          <w:top w:val="none"/>
-          <w:left w:val="none"/>
-          <w:bottom w:val="none"/>
+          <w:top w:val="none" w:color="000000" w:sz="4" w:space="0"/>
+          <w:left w:val="none" w:color="000000" w:sz="4" w:space="0"/>
+          <w:bottom w:val="none" w:color="000000" w:sz="4" w:space="0"/>
           <w:right w:val="single" w:color="000000" w:themeColor="accent4" w:themeTint="9A" w:sz="4" w:space="0"/>
         </w:tcBorders>
       </w:tcPr>
@@ -15885,10 +19080,10 @@
       <w:tcPr>
         <w:shd w:val="clear" w:color="ffffff" w:themeColor="light1" w:fill="ffffff" w:themeFill="light1"/>
         <w:tcBorders>
-          <w:top w:val="none"/>
-          <w:left w:val="none"/>
+          <w:top w:val="none" w:color="000000" w:sz="4" w:space="0"/>
+          <w:left w:val="none" w:color="000000" w:sz="4" w:space="0"/>
           <w:bottom w:val="single" w:color="000000" w:themeColor="accent4" w:themeTint="9A" w:sz="4" w:space="0"/>
-          <w:right w:val="none"/>
+          <w:right w:val="none" w:color="000000" w:sz="4" w:space="0"/>
         </w:tcBorders>
       </w:tcPr>
     </w:tblStylePr>
@@ -15908,12 +19103,12 @@
         <w:tblBorders/>
       </w:tblPr>
       <w:tcPr>
-        <w:shd w:color="ffffff"/>
+        <w:shd w:val="clear" w:color="ffffff"/>
         <w:tcBorders>
-          <w:top w:val="none"/>
+          <w:top w:val="none" w:color="000000" w:sz="4" w:space="0"/>
           <w:left w:val="single" w:color="000000" w:themeColor="accent4" w:themeTint="9A" w:sz="4" w:space="0"/>
-          <w:bottom w:val="none"/>
-          <w:right w:val="none"/>
+          <w:bottom w:val="none" w:color="000000" w:sz="4" w:space="0"/>
+          <w:right w:val="none" w:color="000000" w:sz="4" w:space="0"/>
         </w:tcBorders>
       </w:tcPr>
     </w:tblStylePr>
@@ -15936,9 +19131,9 @@
         <w:shd w:val="clear" w:color="ffffff" w:themeColor="light1" w:fill="ffffff" w:themeFill="light1"/>
         <w:tcBorders>
           <w:top w:val="single" w:color="000000" w:themeColor="accent4" w:themeTint="9A" w:sz="4" w:space="0"/>
-          <w:left w:val="none"/>
-          <w:bottom w:val="none"/>
-          <w:right w:val="none"/>
+          <w:left w:val="none" w:color="000000" w:sz="4" w:space="0"/>
+          <w:bottom w:val="none" w:color="000000" w:sz="4" w:space="0"/>
+          <w:right w:val="none" w:color="000000" w:sz="4" w:space="0"/>
         </w:tcBorders>
       </w:tcPr>
     </w:tblStylePr>
@@ -16008,9 +19203,9 @@
       </w:tcPr>
     </w:tblStylePr>
   </w:style>
-  <w:style w:type="table" w:styleId="66">
+  <w:style w:type="table" w:styleId="761">
     <w:name w:val="Grid Table 7 Colorful - Accent 5"/>
-    <w:basedOn w:val="665"/>
+    <w:basedOn w:val="893"/>
     <w:uiPriority w:val="99"/>
     <w:pPr>
       <w:pBdr/>
@@ -16112,11 +19307,11 @@
         <w:tblBorders/>
       </w:tblPr>
       <w:tcPr>
-        <w:shd w:color="ffffff"/>
+        <w:shd w:val="clear" w:color="ffffff"/>
         <w:tcBorders>
-          <w:top w:val="none"/>
-          <w:left w:val="none"/>
-          <w:bottom w:val="none"/>
+          <w:top w:val="none" w:color="000000" w:sz="4" w:space="0"/>
+          <w:left w:val="none" w:color="000000" w:sz="4" w:space="0"/>
+          <w:bottom w:val="none" w:color="000000" w:sz="4" w:space="0"/>
           <w:right w:val="single" w:color="000000" w:themeColor="accent5" w:themeTint="90" w:sz="4" w:space="0"/>
         </w:tcBorders>
       </w:tcPr>
@@ -16139,10 +19334,10 @@
       <w:tcPr>
         <w:shd w:val="clear" w:color="ffffff" w:themeColor="light1" w:fill="ffffff" w:themeFill="light1"/>
         <w:tcBorders>
-          <w:top w:val="none"/>
-          <w:left w:val="none"/>
+          <w:top w:val="none" w:color="000000" w:sz="4" w:space="0"/>
+          <w:left w:val="none" w:color="000000" w:sz="4" w:space="0"/>
           <w:bottom w:val="single" w:color="000000" w:themeColor="accent5" w:themeTint="90" w:sz="4" w:space="0"/>
-          <w:right w:val="none"/>
+          <w:right w:val="none" w:color="000000" w:sz="4" w:space="0"/>
         </w:tcBorders>
       </w:tcPr>
     </w:tblStylePr>
@@ -16162,12 +19357,12 @@
         <w:tblBorders/>
       </w:tblPr>
       <w:tcPr>
-        <w:shd w:color="ffffff"/>
+        <w:shd w:val="clear" w:color="ffffff"/>
         <w:tcBorders>
-          <w:top w:val="none"/>
+          <w:top w:val="none" w:color="000000" w:sz="4" w:space="0"/>
           <w:left w:val="single" w:color="000000" w:themeColor="accent5" w:themeTint="90" w:sz="4" w:space="0"/>
-          <w:bottom w:val="none"/>
-          <w:right w:val="none"/>
+          <w:bottom w:val="none" w:color="000000" w:sz="4" w:space="0"/>
+          <w:right w:val="none" w:color="000000" w:sz="4" w:space="0"/>
         </w:tcBorders>
       </w:tcPr>
     </w:tblStylePr>
@@ -16190,9 +19385,9 @@
         <w:shd w:val="clear" w:color="ffffff" w:themeColor="light1" w:fill="ffffff" w:themeFill="light1"/>
         <w:tcBorders>
           <w:top w:val="single" w:color="000000" w:themeColor="accent5" w:themeTint="90" w:sz="4" w:space="0"/>
-          <w:left w:val="none"/>
-          <w:bottom w:val="none"/>
-          <w:right w:val="none"/>
+          <w:left w:val="none" w:color="000000" w:sz="4" w:space="0"/>
+          <w:bottom w:val="none" w:color="000000" w:sz="4" w:space="0"/>
+          <w:right w:val="none" w:color="000000" w:sz="4" w:space="0"/>
         </w:tcBorders>
       </w:tcPr>
     </w:tblStylePr>
@@ -16262,9 +19457,9 @@
       </w:tcPr>
     </w:tblStylePr>
   </w:style>
-  <w:style w:type="table" w:styleId="67">
+  <w:style w:type="table" w:styleId="762">
     <w:name w:val="Grid Table 7 Colorful - Accent 6"/>
-    <w:basedOn w:val="665"/>
+    <w:basedOn w:val="893"/>
     <w:uiPriority w:val="99"/>
     <w:pPr>
       <w:pBdr/>
@@ -16366,11 +19561,11 @@
         <w:tblBorders/>
       </w:tblPr>
       <w:tcPr>
-        <w:shd w:color="ffffff"/>
+        <w:shd w:val="clear" w:color="ffffff"/>
         <w:tcBorders>
-          <w:top w:val="none"/>
-          <w:left w:val="none"/>
-          <w:bottom w:val="none"/>
+          <w:top w:val="none" w:color="000000" w:sz="4" w:space="0"/>
+          <w:left w:val="none" w:color="000000" w:sz="4" w:space="0"/>
+          <w:bottom w:val="none" w:color="000000" w:sz="4" w:space="0"/>
           <w:right w:val="single" w:color="000000" w:themeColor="accent6" w:themeTint="90" w:sz="4" w:space="0"/>
         </w:tcBorders>
       </w:tcPr>
@@ -16393,10 +19588,10 @@
       <w:tcPr>
         <w:shd w:val="clear" w:color="ffffff" w:themeColor="light1" w:fill="ffffff" w:themeFill="light1"/>
         <w:tcBorders>
-          <w:top w:val="none"/>
-          <w:left w:val="none"/>
+          <w:top w:val="none" w:color="000000" w:sz="4" w:space="0"/>
+          <w:left w:val="none" w:color="000000" w:sz="4" w:space="0"/>
           <w:bottom w:val="single" w:color="000000" w:themeColor="accent6" w:themeTint="90" w:sz="4" w:space="0"/>
-          <w:right w:val="none"/>
+          <w:right w:val="none" w:color="000000" w:sz="4" w:space="0"/>
         </w:tcBorders>
       </w:tcPr>
     </w:tblStylePr>
@@ -16416,12 +19611,12 @@
         <w:tblBorders/>
       </w:tblPr>
       <w:tcPr>
-        <w:shd w:color="ffffff"/>
+        <w:shd w:val="clear" w:color="ffffff"/>
         <w:tcBorders>
-          <w:top w:val="none"/>
+          <w:top w:val="none" w:color="000000" w:sz="4" w:space="0"/>
           <w:left w:val="single" w:color="000000" w:themeColor="accent6" w:themeTint="90" w:sz="4" w:space="0"/>
-          <w:bottom w:val="none"/>
-          <w:right w:val="none"/>
+          <w:bottom w:val="none" w:color="000000" w:sz="4" w:space="0"/>
+          <w:right w:val="none" w:color="000000" w:sz="4" w:space="0"/>
         </w:tcBorders>
       </w:tcPr>
     </w:tblStylePr>
@@ -16444,9 +19639,9 @@
         <w:shd w:val="clear" w:color="ffffff" w:themeColor="light1" w:fill="ffffff" w:themeFill="light1"/>
         <w:tcBorders>
           <w:top w:val="single" w:color="000000" w:themeColor="accent6" w:themeTint="90" w:sz="4" w:space="0"/>
-          <w:left w:val="none"/>
-          <w:bottom w:val="none"/>
-          <w:right w:val="none"/>
+          <w:left w:val="none" w:color="000000" w:sz="4" w:space="0"/>
+          <w:bottom w:val="none" w:color="000000" w:sz="4" w:space="0"/>
+          <w:right w:val="none" w:color="000000" w:sz="4" w:space="0"/>
         </w:tcBorders>
       </w:tcPr>
     </w:tblStylePr>
@@ -16516,9 +19711,9 @@
       </w:tcPr>
     </w:tblStylePr>
   </w:style>
-  <w:style w:type="table" w:styleId="68">
+  <w:style w:type="table" w:styleId="763">
     <w:name w:val="List Table 1 Light"/>
-    <w:basedOn w:val="665"/>
+    <w:basedOn w:val="893"/>
     <w:uiPriority w:val="99"/>
     <w:pPr>
       <w:pBdr/>
@@ -16732,9 +19927,9 @@
       </w:tcPr>
     </w:tblStylePr>
   </w:style>
-  <w:style w:type="table" w:styleId="69">
+  <w:style w:type="table" w:styleId="764">
     <w:name w:val="List Table 1 Light - Accent 1"/>
-    <w:basedOn w:val="665"/>
+    <w:basedOn w:val="893"/>
     <w:uiPriority w:val="99"/>
     <w:pPr>
       <w:pBdr/>
@@ -16948,9 +20143,9 @@
       </w:tcPr>
     </w:tblStylePr>
   </w:style>
-  <w:style w:type="table" w:styleId="70">
+  <w:style w:type="table" w:styleId="765">
     <w:name w:val="List Table 1 Light - Accent 2"/>
-    <w:basedOn w:val="665"/>
+    <w:basedOn w:val="893"/>
     <w:uiPriority w:val="99"/>
     <w:pPr>
       <w:pBdr/>
@@ -17164,9 +20359,9 @@
       </w:tcPr>
     </w:tblStylePr>
   </w:style>
-  <w:style w:type="table" w:styleId="71">
+  <w:style w:type="table" w:styleId="766">
     <w:name w:val="List Table 1 Light - Accent 3"/>
-    <w:basedOn w:val="665"/>
+    <w:basedOn w:val="893"/>
     <w:uiPriority w:val="99"/>
     <w:pPr>
       <w:pBdr/>
@@ -17380,9 +20575,9 @@
       </w:tcPr>
     </w:tblStylePr>
   </w:style>
-  <w:style w:type="table" w:styleId="72">
+  <w:style w:type="table" w:styleId="767">
     <w:name w:val="List Table 1 Light - Accent 4"/>
-    <w:basedOn w:val="665"/>
+    <w:basedOn w:val="893"/>
     <w:uiPriority w:val="99"/>
     <w:pPr>
       <w:pBdr/>
@@ -17596,9 +20791,9 @@
       </w:tcPr>
     </w:tblStylePr>
   </w:style>
-  <w:style w:type="table" w:styleId="73">
+  <w:style w:type="table" w:styleId="768">
     <w:name w:val="List Table 1 Light - Accent 5"/>
-    <w:basedOn w:val="665"/>
+    <w:basedOn w:val="893"/>
     <w:uiPriority w:val="99"/>
     <w:pPr>
       <w:pBdr/>
@@ -17812,9 +21007,9 @@
       </w:tcPr>
     </w:tblStylePr>
   </w:style>
-  <w:style w:type="table" w:styleId="74">
+  <w:style w:type="table" w:styleId="769">
     <w:name w:val="List Table 1 Light - Accent 6"/>
-    <w:basedOn w:val="665"/>
+    <w:basedOn w:val="893"/>
     <w:uiPriority w:val="99"/>
     <w:pPr>
       <w:pBdr/>
@@ -18028,9 +21223,9 @@
       </w:tcPr>
     </w:tblStylePr>
   </w:style>
-  <w:style w:type="table" w:styleId="75">
+  <w:style w:type="table" w:styleId="770">
     <w:name w:val="List Table 2"/>
-    <w:basedOn w:val="665"/>
+    <w:basedOn w:val="893"/>
     <w:uiPriority w:val="99"/>
     <w:pPr>
       <w:pBdr/>
@@ -18266,9 +21461,9 @@
       </w:tcPr>
     </w:tblStylePr>
   </w:style>
-  <w:style w:type="table" w:styleId="76">
+  <w:style w:type="table" w:styleId="771">
     <w:name w:val="List Table 2 - Accent 1"/>
-    <w:basedOn w:val="665"/>
+    <w:basedOn w:val="893"/>
     <w:uiPriority w:val="99"/>
     <w:pPr>
       <w:pBdr/>
@@ -18504,9 +21699,9 @@
       </w:tcPr>
     </w:tblStylePr>
   </w:style>
-  <w:style w:type="table" w:styleId="77">
+  <w:style w:type="table" w:styleId="772">
     <w:name w:val="List Table 2 - Accent 2"/>
-    <w:basedOn w:val="665"/>
+    <w:basedOn w:val="893"/>
     <w:uiPriority w:val="99"/>
     <w:pPr>
       <w:pBdr/>
@@ -18742,9 +21937,9 @@
       </w:tcPr>
     </w:tblStylePr>
   </w:style>
-  <w:style w:type="table" w:styleId="78">
+  <w:style w:type="table" w:styleId="773">
     <w:name w:val="List Table 2 - Accent 3"/>
-    <w:basedOn w:val="665"/>
+    <w:basedOn w:val="893"/>
     <w:uiPriority w:val="99"/>
     <w:pPr>
       <w:pBdr/>
@@ -18980,9 +22175,9 @@
       </w:tcPr>
     </w:tblStylePr>
   </w:style>
-  <w:style w:type="table" w:styleId="79">
+  <w:style w:type="table" w:styleId="774">
     <w:name w:val="List Table 2 - Accent 4"/>
-    <w:basedOn w:val="665"/>
+    <w:basedOn w:val="893"/>
     <w:uiPriority w:val="99"/>
     <w:pPr>
       <w:pBdr/>
@@ -19218,9 +22413,9 @@
       </w:tcPr>
     </w:tblStylePr>
   </w:style>
-  <w:style w:type="table" w:styleId="80">
+  <w:style w:type="table" w:styleId="775">
     <w:name w:val="List Table 2 - Accent 5"/>
-    <w:basedOn w:val="665"/>
+    <w:basedOn w:val="893"/>
     <w:uiPriority w:val="99"/>
     <w:pPr>
       <w:pBdr/>
@@ -19456,9 +22651,9 @@
       </w:tcPr>
     </w:tblStylePr>
   </w:style>
-  <w:style w:type="table" w:styleId="81">
+  <w:style w:type="table" w:styleId="776">
     <w:name w:val="List Table 2 - Accent 6"/>
-    <w:basedOn w:val="665"/>
+    <w:basedOn w:val="893"/>
     <w:uiPriority w:val="99"/>
     <w:pPr>
       <w:pBdr/>
@@ -19694,9 +22889,9 @@
       </w:tcPr>
     </w:tblStylePr>
   </w:style>
-  <w:style w:type="table" w:styleId="82">
+  <w:style w:type="table" w:styleId="777">
     <w:name w:val="List Table 3"/>
-    <w:basedOn w:val="665"/>
+    <w:basedOn w:val="893"/>
     <w:uiPriority w:val="99"/>
     <w:pPr>
       <w:pBdr/>
@@ -19922,9 +23117,9 @@
       </w:tcPr>
     </w:tblStylePr>
   </w:style>
-  <w:style w:type="table" w:styleId="83">
+  <w:style w:type="table" w:styleId="778">
     <w:name w:val="List Table 3 - Accent 1"/>
-    <w:basedOn w:val="665"/>
+    <w:basedOn w:val="893"/>
     <w:uiPriority w:val="99"/>
     <w:pPr>
       <w:pBdr/>
@@ -20150,9 +23345,9 @@
       </w:tcPr>
     </w:tblStylePr>
   </w:style>
-  <w:style w:type="table" w:styleId="84">
+  <w:style w:type="table" w:styleId="779">
     <w:name w:val="List Table 3 - Accent 2"/>
-    <w:basedOn w:val="665"/>
+    <w:basedOn w:val="893"/>
     <w:uiPriority w:val="99"/>
     <w:pPr>
       <w:pBdr/>
@@ -20378,9 +23573,9 @@
       </w:tcPr>
     </w:tblStylePr>
   </w:style>
-  <w:style w:type="table" w:styleId="85">
+  <w:style w:type="table" w:styleId="780">
     <w:name w:val="List Table 3 - Accent 3"/>
-    <w:basedOn w:val="665"/>
+    <w:basedOn w:val="893"/>
     <w:uiPriority w:val="99"/>
     <w:pPr>
       <w:pBdr/>
@@ -20606,9 +23801,9 @@
       </w:tcPr>
     </w:tblStylePr>
   </w:style>
-  <w:style w:type="table" w:styleId="86">
+  <w:style w:type="table" w:styleId="781">
     <w:name w:val="List Table 3 - Accent 4"/>
-    <w:basedOn w:val="665"/>
+    <w:basedOn w:val="893"/>
     <w:uiPriority w:val="99"/>
     <w:pPr>
       <w:pBdr/>
@@ -20834,9 +24029,9 @@
       </w:tcPr>
     </w:tblStylePr>
   </w:style>
-  <w:style w:type="table" w:styleId="87">
+  <w:style w:type="table" w:styleId="782">
     <w:name w:val="List Table 3 - Accent 5"/>
-    <w:basedOn w:val="665"/>
+    <w:basedOn w:val="893"/>
     <w:uiPriority w:val="99"/>
     <w:pPr>
       <w:pBdr/>
@@ -21062,9 +24257,9 @@
       </w:tcPr>
     </w:tblStylePr>
   </w:style>
-  <w:style w:type="table" w:styleId="88">
+  <w:style w:type="table" w:styleId="783">
     <w:name w:val="List Table 3 - Accent 6"/>
-    <w:basedOn w:val="665"/>
+    <w:basedOn w:val="893"/>
     <w:uiPriority w:val="99"/>
     <w:pPr>
       <w:pBdr/>
@@ -21290,9 +24485,9 @@
       </w:tcPr>
     </w:tblStylePr>
   </w:style>
-  <w:style w:type="table" w:styleId="89">
+  <w:style w:type="table" w:styleId="784">
     <w:name w:val="List Table 4"/>
-    <w:basedOn w:val="665"/>
+    <w:basedOn w:val="893"/>
     <w:uiPriority w:val="99"/>
     <w:pPr>
       <w:pBdr/>
@@ -21515,9 +24710,9 @@
       </w:tcPr>
     </w:tblStylePr>
   </w:style>
-  <w:style w:type="table" w:styleId="90">
+  <w:style w:type="table" w:styleId="785">
     <w:name w:val="List Table 4 - Accent 1"/>
-    <w:basedOn w:val="665"/>
+    <w:basedOn w:val="893"/>
     <w:uiPriority w:val="99"/>
     <w:pPr>
       <w:pBdr/>
@@ -21740,9 +24935,9 @@
       </w:tcPr>
     </w:tblStylePr>
   </w:style>
-  <w:style w:type="table" w:styleId="91">
+  <w:style w:type="table" w:styleId="786">
     <w:name w:val="List Table 4 - Accent 2"/>
-    <w:basedOn w:val="665"/>
+    <w:basedOn w:val="893"/>
     <w:uiPriority w:val="99"/>
     <w:pPr>
       <w:pBdr/>
@@ -21965,9 +25160,9 @@
       </w:tcPr>
     </w:tblStylePr>
   </w:style>
-  <w:style w:type="table" w:styleId="92">
+  <w:style w:type="table" w:styleId="787">
     <w:name w:val="List Table 4 - Accent 3"/>
-    <w:basedOn w:val="665"/>
+    <w:basedOn w:val="893"/>
     <w:uiPriority w:val="99"/>
     <w:pPr>
       <w:pBdr/>
@@ -22190,9 +25385,9 @@
       </w:tcPr>
     </w:tblStylePr>
   </w:style>
-  <w:style w:type="table" w:styleId="93">
+  <w:style w:type="table" w:styleId="788">
     <w:name w:val="List Table 4 - Accent 4"/>
-    <w:basedOn w:val="665"/>
+    <w:basedOn w:val="893"/>
     <w:uiPriority w:val="99"/>
     <w:pPr>
       <w:pBdr/>
@@ -22415,9 +25610,9 @@
       </w:tcPr>
     </w:tblStylePr>
   </w:style>
-  <w:style w:type="table" w:styleId="94">
+  <w:style w:type="table" w:styleId="789">
     <w:name w:val="List Table 4 - Accent 5"/>
-    <w:basedOn w:val="665"/>
+    <w:basedOn w:val="893"/>
     <w:uiPriority w:val="99"/>
     <w:pPr>
       <w:pBdr/>
@@ -22640,9 +25835,9 @@
       </w:tcPr>
     </w:tblStylePr>
   </w:style>
-  <w:style w:type="table" w:styleId="95">
+  <w:style w:type="table" w:styleId="790">
     <w:name w:val="List Table 4 - Accent 6"/>
-    <w:basedOn w:val="665"/>
+    <w:basedOn w:val="893"/>
     <w:uiPriority w:val="99"/>
     <w:pPr>
       <w:pBdr/>
@@ -22865,9 +26060,9 @@
       </w:tcPr>
     </w:tblStylePr>
   </w:style>
-  <w:style w:type="table" w:styleId="96">
+  <w:style w:type="table" w:styleId="791">
     <w:name w:val="List Table 5 Dark"/>
-    <w:basedOn w:val="665"/>
+    <w:basedOn w:val="893"/>
     <w:uiPriority w:val="99"/>
     <w:pPr>
       <w:pBdr/>
@@ -23107,9 +26302,9 @@
       </w:tcPr>
     </w:tblStylePr>
   </w:style>
-  <w:style w:type="table" w:styleId="97">
+  <w:style w:type="table" w:styleId="792">
     <w:name w:val="List Table 5 Dark - Accent 1"/>
-    <w:basedOn w:val="665"/>
+    <w:basedOn w:val="893"/>
     <w:uiPriority w:val="99"/>
     <w:pPr>
       <w:pBdr/>
@@ -23349,9 +26544,9 @@
       </w:tcPr>
     </w:tblStylePr>
   </w:style>
-  <w:style w:type="table" w:styleId="98">
+  <w:style w:type="table" w:styleId="793">
     <w:name w:val="List Table 5 Dark - Accent 2"/>
-    <w:basedOn w:val="665"/>
+    <w:basedOn w:val="893"/>
     <w:uiPriority w:val="99"/>
     <w:pPr>
       <w:pBdr/>
@@ -23591,9 +26786,9 @@
       </w:tcPr>
     </w:tblStylePr>
   </w:style>
-  <w:style w:type="table" w:styleId="99">
+  <w:style w:type="table" w:styleId="794">
     <w:name w:val="List Table 5 Dark - Accent 3"/>
-    <w:basedOn w:val="665"/>
+    <w:basedOn w:val="893"/>
     <w:uiPriority w:val="99"/>
     <w:pPr>
       <w:pBdr/>
@@ -23833,9 +27028,9 @@
       </w:tcPr>
     </w:tblStylePr>
   </w:style>
-  <w:style w:type="table" w:styleId="100">
+  <w:style w:type="table" w:styleId="795">
     <w:name w:val="List Table 5 Dark - Accent 4"/>
-    <w:basedOn w:val="665"/>
+    <w:basedOn w:val="893"/>
     <w:uiPriority w:val="99"/>
     <w:pPr>
       <w:pBdr/>
@@ -24075,9 +27270,9 @@
       </w:tcPr>
     </w:tblStylePr>
   </w:style>
-  <w:style w:type="table" w:styleId="101">
+  <w:style w:type="table" w:styleId="796">
     <w:name w:val="List Table 5 Dark - Accent 5"/>
-    <w:basedOn w:val="665"/>
+    <w:basedOn w:val="893"/>
     <w:uiPriority w:val="99"/>
     <w:pPr>
       <w:pBdr/>
@@ -24317,9 +27512,9 @@
       </w:tcPr>
     </w:tblStylePr>
   </w:style>
-  <w:style w:type="table" w:styleId="102">
+  <w:style w:type="table" w:styleId="797">
     <w:name w:val="List Table 5 Dark - Accent 6"/>
-    <w:basedOn w:val="665"/>
+    <w:basedOn w:val="893"/>
     <w:uiPriority w:val="99"/>
     <w:pPr>
       <w:pBdr/>
@@ -24559,9 +27754,9 @@
       </w:tcPr>
     </w:tblStylePr>
   </w:style>
-  <w:style w:type="table" w:styleId="103">
+  <w:style w:type="table" w:styleId="798">
     <w:name w:val="List Table 6 Colorful"/>
-    <w:basedOn w:val="665"/>
+    <w:basedOn w:val="893"/>
     <w:uiPriority w:val="99"/>
     <w:pPr>
       <w:pBdr/>
@@ -24782,9 +27977,9 @@
       </w:tcPr>
     </w:tblStylePr>
   </w:style>
-  <w:style w:type="table" w:styleId="104">
+  <w:style w:type="table" w:styleId="799">
     <w:name w:val="List Table 6 Colorful - Accent 1"/>
-    <w:basedOn w:val="665"/>
+    <w:basedOn w:val="893"/>
     <w:uiPriority w:val="99"/>
     <w:pPr>
       <w:pBdr/>
@@ -25005,9 +28200,9 @@
       </w:tcPr>
     </w:tblStylePr>
   </w:style>
-  <w:style w:type="table" w:styleId="105">
+  <w:style w:type="table" w:styleId="800">
     <w:name w:val="List Table 6 Colorful - Accent 2"/>
-    <w:basedOn w:val="665"/>
+    <w:basedOn w:val="893"/>
     <w:uiPriority w:val="99"/>
     <w:pPr>
       <w:pBdr/>
@@ -25228,9 +28423,9 @@
       </w:tcPr>
     </w:tblStylePr>
   </w:style>
-  <w:style w:type="table" w:styleId="106">
+  <w:style w:type="table" w:styleId="801">
     <w:name w:val="List Table 6 Colorful - Accent 3"/>
-    <w:basedOn w:val="665"/>
+    <w:basedOn w:val="893"/>
     <w:uiPriority w:val="99"/>
     <w:pPr>
       <w:pBdr/>
@@ -25451,9 +28646,9 @@
       </w:tcPr>
     </w:tblStylePr>
   </w:style>
-  <w:style w:type="table" w:styleId="107">
+  <w:style w:type="table" w:styleId="802">
     <w:name w:val="List Table 6 Colorful - Accent 4"/>
-    <w:basedOn w:val="665"/>
+    <w:basedOn w:val="893"/>
     <w:uiPriority w:val="99"/>
     <w:pPr>
       <w:pBdr/>
@@ -25674,9 +28869,9 @@
       </w:tcPr>
     </w:tblStylePr>
   </w:style>
-  <w:style w:type="table" w:styleId="108">
+  <w:style w:type="table" w:styleId="803">
     <w:name w:val="List Table 6 Colorful - Accent 5"/>
-    <w:basedOn w:val="665"/>
+    <w:basedOn w:val="893"/>
     <w:uiPriority w:val="99"/>
     <w:pPr>
       <w:pBdr/>
@@ -25897,9 +29092,9 @@
       </w:tcPr>
     </w:tblStylePr>
   </w:style>
-  <w:style w:type="table" w:styleId="109">
+  <w:style w:type="table" w:styleId="804">
     <w:name w:val="List Table 6 Colorful - Accent 6"/>
-    <w:basedOn w:val="665"/>
+    <w:basedOn w:val="893"/>
     <w:uiPriority w:val="99"/>
     <w:pPr>
       <w:pBdr/>
@@ -26120,9 +29315,9 @@
       </w:tcPr>
     </w:tblStylePr>
   </w:style>
-  <w:style w:type="table" w:styleId="110">
+  <w:style w:type="table" w:styleId="805">
     <w:name w:val="List Table 7 Colorful"/>
-    <w:basedOn w:val="665"/>
+    <w:basedOn w:val="893"/>
     <w:uiPriority w:val="99"/>
     <w:pPr>
       <w:pBdr/>
@@ -26221,11 +29416,11 @@
         <w:tblBorders/>
       </w:tblPr>
       <w:tcPr>
-        <w:shd w:color="ffffff"/>
+        <w:shd w:val="clear" w:color="ffffff"/>
         <w:tcBorders>
-          <w:top w:val="none"/>
-          <w:left w:val="none"/>
-          <w:bottom w:val="none"/>
+          <w:top w:val="none" w:color="000000" w:sz="4" w:space="0"/>
+          <w:left w:val="none" w:color="000000" w:sz="4" w:space="0"/>
+          <w:bottom w:val="none" w:color="000000" w:sz="4" w:space="0"/>
           <w:right w:val="single" w:color="000000" w:themeColor="text1" w:themeTint="80" w:sz="4" w:space="0"/>
         </w:tcBorders>
       </w:tcPr>
@@ -26248,10 +29443,10 @@
       <w:tcPr>
         <w:shd w:val="clear" w:color="ffffff" w:themeColor="light1" w:fill="ffffff" w:themeFill="light1"/>
         <w:tcBorders>
-          <w:top w:val="none"/>
-          <w:left w:val="none"/>
+          <w:top w:val="none" w:color="000000" w:sz="4" w:space="0"/>
+          <w:left w:val="none" w:color="000000" w:sz="4" w:space="0"/>
           <w:bottom w:val="single" w:color="000000" w:themeColor="text1" w:themeTint="80" w:sz="4" w:space="0"/>
-          <w:right w:val="none"/>
+          <w:right w:val="none" w:color="000000" w:sz="4" w:space="0"/>
         </w:tcBorders>
       </w:tcPr>
     </w:tblStylePr>
@@ -26271,12 +29466,12 @@
         <w:tblBorders/>
       </w:tblPr>
       <w:tcPr>
-        <w:shd w:color="ffffff"/>
+        <w:shd w:val="clear" w:color="ffffff"/>
         <w:tcBorders>
-          <w:top w:val="none"/>
+          <w:top w:val="none" w:color="000000" w:sz="4" w:space="0"/>
           <w:left w:val="single" w:color="000000" w:themeColor="text1" w:themeTint="80" w:sz="4" w:space="0"/>
-          <w:bottom w:val="none"/>
-          <w:right w:val="none"/>
+          <w:bottom w:val="none" w:color="000000" w:sz="4" w:space="0"/>
+          <w:right w:val="none" w:color="000000" w:sz="4" w:space="0"/>
         </w:tcBorders>
       </w:tcPr>
     </w:tblStylePr>
@@ -26299,9 +29494,9 @@
         <w:shd w:val="clear" w:color="ffffff" w:themeColor="light1" w:fill="ffffff" w:themeFill="light1"/>
         <w:tcBorders>
           <w:top w:val="single" w:color="000000" w:themeColor="text1" w:themeTint="80" w:sz="4" w:space="0"/>
-          <w:left w:val="none"/>
-          <w:bottom w:val="none"/>
-          <w:right w:val="none"/>
+          <w:left w:val="none" w:color="000000" w:sz="4" w:space="0"/>
+          <w:bottom w:val="none" w:color="000000" w:sz="4" w:space="0"/>
+          <w:right w:val="none" w:color="000000" w:sz="4" w:space="0"/>
         </w:tcBorders>
       </w:tcPr>
     </w:tblStylePr>
@@ -26376,9 +29571,9 @@
       </w:tcPr>
     </w:tblStylePr>
   </w:style>
-  <w:style w:type="table" w:styleId="111">
+  <w:style w:type="table" w:styleId="806">
     <w:name w:val="List Table 7 Colorful - Accent 1"/>
-    <w:basedOn w:val="665"/>
+    <w:basedOn w:val="893"/>
     <w:uiPriority w:val="99"/>
     <w:pPr>
       <w:pBdr/>
@@ -26477,11 +29672,11 @@
         <w:tblBorders/>
       </w:tblPr>
       <w:tcPr>
-        <w:shd w:color="ffffff"/>
+        <w:shd w:val="clear" w:color="ffffff"/>
         <w:tcBorders>
-          <w:top w:val="none"/>
-          <w:left w:val="none"/>
-          <w:bottom w:val="none"/>
+          <w:top w:val="none" w:color="000000" w:sz="4" w:space="0"/>
+          <w:left w:val="none" w:color="000000" w:sz="4" w:space="0"/>
+          <w:bottom w:val="none" w:color="000000" w:sz="4" w:space="0"/>
           <w:right w:val="single" w:color="000000" w:themeColor="accent1" w:sz="4" w:space="0"/>
         </w:tcBorders>
       </w:tcPr>
@@ -26504,10 +29699,10 @@
       <w:tcPr>
         <w:shd w:val="clear" w:color="ffffff" w:themeColor="light1" w:fill="ffffff" w:themeFill="light1"/>
         <w:tcBorders>
-          <w:top w:val="none"/>
-          <w:left w:val="none"/>
+          <w:top w:val="none" w:color="000000" w:sz="4" w:space="0"/>
+          <w:left w:val="none" w:color="000000" w:sz="4" w:space="0"/>
           <w:bottom w:val="single" w:color="000000" w:themeColor="accent1" w:sz="4" w:space="0"/>
-          <w:right w:val="none"/>
+          <w:right w:val="none" w:color="000000" w:sz="4" w:space="0"/>
         </w:tcBorders>
       </w:tcPr>
     </w:tblStylePr>
@@ -26527,12 +29722,12 @@
         <w:tblBorders/>
       </w:tblPr>
       <w:tcPr>
-        <w:shd w:color="ffffff"/>
+        <w:shd w:val="clear" w:color="ffffff"/>
         <w:tcBorders>
-          <w:top w:val="none"/>
+          <w:top w:val="none" w:color="000000" w:sz="4" w:space="0"/>
           <w:left w:val="single" w:color="000000" w:themeColor="accent1" w:sz="4" w:space="0"/>
-          <w:bottom w:val="none"/>
-          <w:right w:val="none"/>
+          <w:bottom w:val="none" w:color="000000" w:sz="4" w:space="0"/>
+          <w:right w:val="none" w:color="000000" w:sz="4" w:space="0"/>
         </w:tcBorders>
       </w:tcPr>
     </w:tblStylePr>
@@ -26555,9 +29750,9 @@
         <w:shd w:val="clear" w:color="ffffff" w:themeColor="light1" w:fill="ffffff" w:themeFill="light1"/>
         <w:tcBorders>
           <w:top w:val="single" w:color="000000" w:themeColor="accent1" w:sz="4" w:space="0"/>
-          <w:left w:val="none"/>
-          <w:bottom w:val="none"/>
-          <w:right w:val="none"/>
+          <w:left w:val="none" w:color="000000" w:sz="4" w:space="0"/>
+          <w:bottom w:val="none" w:color="000000" w:sz="4" w:space="0"/>
+          <w:right w:val="none" w:color="000000" w:sz="4" w:space="0"/>
         </w:tcBorders>
       </w:tcPr>
     </w:tblStylePr>
@@ -26632,9 +29827,9 @@
       </w:tcPr>
     </w:tblStylePr>
   </w:style>
-  <w:style w:type="table" w:styleId="112">
+  <w:style w:type="table" w:styleId="807">
     <w:name w:val="List Table 7 Colorful - Accent 2"/>
-    <w:basedOn w:val="665"/>
+    <w:basedOn w:val="893"/>
     <w:uiPriority w:val="99"/>
     <w:pPr>
       <w:pBdr/>
@@ -26733,11 +29928,11 @@
         <w:tblBorders/>
       </w:tblPr>
       <w:tcPr>
-        <w:shd w:color="ffffff"/>
+        <w:shd w:val="clear" w:color="ffffff"/>
         <w:tcBorders>
-          <w:top w:val="none"/>
-          <w:left w:val="none"/>
-          <w:bottom w:val="none"/>
+          <w:top w:val="none" w:color="000000" w:sz="4" w:space="0"/>
+          <w:left w:val="none" w:color="000000" w:sz="4" w:space="0"/>
+          <w:bottom w:val="none" w:color="000000" w:sz="4" w:space="0"/>
           <w:right w:val="single" w:color="000000" w:themeColor="accent2" w:themeTint="97" w:sz="4" w:space="0"/>
         </w:tcBorders>
       </w:tcPr>
@@ -26760,10 +29955,10 @@
       <w:tcPr>
         <w:shd w:val="clear" w:color="ffffff" w:themeColor="light1" w:fill="ffffff" w:themeFill="light1"/>
         <w:tcBorders>
-          <w:top w:val="none"/>
-          <w:left w:val="none"/>
+          <w:top w:val="none" w:color="000000" w:sz="4" w:space="0"/>
+          <w:left w:val="none" w:color="000000" w:sz="4" w:space="0"/>
           <w:bottom w:val="single" w:color="000000" w:themeColor="accent2" w:themeTint="97" w:sz="4" w:space="0"/>
-          <w:right w:val="none"/>
+          <w:right w:val="none" w:color="000000" w:sz="4" w:space="0"/>
         </w:tcBorders>
       </w:tcPr>
     </w:tblStylePr>
@@ -26783,12 +29978,12 @@
         <w:tblBorders/>
       </w:tblPr>
       <w:tcPr>
-        <w:shd w:color="ffffff"/>
+        <w:shd w:val="clear" w:color="ffffff"/>
         <w:tcBorders>
-          <w:top w:val="none"/>
+          <w:top w:val="none" w:color="000000" w:sz="4" w:space="0"/>
           <w:left w:val="single" w:color="000000" w:themeColor="accent2" w:themeTint="97" w:sz="4" w:space="0"/>
-          <w:bottom w:val="none"/>
-          <w:right w:val="none"/>
+          <w:bottom w:val="none" w:color="000000" w:sz="4" w:space="0"/>
+          <w:right w:val="none" w:color="000000" w:sz="4" w:space="0"/>
         </w:tcBorders>
       </w:tcPr>
     </w:tblStylePr>
@@ -26811,9 +30006,9 @@
         <w:shd w:val="clear" w:color="ffffff" w:themeColor="light1" w:fill="ffffff" w:themeFill="light1"/>
         <w:tcBorders>
           <w:top w:val="single" w:color="000000" w:themeColor="accent2" w:themeTint="97" w:sz="4" w:space="0"/>
-          <w:left w:val="none"/>
-          <w:bottom w:val="none"/>
-          <w:right w:val="none"/>
+          <w:left w:val="none" w:color="000000" w:sz="4" w:space="0"/>
+          <w:bottom w:val="none" w:color="000000" w:sz="4" w:space="0"/>
+          <w:right w:val="none" w:color="000000" w:sz="4" w:space="0"/>
         </w:tcBorders>
       </w:tcPr>
     </w:tblStylePr>
@@ -26888,9 +30083,9 @@
       </w:tcPr>
     </w:tblStylePr>
   </w:style>
-  <w:style w:type="table" w:styleId="113">
+  <w:style w:type="table" w:styleId="808">
     <w:name w:val="List Table 7 Colorful - Accent 3"/>
-    <w:basedOn w:val="665"/>
+    <w:basedOn w:val="893"/>
     <w:uiPriority w:val="99"/>
     <w:pPr>
       <w:pBdr/>
@@ -26989,11 +30184,11 @@
         <w:tblBorders/>
       </w:tblPr>
       <w:tcPr>
-        <w:shd w:color="ffffff"/>
+        <w:shd w:val="clear" w:color="ffffff"/>
         <w:tcBorders>
-          <w:top w:val="none"/>
-          <w:left w:val="none"/>
-          <w:bottom w:val="none"/>
+          <w:top w:val="none" w:color="000000" w:sz="4" w:space="0"/>
+          <w:left w:val="none" w:color="000000" w:sz="4" w:space="0"/>
+          <w:bottom w:val="none" w:color="000000" w:sz="4" w:space="0"/>
           <w:right w:val="single" w:color="000000" w:themeColor="accent3" w:themeTint="98" w:sz="4" w:space="0"/>
         </w:tcBorders>
       </w:tcPr>
@@ -27016,10 +30211,10 @@
       <w:tcPr>
         <w:shd w:val="clear" w:color="ffffff" w:themeColor="light1" w:fill="ffffff" w:themeFill="light1"/>
         <w:tcBorders>
-          <w:top w:val="none"/>
-          <w:left w:val="none"/>
+          <w:top w:val="none" w:color="000000" w:sz="4" w:space="0"/>
+          <w:left w:val="none" w:color="000000" w:sz="4" w:space="0"/>
           <w:bottom w:val="single" w:color="000000" w:themeColor="accent3" w:themeTint="98" w:sz="4" w:space="0"/>
-          <w:right w:val="none"/>
+          <w:right w:val="none" w:color="000000" w:sz="4" w:space="0"/>
         </w:tcBorders>
       </w:tcPr>
     </w:tblStylePr>
@@ -27039,12 +30234,12 @@
         <w:tblBorders/>
       </w:tblPr>
       <w:tcPr>
-        <w:shd w:color="ffffff"/>
+        <w:shd w:val="clear" w:color="ffffff"/>
         <w:tcBorders>
-          <w:top w:val="none"/>
+          <w:top w:val="none" w:color="000000" w:sz="4" w:space="0"/>
           <w:left w:val="single" w:color="000000" w:themeColor="accent3" w:themeTint="98" w:sz="4" w:space="0"/>
-          <w:bottom w:val="none"/>
-          <w:right w:val="none"/>
+          <w:bottom w:val="none" w:color="000000" w:sz="4" w:space="0"/>
+          <w:right w:val="none" w:color="000000" w:sz="4" w:space="0"/>
         </w:tcBorders>
       </w:tcPr>
     </w:tblStylePr>
@@ -27067,9 +30262,9 @@
         <w:shd w:val="clear" w:color="ffffff" w:themeColor="light1" w:fill="ffffff" w:themeFill="light1"/>
         <w:tcBorders>
           <w:top w:val="single" w:color="000000" w:themeColor="accent3" w:themeTint="98" w:sz="4" w:space="0"/>
-          <w:left w:val="none"/>
-          <w:bottom w:val="none"/>
-          <w:right w:val="none"/>
+          <w:left w:val="none" w:color="000000" w:sz="4" w:space="0"/>
+          <w:bottom w:val="none" w:color="000000" w:sz="4" w:space="0"/>
+          <w:right w:val="none" w:color="000000" w:sz="4" w:space="0"/>
         </w:tcBorders>
       </w:tcPr>
     </w:tblStylePr>
@@ -27144,9 +30339,9 @@
       </w:tcPr>
     </w:tblStylePr>
   </w:style>
-  <w:style w:type="table" w:styleId="114">
+  <w:style w:type="table" w:styleId="809">
     <w:name w:val="List Table 7 Colorful - Accent 4"/>
-    <w:basedOn w:val="665"/>
+    <w:basedOn w:val="893"/>
     <w:uiPriority w:val="99"/>
     <w:pPr>
       <w:pBdr/>
@@ -27245,11 +30440,11 @@
         <w:tblBorders/>
       </w:tblPr>
       <w:tcPr>
-        <w:shd w:color="ffffff"/>
+        <w:shd w:val="clear" w:color="ffffff"/>
         <w:tcBorders>
-          <w:top w:val="none"/>
-          <w:left w:val="none"/>
-          <w:bottom w:val="none"/>
+          <w:top w:val="none" w:color="000000" w:sz="4" w:space="0"/>
+          <w:left w:val="none" w:color="000000" w:sz="4" w:space="0"/>
+          <w:bottom w:val="none" w:color="000000" w:sz="4" w:space="0"/>
           <w:right w:val="single" w:color="000000" w:themeColor="accent4" w:themeTint="9A" w:sz="4" w:space="0"/>
         </w:tcBorders>
       </w:tcPr>
@@ -27272,10 +30467,10 @@
       <w:tcPr>
         <w:shd w:val="clear" w:color="ffffff" w:themeColor="light1" w:fill="ffffff" w:themeFill="light1"/>
         <w:tcBorders>
-          <w:top w:val="none"/>
-          <w:left w:val="none"/>
+          <w:top w:val="none" w:color="000000" w:sz="4" w:space="0"/>
+          <w:left w:val="none" w:color="000000" w:sz="4" w:space="0"/>
           <w:bottom w:val="single" w:color="000000" w:themeColor="accent4" w:themeTint="9A" w:sz="4" w:space="0"/>
-          <w:right w:val="none"/>
+          <w:right w:val="none" w:color="000000" w:sz="4" w:space="0"/>
         </w:tcBorders>
       </w:tcPr>
     </w:tblStylePr>
@@ -27295,12 +30490,12 @@
         <w:tblBorders/>
       </w:tblPr>
       <w:tcPr>
-        <w:shd w:color="ffffff"/>
+        <w:shd w:val="clear" w:color="ffffff"/>
         <w:tcBorders>
-          <w:top w:val="none"/>
+          <w:top w:val="none" w:color="000000" w:sz="4" w:space="0"/>
           <w:left w:val="single" w:color="000000" w:themeColor="accent4" w:themeTint="9A" w:sz="4" w:space="0"/>
-          <w:bottom w:val="none"/>
-          <w:right w:val="none"/>
+          <w:bottom w:val="none" w:color="000000" w:sz="4" w:space="0"/>
+          <w:right w:val="none" w:color="000000" w:sz="4" w:space="0"/>
         </w:tcBorders>
       </w:tcPr>
     </w:tblStylePr>
@@ -27323,9 +30518,9 @@
         <w:shd w:val="clear" w:color="ffffff" w:themeColor="light1" w:fill="ffffff" w:themeFill="light1"/>
         <w:tcBorders>
           <w:top w:val="single" w:color="000000" w:themeColor="accent4" w:themeTint="9A" w:sz="4" w:space="0"/>
-          <w:left w:val="none"/>
-          <w:bottom w:val="none"/>
-          <w:right w:val="none"/>
+          <w:left w:val="none" w:color="000000" w:sz="4" w:space="0"/>
+          <w:bottom w:val="none" w:color="000000" w:sz="4" w:space="0"/>
+          <w:right w:val="none" w:color="000000" w:sz="4" w:space="0"/>
         </w:tcBorders>
       </w:tcPr>
     </w:tblStylePr>
@@ -27400,9 +30595,9 @@
       </w:tcPr>
     </w:tblStylePr>
   </w:style>
-  <w:style w:type="table" w:styleId="115">
+  <w:style w:type="table" w:styleId="810">
     <w:name w:val="List Table 7 Colorful - Accent 5"/>
-    <w:basedOn w:val="665"/>
+    <w:basedOn w:val="893"/>
     <w:uiPriority w:val="99"/>
     <w:pPr>
       <w:pBdr/>
@@ -27501,11 +30696,11 @@
         <w:tblBorders/>
       </w:tblPr>
       <w:tcPr>
-        <w:shd w:color="ffffff"/>
+        <w:shd w:val="clear" w:color="ffffff"/>
         <w:tcBorders>
-          <w:top w:val="none"/>
-          <w:left w:val="none"/>
-          <w:bottom w:val="none"/>
+          <w:top w:val="none" w:color="000000" w:sz="4" w:space="0"/>
+          <w:left w:val="none" w:color="000000" w:sz="4" w:space="0"/>
+          <w:bottom w:val="none" w:color="000000" w:sz="4" w:space="0"/>
           <w:right w:val="single" w:color="000000" w:themeColor="accent5" w:themeTint="9A" w:sz="4" w:space="0"/>
         </w:tcBorders>
       </w:tcPr>
@@ -27528,10 +30723,10 @@
       <w:tcPr>
         <w:shd w:val="clear" w:color="ffffff" w:themeColor="light1" w:fill="ffffff" w:themeFill="light1"/>
         <w:tcBorders>
-          <w:top w:val="none"/>
-          <w:left w:val="none"/>
+          <w:top w:val="none" w:color="000000" w:sz="4" w:space="0"/>
+          <w:left w:val="none" w:color="000000" w:sz="4" w:space="0"/>
           <w:bottom w:val="single" w:color="000000" w:themeColor="accent5" w:themeTint="9A" w:sz="4" w:space="0"/>
-          <w:right w:val="none"/>
+          <w:right w:val="none" w:color="000000" w:sz="4" w:space="0"/>
         </w:tcBorders>
       </w:tcPr>
     </w:tblStylePr>
@@ -27551,12 +30746,12 @@
         <w:tblBorders/>
       </w:tblPr>
       <w:tcPr>
-        <w:shd w:color="ffffff"/>
+        <w:shd w:val="clear" w:color="ffffff"/>
         <w:tcBorders>
-          <w:top w:val="none"/>
+          <w:top w:val="none" w:color="000000" w:sz="4" w:space="0"/>
           <w:left w:val="single" w:color="000000" w:themeColor="accent5" w:themeTint="9A" w:sz="4" w:space="0"/>
-          <w:bottom w:val="none"/>
-          <w:right w:val="none"/>
+          <w:bottom w:val="none" w:color="000000" w:sz="4" w:space="0"/>
+          <w:right w:val="none" w:color="000000" w:sz="4" w:space="0"/>
         </w:tcBorders>
       </w:tcPr>
     </w:tblStylePr>
@@ -27579,9 +30774,9 @@
         <w:shd w:val="clear" w:color="ffffff" w:themeColor="light1" w:fill="ffffff" w:themeFill="light1"/>
         <w:tcBorders>
           <w:top w:val="single" w:color="000000" w:themeColor="accent5" w:themeTint="9A" w:sz="4" w:space="0"/>
-          <w:left w:val="none"/>
-          <w:bottom w:val="none"/>
-          <w:right w:val="none"/>
+          <w:left w:val="none" w:color="000000" w:sz="4" w:space="0"/>
+          <w:bottom w:val="none" w:color="000000" w:sz="4" w:space="0"/>
+          <w:right w:val="none" w:color="000000" w:sz="4" w:space="0"/>
         </w:tcBorders>
       </w:tcPr>
     </w:tblStylePr>
@@ -27656,9 +30851,9 @@
       </w:tcPr>
     </w:tblStylePr>
   </w:style>
-  <w:style w:type="table" w:styleId="116">
+  <w:style w:type="table" w:styleId="811">
     <w:name w:val="List Table 7 Colorful - Accent 6"/>
-    <w:basedOn w:val="665"/>
+    <w:basedOn w:val="893"/>
     <w:uiPriority w:val="99"/>
     <w:pPr>
       <w:pBdr/>
@@ -27757,11 +30952,11 @@
         <w:tblBorders/>
       </w:tblPr>
       <w:tcPr>
-        <w:shd w:color="ffffff"/>
+        <w:shd w:val="clear" w:color="ffffff"/>
         <w:tcBorders>
-          <w:top w:val="none"/>
-          <w:left w:val="none"/>
-          <w:bottom w:val="none"/>
+          <w:top w:val="none" w:color="000000" w:sz="4" w:space="0"/>
+          <w:left w:val="none" w:color="000000" w:sz="4" w:space="0"/>
+          <w:bottom w:val="none" w:color="000000" w:sz="4" w:space="0"/>
           <w:right w:val="single" w:color="000000" w:themeColor="accent6" w:themeTint="98" w:sz="4" w:space="0"/>
         </w:tcBorders>
       </w:tcPr>
@@ -27784,10 +30979,10 @@
       <w:tcPr>
         <w:shd w:val="clear" w:color="ffffff" w:themeColor="light1" w:fill="ffffff" w:themeFill="light1"/>
         <w:tcBorders>
-          <w:top w:val="none"/>
-          <w:left w:val="none"/>
+          <w:top w:val="none" w:color="000000" w:sz="4" w:space="0"/>
+          <w:left w:val="none" w:color="000000" w:sz="4" w:space="0"/>
           <w:bottom w:val="single" w:color="000000" w:themeColor="accent6" w:themeTint="98" w:sz="4" w:space="0"/>
-          <w:right w:val="none"/>
+          <w:right w:val="none" w:color="000000" w:sz="4" w:space="0"/>
         </w:tcBorders>
       </w:tcPr>
     </w:tblStylePr>
@@ -27807,12 +31002,12 @@
         <w:tblBorders/>
       </w:tblPr>
       <w:tcPr>
-        <w:shd w:color="ffffff"/>
+        <w:shd w:val="clear" w:color="ffffff"/>
         <w:tcBorders>
-          <w:top w:val="none"/>
+          <w:top w:val="none" w:color="000000" w:sz="4" w:space="0"/>
           <w:left w:val="single" w:color="000000" w:themeColor="accent6" w:themeTint="98" w:sz="4" w:space="0"/>
-          <w:bottom w:val="none"/>
-          <w:right w:val="none"/>
+          <w:bottom w:val="none" w:color="000000" w:sz="4" w:space="0"/>
+          <w:right w:val="none" w:color="000000" w:sz="4" w:space="0"/>
         </w:tcBorders>
       </w:tcPr>
     </w:tblStylePr>
@@ -27835,9 +31030,9 @@
         <w:shd w:val="clear" w:color="ffffff" w:themeColor="light1" w:fill="ffffff" w:themeFill="light1"/>
         <w:tcBorders>
           <w:top w:val="single" w:color="000000" w:themeColor="accent6" w:themeTint="98" w:sz="4" w:space="0"/>
-          <w:left w:val="none"/>
-          <w:bottom w:val="none"/>
-          <w:right w:val="none"/>
+          <w:left w:val="none" w:color="000000" w:sz="4" w:space="0"/>
+          <w:bottom w:val="none" w:color="000000" w:sz="4" w:space="0"/>
+          <w:right w:val="none" w:color="000000" w:sz="4" w:space="0"/>
         </w:tcBorders>
       </w:tcPr>
     </w:tblStylePr>
@@ -27912,9 +31107,9 @@
       </w:tcPr>
     </w:tblStylePr>
   </w:style>
-  <w:style w:type="table" w:styleId="117">
+  <w:style w:type="table" w:styleId="812">
     <w:name w:val="Lined - Accent"/>
-    <w:basedOn w:val="665"/>
+    <w:basedOn w:val="893"/>
     <w:uiPriority w:val="99"/>
     <w:pPr>
       <w:pBdr/>
@@ -28149,9 +31344,9 @@
       </w:tcPr>
     </w:tblStylePr>
   </w:style>
-  <w:style w:type="table" w:styleId="118">
+  <w:style w:type="table" w:styleId="813">
     <w:name w:val="Lined - Accent 1"/>
-    <w:basedOn w:val="665"/>
+    <w:basedOn w:val="893"/>
     <w:uiPriority w:val="99"/>
     <w:pPr>
       <w:pBdr/>
@@ -28386,9 +31581,9 @@
       </w:tcPr>
     </w:tblStylePr>
   </w:style>
-  <w:style w:type="table" w:styleId="119">
+  <w:style w:type="table" w:styleId="814">
     <w:name w:val="Lined - Accent 2"/>
-    <w:basedOn w:val="665"/>
+    <w:basedOn w:val="893"/>
     <w:uiPriority w:val="99"/>
     <w:pPr>
       <w:pBdr/>
@@ -28623,9 +31818,9 @@
       </w:tcPr>
     </w:tblStylePr>
   </w:style>
-  <w:style w:type="table" w:styleId="120">
+  <w:style w:type="table" w:styleId="815">
     <w:name w:val="Lined - Accent 3"/>
-    <w:basedOn w:val="665"/>
+    <w:basedOn w:val="893"/>
     <w:uiPriority w:val="99"/>
     <w:pPr>
       <w:pBdr/>
@@ -28860,9 +32055,9 @@
       </w:tcPr>
     </w:tblStylePr>
   </w:style>
-  <w:style w:type="table" w:styleId="121">
+  <w:style w:type="table" w:styleId="816">
     <w:name w:val="Lined - Accent 4"/>
-    <w:basedOn w:val="665"/>
+    <w:basedOn w:val="893"/>
     <w:uiPriority w:val="99"/>
     <w:pPr>
       <w:pBdr/>
@@ -29097,9 +32292,9 @@
       </w:tcPr>
     </w:tblStylePr>
   </w:style>
-  <w:style w:type="table" w:styleId="122">
+  <w:style w:type="table" w:styleId="817">
     <w:name w:val="Lined - Accent 5"/>
-    <w:basedOn w:val="665"/>
+    <w:basedOn w:val="893"/>
     <w:uiPriority w:val="99"/>
     <w:pPr>
       <w:pBdr/>
@@ -29334,9 +32529,9 @@
       </w:tcPr>
     </w:tblStylePr>
   </w:style>
-  <w:style w:type="table" w:styleId="123">
+  <w:style w:type="table" w:styleId="818">
     <w:name w:val="Lined - Accent 6"/>
-    <w:basedOn w:val="665"/>
+    <w:basedOn w:val="893"/>
     <w:uiPriority w:val="99"/>
     <w:pPr>
       <w:pBdr/>
@@ -29571,9 +32766,9 @@
       </w:tcPr>
     </w:tblStylePr>
   </w:style>
-  <w:style w:type="table" w:styleId="124">
+  <w:style w:type="table" w:styleId="819">
     <w:name w:val="Bordered &amp; Lined - Accent"/>
-    <w:basedOn w:val="665"/>
+    <w:basedOn w:val="893"/>
     <w:uiPriority w:val="99"/>
     <w:pPr>
       <w:pBdr/>
@@ -29815,9 +33010,9 @@
       </w:tcPr>
     </w:tblStylePr>
   </w:style>
-  <w:style w:type="table" w:styleId="125">
+  <w:style w:type="table" w:styleId="820">
     <w:name w:val="Bordered &amp; Lined - Accent 1"/>
-    <w:basedOn w:val="665"/>
+    <w:basedOn w:val="893"/>
     <w:uiPriority w:val="99"/>
     <w:pPr>
       <w:pBdr/>
@@ -30059,9 +33254,9 @@
       </w:tcPr>
     </w:tblStylePr>
   </w:style>
-  <w:style w:type="table" w:styleId="126">
+  <w:style w:type="table" w:styleId="821">
     <w:name w:val="Bordered &amp; Lined - Accent 2"/>
-    <w:basedOn w:val="665"/>
+    <w:basedOn w:val="893"/>
     <w:uiPriority w:val="99"/>
     <w:pPr>
       <w:pBdr/>
@@ -30303,9 +33498,9 @@
       </w:tcPr>
     </w:tblStylePr>
   </w:style>
-  <w:style w:type="table" w:styleId="127">
+  <w:style w:type="table" w:styleId="822">
     <w:name w:val="Bordered &amp; Lined - Accent 3"/>
-    <w:basedOn w:val="665"/>
+    <w:basedOn w:val="893"/>
     <w:uiPriority w:val="99"/>
     <w:pPr>
       <w:pBdr/>
@@ -30547,9 +33742,9 @@
       </w:tcPr>
     </w:tblStylePr>
   </w:style>
-  <w:style w:type="table" w:styleId="128">
+  <w:style w:type="table" w:styleId="823">
     <w:name w:val="Bordered &amp; Lined - Accent 4"/>
-    <w:basedOn w:val="665"/>
+    <w:basedOn w:val="893"/>
     <w:uiPriority w:val="99"/>
     <w:pPr>
       <w:pBdr/>
@@ -30791,9 +33986,9 @@
       </w:tcPr>
     </w:tblStylePr>
   </w:style>
-  <w:style w:type="table" w:styleId="129">
+  <w:style w:type="table" w:styleId="824">
     <w:name w:val="Bordered &amp; Lined - Accent 5"/>
-    <w:basedOn w:val="665"/>
+    <w:basedOn w:val="893"/>
     <w:uiPriority w:val="99"/>
     <w:pPr>
       <w:pBdr/>
@@ -31035,9 +34230,9 @@
       </w:tcPr>
     </w:tblStylePr>
   </w:style>
-  <w:style w:type="table" w:styleId="130">
+  <w:style w:type="table" w:styleId="825">
     <w:name w:val="Bordered &amp; Lined - Accent 6"/>
-    <w:basedOn w:val="665"/>
+    <w:basedOn w:val="893"/>
     <w:uiPriority w:val="99"/>
     <w:pPr>
       <w:pBdr/>
@@ -31279,9 +34474,9 @@
       </w:tcPr>
     </w:tblStylePr>
   </w:style>
-  <w:style w:type="table" w:styleId="131">
+  <w:style w:type="table" w:styleId="826">
     <w:name w:val="Bordered"/>
-    <w:basedOn w:val="665"/>
+    <w:basedOn w:val="893"/>
     <w:uiPriority w:val="99"/>
     <w:pPr>
       <w:pBdr/>
@@ -31510,9 +34705,9 @@
       </w:tcPr>
     </w:tblStylePr>
   </w:style>
-  <w:style w:type="table" w:styleId="132">
+  <w:style w:type="table" w:styleId="827">
     <w:name w:val="Bordered - Accent 1"/>
-    <w:basedOn w:val="665"/>
+    <w:basedOn w:val="893"/>
     <w:uiPriority w:val="99"/>
     <w:pPr>
       <w:pBdr/>
@@ -31741,9 +34936,9 @@
       </w:tcPr>
     </w:tblStylePr>
   </w:style>
-  <w:style w:type="table" w:styleId="133">
+  <w:style w:type="table" w:styleId="828">
     <w:name w:val="Bordered - Accent 2"/>
-    <w:basedOn w:val="665"/>
+    <w:basedOn w:val="893"/>
     <w:uiPriority w:val="99"/>
     <w:pPr>
       <w:pBdr/>
@@ -31972,9 +35167,9 @@
       </w:tcPr>
     </w:tblStylePr>
   </w:style>
-  <w:style w:type="table" w:styleId="134">
+  <w:style w:type="table" w:styleId="829">
     <w:name w:val="Bordered - Accent 3"/>
-    <w:basedOn w:val="665"/>
+    <w:basedOn w:val="893"/>
     <w:uiPriority w:val="99"/>
     <w:pPr>
       <w:pBdr/>
@@ -32203,9 +35398,9 @@
       </w:tcPr>
     </w:tblStylePr>
   </w:style>
-  <w:style w:type="table" w:styleId="135">
+  <w:style w:type="table" w:styleId="830">
     <w:name w:val="Bordered - Accent 4"/>
-    <w:basedOn w:val="665"/>
+    <w:basedOn w:val="893"/>
     <w:uiPriority w:val="99"/>
     <w:pPr>
       <w:pBdr/>
@@ -32434,9 +35629,9 @@
       </w:tcPr>
     </w:tblStylePr>
   </w:style>
-  <w:style w:type="table" w:styleId="136">
+  <w:style w:type="table" w:styleId="831">
     <w:name w:val="Bordered - Accent 5"/>
-    <w:basedOn w:val="665"/>
+    <w:basedOn w:val="893"/>
     <w:uiPriority w:val="99"/>
     <w:pPr>
       <w:pBdr/>
@@ -32665,9 +35860,9 @@
       </w:tcPr>
     </w:tblStylePr>
   </w:style>
-  <w:style w:type="table" w:styleId="137">
+  <w:style w:type="table" w:styleId="832">
     <w:name w:val="Bordered - Accent 6"/>
-    <w:basedOn w:val="665"/>
+    <w:basedOn w:val="893"/>
     <w:uiPriority w:val="99"/>
     <w:pPr>
       <w:pBdr/>
@@ -32896,11 +36091,11 @@
       </w:tcPr>
     </w:tblStylePr>
   </w:style>
-  <w:style w:type="paragraph" w:styleId="139">
+  <w:style w:type="paragraph" w:styleId="833">
     <w:name w:val="Heading 1"/>
-    <w:basedOn w:val="664"/>
-    <w:next w:val="664"/>
-    <w:link w:val="150"/>
+    <w:basedOn w:val="892"/>
+    <w:next w:val="892"/>
+    <w:link w:val="843"/>
     <w:uiPriority w:val="9"/>
     <w:qFormat/>
     <w:pPr>
@@ -32918,11 +36113,11 @@
       <w:szCs w:val="40"/>
     </w:rPr>
   </w:style>
-  <w:style w:type="paragraph" w:styleId="140">
+  <w:style w:type="paragraph" w:styleId="834">
     <w:name w:val="Heading 2"/>
-    <w:basedOn w:val="664"/>
-    <w:next w:val="664"/>
-    <w:link w:val="151"/>
+    <w:basedOn w:val="892"/>
+    <w:next w:val="892"/>
+    <w:link w:val="844"/>
     <w:uiPriority w:val="9"/>
     <w:unhideWhenUsed/>
     <w:qFormat/>
@@ -32941,11 +36136,11 @@
       <w:szCs w:val="32"/>
     </w:rPr>
   </w:style>
-  <w:style w:type="paragraph" w:styleId="141">
+  <w:style w:type="paragraph" w:styleId="835">
     <w:name w:val="Heading 3"/>
-    <w:basedOn w:val="664"/>
-    <w:next w:val="664"/>
-    <w:link w:val="152"/>
+    <w:basedOn w:val="892"/>
+    <w:next w:val="892"/>
+    <w:link w:val="845"/>
     <w:uiPriority w:val="9"/>
     <w:unhideWhenUsed/>
     <w:qFormat/>
@@ -32964,11 +36159,11 @@
       <w:szCs w:val="28"/>
     </w:rPr>
   </w:style>
-  <w:style w:type="paragraph" w:styleId="142">
+  <w:style w:type="paragraph" w:styleId="836">
     <w:name w:val="Heading 4"/>
-    <w:basedOn w:val="664"/>
-    <w:next w:val="664"/>
-    <w:link w:val="153"/>
+    <w:basedOn w:val="892"/>
+    <w:next w:val="892"/>
+    <w:link w:val="846"/>
     <w:uiPriority w:val="9"/>
     <w:unhideWhenUsed/>
     <w:qFormat/>
@@ -32987,11 +36182,11 @@
       <w:color w:val="0f4761" w:themeColor="accent1" w:themeShade="BF"/>
     </w:rPr>
   </w:style>
-  <w:style w:type="paragraph" w:styleId="143">
+  <w:style w:type="paragraph" w:styleId="837">
     <w:name w:val="Heading 5"/>
-    <w:basedOn w:val="664"/>
-    <w:next w:val="664"/>
-    <w:link w:val="154"/>
+    <w:basedOn w:val="892"/>
+    <w:next w:val="892"/>
+    <w:link w:val="847"/>
     <w:uiPriority w:val="9"/>
     <w:unhideWhenUsed/>
     <w:qFormat/>
@@ -33008,11 +36203,11 @@
       <w:color w:val="0f4761" w:themeColor="accent1" w:themeShade="BF"/>
     </w:rPr>
   </w:style>
-  <w:style w:type="paragraph" w:styleId="144">
+  <w:style w:type="paragraph" w:styleId="838">
     <w:name w:val="Heading 6"/>
-    <w:basedOn w:val="664"/>
-    <w:next w:val="664"/>
-    <w:link w:val="155"/>
+    <w:basedOn w:val="892"/>
+    <w:next w:val="892"/>
+    <w:link w:val="848"/>
     <w:uiPriority w:val="9"/>
     <w:unhideWhenUsed/>
     <w:qFormat/>
@@ -33031,11 +36226,11 @@
       <w:color w:val="595959" w:themeColor="text1" w:themeTint="A6"/>
     </w:rPr>
   </w:style>
-  <w:style w:type="paragraph" w:styleId="145">
+  <w:style w:type="paragraph" w:styleId="839">
     <w:name w:val="Heading 7"/>
-    <w:basedOn w:val="664"/>
-    <w:next w:val="664"/>
-    <w:link w:val="156"/>
+    <w:basedOn w:val="892"/>
+    <w:next w:val="892"/>
+    <w:link w:val="849"/>
     <w:uiPriority w:val="9"/>
     <w:unhideWhenUsed/>
     <w:qFormat/>
@@ -33052,11 +36247,11 @@
       <w:color w:val="595959" w:themeColor="text1" w:themeTint="A6"/>
     </w:rPr>
   </w:style>
-  <w:style w:type="paragraph" w:styleId="146">
+  <w:style w:type="paragraph" w:styleId="840">
     <w:name w:val="Heading 8"/>
-    <w:basedOn w:val="664"/>
-    <w:next w:val="664"/>
-    <w:link w:val="157"/>
+    <w:basedOn w:val="892"/>
+    <w:next w:val="892"/>
+    <w:link w:val="850"/>
     <w:uiPriority w:val="9"/>
     <w:unhideWhenUsed/>
     <w:qFormat/>
@@ -33075,11 +36270,11 @@
       <w:color w:val="272727" w:themeColor="text1" w:themeTint="D8"/>
     </w:rPr>
   </w:style>
-  <w:style w:type="paragraph" w:styleId="147">
+  <w:style w:type="paragraph" w:styleId="841">
     <w:name w:val="Heading 9"/>
-    <w:basedOn w:val="664"/>
-    <w:next w:val="664"/>
-    <w:link w:val="158"/>
+    <w:basedOn w:val="892"/>
+    <w:next w:val="892"/>
+    <w:link w:val="851"/>
     <w:uiPriority w:val="9"/>
     <w:unhideWhenUsed/>
     <w:qFormat/>
@@ -33098,7 +36293,7 @@
       <w:color w:val="272727" w:themeColor="text1" w:themeTint="D8"/>
     </w:rPr>
   </w:style>
-  <w:style w:type="character" w:styleId="148" w:default="1">
+  <w:style w:type="character" w:styleId="842" w:default="1">
     <w:name w:val="Default Paragraph Font"/>
     <w:uiPriority w:val="1"/>
     <w:semiHidden/>
@@ -33109,10 +36304,10 @@
       <w:ind/>
     </w:pPr>
   </w:style>
-  <w:style w:type="character" w:styleId="150">
+  <w:style w:type="character" w:styleId="843">
     <w:name w:val="Heading 1 Char"/>
-    <w:basedOn w:val="148"/>
-    <w:link w:val="139"/>
+    <w:basedOn w:val="842"/>
+    <w:link w:val="833"/>
     <w:uiPriority w:val="9"/>
     <w:pPr>
       <w:pBdr/>
@@ -33126,10 +36321,10 @@
       <w:szCs w:val="40"/>
     </w:rPr>
   </w:style>
-  <w:style w:type="character" w:styleId="151">
+  <w:style w:type="character" w:styleId="844">
     <w:name w:val="Heading 2 Char"/>
-    <w:basedOn w:val="148"/>
-    <w:link w:val="140"/>
+    <w:basedOn w:val="842"/>
+    <w:link w:val="834"/>
     <w:uiPriority w:val="9"/>
     <w:pPr>
       <w:pBdr/>
@@ -33143,10 +36338,10 @@
       <w:szCs w:val="32"/>
     </w:rPr>
   </w:style>
-  <w:style w:type="character" w:styleId="152">
+  <w:style w:type="character" w:styleId="845">
     <w:name w:val="Heading 3 Char"/>
-    <w:basedOn w:val="148"/>
-    <w:link w:val="141"/>
+    <w:basedOn w:val="842"/>
+    <w:link w:val="835"/>
     <w:uiPriority w:val="9"/>
     <w:pPr>
       <w:pBdr/>
@@ -33160,10 +36355,10 @@
       <w:szCs w:val="28"/>
     </w:rPr>
   </w:style>
-  <w:style w:type="character" w:styleId="153">
+  <w:style w:type="character" w:styleId="846">
     <w:name w:val="Heading 4 Char"/>
-    <w:basedOn w:val="148"/>
-    <w:link w:val="142"/>
+    <w:basedOn w:val="842"/>
+    <w:link w:val="836"/>
     <w:uiPriority w:val="9"/>
     <w:pPr>
       <w:pBdr/>
@@ -33177,10 +36372,10 @@
       <w:color w:val="0f4761" w:themeColor="accent1" w:themeShade="BF"/>
     </w:rPr>
   </w:style>
-  <w:style w:type="character" w:styleId="154">
+  <w:style w:type="character" w:styleId="847">
     <w:name w:val="Heading 5 Char"/>
-    <w:basedOn w:val="148"/>
-    <w:link w:val="143"/>
+    <w:basedOn w:val="842"/>
+    <w:link w:val="837"/>
     <w:uiPriority w:val="9"/>
     <w:pPr>
       <w:pBdr/>
@@ -33192,10 +36387,10 @@
       <w:color w:val="0f4761" w:themeColor="accent1" w:themeShade="BF"/>
     </w:rPr>
   </w:style>
-  <w:style w:type="character" w:styleId="155">
+  <w:style w:type="character" w:styleId="848">
     <w:name w:val="Heading 6 Char"/>
-    <w:basedOn w:val="148"/>
-    <w:link w:val="144"/>
+    <w:basedOn w:val="842"/>
+    <w:link w:val="838"/>
     <w:uiPriority w:val="9"/>
     <w:pPr>
       <w:pBdr/>
@@ -33209,10 +36404,10 @@
       <w:color w:val="595959" w:themeColor="text1" w:themeTint="A6"/>
     </w:rPr>
   </w:style>
-  <w:style w:type="character" w:styleId="156">
+  <w:style w:type="character" w:styleId="849">
     <w:name w:val="Heading 7 Char"/>
-    <w:basedOn w:val="148"/>
-    <w:link w:val="145"/>
+    <w:basedOn w:val="842"/>
+    <w:link w:val="839"/>
     <w:uiPriority w:val="9"/>
     <w:pPr>
       <w:pBdr/>
@@ -33224,10 +36419,10 @@
       <w:color w:val="595959" w:themeColor="text1" w:themeTint="A6"/>
     </w:rPr>
   </w:style>
-  <w:style w:type="character" w:styleId="157">
+  <w:style w:type="character" w:styleId="850">
     <w:name w:val="Heading 8 Char"/>
-    <w:basedOn w:val="148"/>
-    <w:link w:val="146"/>
+    <w:basedOn w:val="842"/>
+    <w:link w:val="840"/>
     <w:uiPriority w:val="9"/>
     <w:pPr>
       <w:pBdr/>
@@ -33241,10 +36436,10 @@
       <w:color w:val="272727" w:themeColor="text1" w:themeTint="D8"/>
     </w:rPr>
   </w:style>
-  <w:style w:type="character" w:styleId="158">
+  <w:style w:type="character" w:styleId="851">
     <w:name w:val="Heading 9 Char"/>
-    <w:basedOn w:val="148"/>
-    <w:link w:val="147"/>
+    <w:basedOn w:val="842"/>
+    <w:link w:val="841"/>
     <w:uiPriority w:val="9"/>
     <w:pPr>
       <w:pBdr/>
@@ -33258,11 +36453,11 @@
       <w:color w:val="272727" w:themeColor="text1" w:themeTint="D8"/>
     </w:rPr>
   </w:style>
-  <w:style w:type="paragraph" w:styleId="159">
+  <w:style w:type="paragraph" w:styleId="852">
     <w:name w:val="Title"/>
-    <w:basedOn w:val="664"/>
-    <w:next w:val="664"/>
-    <w:link w:val="160"/>
+    <w:basedOn w:val="892"/>
+    <w:next w:val="892"/>
+    <w:link w:val="853"/>
     <w:uiPriority w:val="10"/>
     <w:qFormat/>
     <w:pPr>
@@ -33278,10 +36473,10 @@
       <w:szCs w:val="56"/>
     </w:rPr>
   </w:style>
-  <w:style w:type="character" w:styleId="160">
+  <w:style w:type="character" w:styleId="853">
     <w:name w:val="Title Char"/>
-    <w:basedOn w:val="148"/>
-    <w:link w:val="159"/>
+    <w:basedOn w:val="842"/>
+    <w:link w:val="852"/>
     <w:uiPriority w:val="10"/>
     <w:pPr>
       <w:pBdr/>
@@ -33295,11 +36490,11 @@
       <w:szCs w:val="56"/>
     </w:rPr>
   </w:style>
-  <w:style w:type="paragraph" w:styleId="161">
+  <w:style w:type="paragraph" w:styleId="854">
     <w:name w:val="Subtitle"/>
-    <w:basedOn w:val="664"/>
-    <w:next w:val="664"/>
-    <w:link w:val="162"/>
+    <w:basedOn w:val="892"/>
+    <w:next w:val="892"/>
+    <w:link w:val="855"/>
     <w:uiPriority w:val="11"/>
     <w:qFormat/>
     <w:pPr>
@@ -33317,10 +36512,10 @@
       <w:szCs w:val="28"/>
     </w:rPr>
   </w:style>
-  <w:style w:type="character" w:styleId="162">
+  <w:style w:type="character" w:styleId="855">
     <w:name w:val="Subtitle Char"/>
-    <w:basedOn w:val="148"/>
-    <w:link w:val="161"/>
+    <w:basedOn w:val="842"/>
+    <w:link w:val="854"/>
     <w:uiPriority w:val="11"/>
     <w:pPr>
       <w:pBdr/>
@@ -33334,11 +36529,11 @@
       <w:szCs w:val="28"/>
     </w:rPr>
   </w:style>
-  <w:style w:type="paragraph" w:styleId="163">
+  <w:style w:type="paragraph" w:styleId="856">
     <w:name w:val="Quote"/>
-    <w:basedOn w:val="664"/>
-    <w:next w:val="664"/>
-    <w:link w:val="164"/>
+    <w:basedOn w:val="892"/>
+    <w:next w:val="892"/>
+    <w:link w:val="857"/>
     <w:uiPriority w:val="29"/>
     <w:qFormat/>
     <w:pPr>
@@ -33353,10 +36548,10 @@
       <w:color w:val="404040" w:themeColor="text1" w:themeTint="BF"/>
     </w:rPr>
   </w:style>
-  <w:style w:type="character" w:styleId="164">
+  <w:style w:type="character" w:styleId="857">
     <w:name w:val="Quote Char"/>
-    <w:basedOn w:val="148"/>
-    <w:link w:val="163"/>
+    <w:basedOn w:val="842"/>
+    <w:link w:val="856"/>
     <w:uiPriority w:val="29"/>
     <w:pPr>
       <w:pBdr/>
@@ -33369,9 +36564,9 @@
       <w:color w:val="404040" w:themeColor="text1" w:themeTint="BF"/>
     </w:rPr>
   </w:style>
-  <w:style w:type="character" w:styleId="166">
+  <w:style w:type="character" w:styleId="858">
     <w:name w:val="Intense Emphasis"/>
-    <w:basedOn w:val="148"/>
+    <w:basedOn w:val="842"/>
     <w:uiPriority w:val="21"/>
     <w:qFormat/>
     <w:pPr>
@@ -33385,11 +36580,11 @@
       <w:color w:val="0f4761" w:themeColor="accent1" w:themeShade="BF"/>
     </w:rPr>
   </w:style>
-  <w:style w:type="paragraph" w:styleId="167">
+  <w:style w:type="paragraph" w:styleId="859">
     <w:name w:val="Intense Quote"/>
-    <w:basedOn w:val="664"/>
-    <w:next w:val="664"/>
-    <w:link w:val="168"/>
+    <w:basedOn w:val="892"/>
+    <w:next w:val="892"/>
+    <w:link w:val="860"/>
     <w:uiPriority w:val="30"/>
     <w:qFormat/>
     <w:pPr>
@@ -33407,10 +36602,10 @@
       <w:color w:val="0f4761" w:themeColor="accent1" w:themeShade="BF"/>
     </w:rPr>
   </w:style>
-  <w:style w:type="character" w:styleId="168">
+  <w:style w:type="character" w:styleId="860">
     <w:name w:val="Intense Quote Char"/>
-    <w:basedOn w:val="148"/>
-    <w:link w:val="167"/>
+    <w:basedOn w:val="842"/>
+    <w:link w:val="859"/>
     <w:uiPriority w:val="30"/>
     <w:pPr>
       <w:pBdr/>
@@ -33423,9 +36618,9 @@
       <w:color w:val="0f4761" w:themeColor="accent1" w:themeShade="BF"/>
     </w:rPr>
   </w:style>
-  <w:style w:type="character" w:styleId="169">
+  <w:style w:type="character" w:styleId="861">
     <w:name w:val="Intense Reference"/>
-    <w:basedOn w:val="148"/>
+    <w:basedOn w:val="842"/>
     <w:uiPriority w:val="32"/>
     <w:qFormat/>
     <w:pPr>
@@ -33441,9 +36636,9 @@
       <w:spacing w:val="5"/>
     </w:rPr>
   </w:style>
-  <w:style w:type="character" w:styleId="171">
+  <w:style w:type="character" w:styleId="862">
     <w:name w:val="Subtle Emphasis"/>
-    <w:basedOn w:val="148"/>
+    <w:basedOn w:val="842"/>
     <w:uiPriority w:val="19"/>
     <w:qFormat/>
     <w:pPr>
@@ -33457,9 +36652,9 @@
       <w:color w:val="404040" w:themeColor="text1" w:themeTint="BF"/>
     </w:rPr>
   </w:style>
-  <w:style w:type="character" w:styleId="172">
+  <w:style w:type="character" w:styleId="863">
     <w:name w:val="Emphasis"/>
-    <w:basedOn w:val="148"/>
+    <w:basedOn w:val="842"/>
     <w:uiPriority w:val="20"/>
     <w:qFormat/>
     <w:pPr>
@@ -33472,9 +36667,9 @@
       <w:iCs/>
     </w:rPr>
   </w:style>
-  <w:style w:type="character" w:styleId="173">
+  <w:style w:type="character" w:styleId="864">
     <w:name w:val="Strong"/>
-    <w:basedOn w:val="148"/>
+    <w:basedOn w:val="842"/>
     <w:uiPriority w:val="22"/>
     <w:qFormat/>
     <w:pPr>
@@ -33487,9 +36682,9 @@
       <w:bCs/>
     </w:rPr>
   </w:style>
-  <w:style w:type="character" w:styleId="174">
+  <w:style w:type="character" w:styleId="865">
     <w:name w:val="Subtle Reference"/>
-    <w:basedOn w:val="148"/>
+    <w:basedOn w:val="842"/>
     <w:uiPriority w:val="31"/>
     <w:qFormat/>
     <w:pPr>
@@ -33502,9 +36697,9 @@
       <w:color w:val="5a5a5a" w:themeColor="text1" w:themeTint="A5"/>
     </w:rPr>
   </w:style>
-  <w:style w:type="character" w:styleId="175">
+  <w:style w:type="character" w:styleId="866">
     <w:name w:val="Book Title"/>
-    <w:basedOn w:val="148"/>
+    <w:basedOn w:val="842"/>
     <w:uiPriority w:val="33"/>
     <w:qFormat/>
     <w:pPr>
@@ -33520,10 +36715,10 @@
       <w:spacing w:val="5"/>
     </w:rPr>
   </w:style>
-  <w:style w:type="paragraph" w:styleId="176">
+  <w:style w:type="paragraph" w:styleId="867">
     <w:name w:val="Header"/>
-    <w:basedOn w:val="664"/>
-    <w:link w:val="177"/>
+    <w:basedOn w:val="892"/>
+    <w:link w:val="868"/>
     <w:uiPriority w:val="99"/>
     <w:unhideWhenUsed/>
     <w:pPr>
@@ -33536,10 +36731,10 @@
       <w:ind/>
     </w:pPr>
   </w:style>
-  <w:style w:type="character" w:styleId="177">
+  <w:style w:type="character" w:styleId="868">
     <w:name w:val="Header Char"/>
-    <w:basedOn w:val="148"/>
-    <w:link w:val="176"/>
+    <w:basedOn w:val="842"/>
+    <w:link w:val="867"/>
     <w:uiPriority w:val="99"/>
     <w:pPr>
       <w:pBdr/>
@@ -33547,10 +36742,10 @@
       <w:ind/>
     </w:pPr>
   </w:style>
-  <w:style w:type="paragraph" w:styleId="178">
+  <w:style w:type="paragraph" w:styleId="869">
     <w:name w:val="Footer"/>
-    <w:basedOn w:val="664"/>
-    <w:link w:val="179"/>
+    <w:basedOn w:val="892"/>
+    <w:link w:val="870"/>
     <w:uiPriority w:val="99"/>
     <w:unhideWhenUsed/>
     <w:pPr>
@@ -33563,10 +36758,10 @@
       <w:ind/>
     </w:pPr>
   </w:style>
-  <w:style w:type="character" w:styleId="179">
+  <w:style w:type="character" w:styleId="870">
     <w:name w:val="Footer Char"/>
-    <w:basedOn w:val="148"/>
-    <w:link w:val="178"/>
+    <w:basedOn w:val="842"/>
+    <w:link w:val="869"/>
     <w:uiPriority w:val="99"/>
     <w:pPr>
       <w:pBdr/>
@@ -33574,10 +36769,10 @@
       <w:ind/>
     </w:pPr>
   </w:style>
-  <w:style w:type="paragraph" w:styleId="180">
+  <w:style w:type="paragraph" w:styleId="871">
     <w:name w:val="Caption"/>
-    <w:basedOn w:val="664"/>
-    <w:next w:val="664"/>
+    <w:basedOn w:val="892"/>
+    <w:next w:val="892"/>
     <w:uiPriority w:val="35"/>
     <w:unhideWhenUsed/>
     <w:qFormat/>
@@ -33594,10 +36789,10 @@
       <w:szCs w:val="18"/>
     </w:rPr>
   </w:style>
-  <w:style w:type="paragraph" w:styleId="181">
+  <w:style w:type="paragraph" w:styleId="872">
     <w:name w:val="footnote text"/>
-    <w:basedOn w:val="664"/>
-    <w:link w:val="182"/>
+    <w:basedOn w:val="892"/>
+    <w:link w:val="873"/>
     <w:uiPriority w:val="99"/>
     <w:semiHidden/>
     <w:unhideWhenUsed/>
@@ -33611,10 +36806,10 @@
       <w:szCs w:val="20"/>
     </w:rPr>
   </w:style>
-  <w:style w:type="character" w:styleId="182">
+  <w:style w:type="character" w:styleId="873">
     <w:name w:val="Footnote Text Char"/>
-    <w:basedOn w:val="148"/>
-    <w:link w:val="181"/>
+    <w:basedOn w:val="842"/>
+    <w:link w:val="872"/>
     <w:uiPriority w:val="99"/>
     <w:semiHidden/>
     <w:pPr>
@@ -33627,9 +36822,9 @@
       <w:szCs w:val="20"/>
     </w:rPr>
   </w:style>
-  <w:style w:type="character" w:styleId="183">
+  <w:style w:type="character" w:styleId="874">
     <w:name w:val="footnote reference"/>
-    <w:basedOn w:val="148"/>
+    <w:basedOn w:val="842"/>
     <w:uiPriority w:val="99"/>
     <w:semiHidden/>
     <w:unhideWhenUsed/>
@@ -33642,10 +36837,10 @@
       <w:vertAlign w:val="superscript"/>
     </w:rPr>
   </w:style>
-  <w:style w:type="paragraph" w:styleId="184">
+  <w:style w:type="paragraph" w:styleId="875">
     <w:name w:val="endnote text"/>
-    <w:basedOn w:val="664"/>
-    <w:link w:val="185"/>
+    <w:basedOn w:val="892"/>
+    <w:link w:val="876"/>
     <w:uiPriority w:val="99"/>
     <w:semiHidden/>
     <w:unhideWhenUsed/>
@@ -33659,10 +36854,10 @@
       <w:szCs w:val="20"/>
     </w:rPr>
   </w:style>
-  <w:style w:type="character" w:styleId="185">
+  <w:style w:type="character" w:styleId="876">
     <w:name w:val="Endnote Text Char"/>
-    <w:basedOn w:val="148"/>
-    <w:link w:val="184"/>
+    <w:basedOn w:val="842"/>
+    <w:link w:val="875"/>
     <w:uiPriority w:val="99"/>
     <w:semiHidden/>
     <w:pPr>
@@ -33675,9 +36870,9 @@
       <w:szCs w:val="20"/>
     </w:rPr>
   </w:style>
-  <w:style w:type="character" w:styleId="186">
+  <w:style w:type="character" w:styleId="877">
     <w:name w:val="endnote reference"/>
-    <w:basedOn w:val="148"/>
+    <w:basedOn w:val="842"/>
     <w:uiPriority w:val="99"/>
     <w:semiHidden/>
     <w:unhideWhenUsed/>
@@ -33690,9 +36885,9 @@
       <w:vertAlign w:val="superscript"/>
     </w:rPr>
   </w:style>
-  <w:style w:type="character" w:styleId="187">
+  <w:style w:type="character" w:styleId="878">
     <w:name w:val="Hyperlink"/>
-    <w:basedOn w:val="148"/>
+    <w:basedOn w:val="842"/>
     <w:uiPriority w:val="99"/>
     <w:unhideWhenUsed/>
     <w:pPr>
@@ -33705,9 +36900,9 @@
       <w:u w:val="single"/>
     </w:rPr>
   </w:style>
-  <w:style w:type="character" w:styleId="188">
+  <w:style w:type="character" w:styleId="879">
     <w:name w:val="FollowedHyperlink"/>
-    <w:basedOn w:val="148"/>
+    <w:basedOn w:val="842"/>
     <w:uiPriority w:val="99"/>
     <w:semiHidden/>
     <w:unhideWhenUsed/>
@@ -33721,10 +36916,10 @@
       <w:u w:val="single"/>
     </w:rPr>
   </w:style>
-  <w:style w:type="paragraph" w:styleId="189">
+  <w:style w:type="paragraph" w:styleId="880">
     <w:name w:val="toc 1"/>
-    <w:basedOn w:val="664"/>
-    <w:next w:val="664"/>
+    <w:basedOn w:val="892"/>
+    <w:next w:val="892"/>
     <w:uiPriority w:val="39"/>
     <w:unhideWhenUsed/>
     <w:pPr>
@@ -33733,10 +36928,10 @@
       <w:ind/>
     </w:pPr>
   </w:style>
-  <w:style w:type="paragraph" w:styleId="190">
+  <w:style w:type="paragraph" w:styleId="881">
     <w:name w:val="toc 2"/>
-    <w:basedOn w:val="664"/>
-    <w:next w:val="664"/>
+    <w:basedOn w:val="892"/>
+    <w:next w:val="892"/>
     <w:uiPriority w:val="39"/>
     <w:unhideWhenUsed/>
     <w:pPr>
@@ -33745,10 +36940,10 @@
       <w:ind w:left="220"/>
     </w:pPr>
   </w:style>
-  <w:style w:type="paragraph" w:styleId="191">
+  <w:style w:type="paragraph" w:styleId="882">
     <w:name w:val="toc 3"/>
-    <w:basedOn w:val="664"/>
-    <w:next w:val="664"/>
+    <w:basedOn w:val="892"/>
+    <w:next w:val="892"/>
     <w:uiPriority w:val="39"/>
     <w:unhideWhenUsed/>
     <w:pPr>
@@ -33757,10 +36952,10 @@
       <w:ind w:left="440"/>
     </w:pPr>
   </w:style>
-  <w:style w:type="paragraph" w:styleId="192">
+  <w:style w:type="paragraph" w:styleId="883">
     <w:name w:val="toc 4"/>
-    <w:basedOn w:val="664"/>
-    <w:next w:val="664"/>
+    <w:basedOn w:val="892"/>
+    <w:next w:val="892"/>
     <w:uiPriority w:val="39"/>
     <w:unhideWhenUsed/>
     <w:pPr>
@@ -33769,10 +36964,10 @@
       <w:ind w:left="660"/>
     </w:pPr>
   </w:style>
-  <w:style w:type="paragraph" w:styleId="193">
+  <w:style w:type="paragraph" w:styleId="884">
     <w:name w:val="toc 5"/>
-    <w:basedOn w:val="664"/>
-    <w:next w:val="664"/>
+    <w:basedOn w:val="892"/>
+    <w:next w:val="892"/>
     <w:uiPriority w:val="39"/>
     <w:unhideWhenUsed/>
     <w:pPr>
@@ -33781,10 +36976,10 @@
       <w:ind w:left="880"/>
     </w:pPr>
   </w:style>
-  <w:style w:type="paragraph" w:styleId="194">
+  <w:style w:type="paragraph" w:styleId="885">
     <w:name w:val="toc 6"/>
-    <w:basedOn w:val="664"/>
-    <w:next w:val="664"/>
+    <w:basedOn w:val="892"/>
+    <w:next w:val="892"/>
     <w:uiPriority w:val="39"/>
     <w:unhideWhenUsed/>
     <w:pPr>
@@ -33793,10 +36988,10 @@
       <w:ind w:left="1100"/>
     </w:pPr>
   </w:style>
-  <w:style w:type="paragraph" w:styleId="195">
+  <w:style w:type="paragraph" w:styleId="886">
     <w:name w:val="toc 7"/>
-    <w:basedOn w:val="664"/>
-    <w:next w:val="664"/>
+    <w:basedOn w:val="892"/>
+    <w:next w:val="892"/>
     <w:uiPriority w:val="39"/>
     <w:unhideWhenUsed/>
     <w:pPr>
@@ -33805,10 +37000,10 @@
       <w:ind w:left="1320"/>
     </w:pPr>
   </w:style>
-  <w:style w:type="paragraph" w:styleId="196">
+  <w:style w:type="paragraph" w:styleId="887">
     <w:name w:val="toc 8"/>
-    <w:basedOn w:val="664"/>
-    <w:next w:val="664"/>
+    <w:basedOn w:val="892"/>
+    <w:next w:val="892"/>
     <w:uiPriority w:val="39"/>
     <w:unhideWhenUsed/>
     <w:pPr>
@@ -33817,10 +37012,10 @@
       <w:ind w:left="1540"/>
     </w:pPr>
   </w:style>
-  <w:style w:type="paragraph" w:styleId="197">
+  <w:style w:type="paragraph" w:styleId="888">
     <w:name w:val="toc 9"/>
-    <w:basedOn w:val="664"/>
-    <w:next w:val="664"/>
+    <w:basedOn w:val="892"/>
+    <w:next w:val="892"/>
     <w:uiPriority w:val="39"/>
     <w:unhideWhenUsed/>
     <w:pPr>
@@ -33829,9 +37024,9 @@
       <w:ind w:left="1760"/>
     </w:pPr>
   </w:style>
-  <w:style w:type="character" w:styleId="198">
+  <w:style w:type="character" w:styleId="889">
     <w:name w:val="Placeholder Text"/>
-    <w:basedOn w:val="148"/>
+    <w:basedOn w:val="842"/>
     <w:uiPriority w:val="99"/>
     <w:semiHidden/>
     <w:pPr>
@@ -33843,7 +37038,7 @@
       <w:color w:val="666666"/>
     </w:rPr>
   </w:style>
-  <w:style w:type="paragraph" w:styleId="208">
+  <w:style w:type="paragraph" w:styleId="890">
     <w:name w:val="TOC Heading"/>
     <w:uiPriority w:val="39"/>
     <w:unhideWhenUsed/>
@@ -33853,10 +37048,10 @@
       <w:ind/>
     </w:pPr>
   </w:style>
-  <w:style w:type="paragraph" w:styleId="209">
+  <w:style w:type="paragraph" w:styleId="891">
     <w:name w:val="table of figures"/>
-    <w:basedOn w:val="664"/>
-    <w:next w:val="664"/>
+    <w:basedOn w:val="892"/>
+    <w:next w:val="892"/>
     <w:uiPriority w:val="99"/>
     <w:unhideWhenUsed/>
     <w:pPr>
@@ -33865,7 +37060,7 @@
       <w:ind/>
     </w:pPr>
   </w:style>
-  <w:style w:type="paragraph" w:styleId="664" w:default="1">
+  <w:style w:type="paragraph" w:styleId="892" w:default="1">
     <w:name w:val="Normal"/>
     <w:qFormat/>
     <w:pPr>
@@ -33874,7 +37069,7 @@
       <w:ind/>
     </w:pPr>
   </w:style>
-  <w:style w:type="table" w:styleId="665" w:default="1">
+  <w:style w:type="table" w:styleId="893" w:default="1">
     <w:name w:val="Normal Table"/>
     <w:uiPriority w:val="99"/>
     <w:semiHidden/>
@@ -34067,7 +37262,7 @@
       </w:tcPr>
     </w:tblStylePr>
   </w:style>
-  <w:style w:type="numbering" w:styleId="666" w:default="1">
+  <w:style w:type="numbering" w:styleId="894" w:default="1">
     <w:name w:val="No List"/>
     <w:uiPriority w:val="99"/>
     <w:semiHidden/>
@@ -34078,9 +37273,9 @@
       <w:ind/>
     </w:pPr>
   </w:style>
-  <w:style w:type="paragraph" w:styleId="667">
+  <w:style w:type="paragraph" w:styleId="895">
     <w:name w:val="No Spacing"/>
-    <w:basedOn w:val="664"/>
+    <w:basedOn w:val="892"/>
     <w:uiPriority w:val="1"/>
     <w:qFormat/>
     <w:pPr>
@@ -34089,9 +37284,9 @@
       <w:ind/>
     </w:pPr>
   </w:style>
-  <w:style w:type="paragraph" w:styleId="668">
+  <w:style w:type="paragraph" w:styleId="896">
     <w:name w:val="List Paragraph"/>
-    <w:basedOn w:val="664"/>
+    <w:basedOn w:val="892"/>
     <w:uiPriority w:val="34"/>
     <w:qFormat/>
     <w:pPr>

--- a/Puppet/puppet-learning1.docx
+++ b/Puppet/puppet-learning1.docx
@@ -196,10 +196,7 @@
       </w:r>
       <w:r>
         <w:rPr>
-          <w:b/>
-          <w:bCs/>
-          <w:sz w:val="28"/>
-          <w:szCs w:val="28"/>
+          <w:highlight w:val="none"/>
         </w:rPr>
       </w:r>
       <w:r>
@@ -773,8 +770,7 @@
         <w:rPr>
           <w:b/>
           <w:bCs/>
-          <w:sz w:val="28"/>
-          <w:szCs w:val="28"/>
+          <w:highlight w:val="none"/>
         </w:rPr>
       </w:r>
       <w:r>
@@ -1490,8 +1486,7 @@
         <w:rPr>
           <w:b/>
           <w:bCs/>
-          <w:sz w:val="28"/>
-          <w:szCs w:val="28"/>
+          <w:highlight w:val="none"/>
         </w:rPr>
       </w:r>
       <w:r>
@@ -1591,6 +1586,8 @@
       </w:r>
       <w:r>
         <w:rPr>
+          <w:b/>
+          <w:bCs/>
           <w:highlight w:val="none"/>
         </w:rPr>
       </w:r>
@@ -1691,6 +1688,8 @@
       </w:r>
       <w:r>
         <w:rPr>
+          <w:b/>
+          <w:bCs/>
           <w:highlight w:val="none"/>
         </w:rPr>
       </w:r>
@@ -1791,6 +1790,8 @@
       </w:r>
       <w:r>
         <w:rPr>
+          <w:b/>
+          <w:bCs/>
           <w:highlight w:val="none"/>
         </w:rPr>
       </w:r>
@@ -1889,8 +1890,6 @@
       </w:r>
       <w:r>
         <w:rPr>
-          <w:b/>
-          <w:bCs/>
           <w:highlight w:val="none"/>
         </w:rPr>
       </w:r>
@@ -1985,8 +1984,6 @@
       </w:r>
       <w:r>
         <w:rPr>
-          <w:b/>
-          <w:bCs/>
           <w:highlight w:val="none"/>
         </w:rPr>
       </w:r>
@@ -2081,8 +2078,6 @@
       </w:r>
       <w:r>
         <w:rPr>
-          <w:b/>
-          <w:bCs/>
           <w:highlight w:val="none"/>
         </w:rPr>
       </w:r>
@@ -2177,8 +2172,6 @@
       </w:r>
       <w:r>
         <w:rPr>
-          <w:b/>
-          <w:bCs/>
           <w:highlight w:val="none"/>
         </w:rPr>
       </w:r>
@@ -2597,7 +2590,9 @@
       </w:r>
       <w:r>
         <w:rPr>
-          <w:highlight w:val="none"/>
+          <w:rFonts w:ascii="Times New Roman" w:hAnsi="Times New Roman" w:eastAsia="Times New Roman" w:cs="Times New Roman"/>
+          <w:sz w:val="24"/>
+          <w:szCs w:val="24"/>
         </w:rPr>
       </w:r>
       <w:r>
@@ -2673,15 +2668,6 @@
           <w:highlight w:val="none"/>
         </w:rPr>
       </w:pPr>
-      <w:r>
-        <w:rPr>
-          <w:b/>
-          <w:bCs/>
-          <w:sz w:val="28"/>
-          <w:szCs w:val="28"/>
-          <w:highlight w:val="none"/>
-        </w:rPr>
-      </w:r>
       <w:r>
         <w:rPr>
           <w:b/>
@@ -2888,15 +2874,6 @@
           <w:highlight w:val="none"/>
         </w:rPr>
       </w:r>
-      <w:r>
-        <w:rPr>
-          <w:b/>
-          <w:bCs/>
-          <w:sz w:val="28"/>
-          <w:szCs w:val="28"/>
-          <w:highlight w:val="none"/>
-        </w:rPr>
-      </w:r>
     </w:p>
     <w:p>
       <w:pPr>
@@ -3287,24 +3264,6 @@
           <w:highlight w:val="none"/>
         </w:rPr>
         <w:t xml:space="preserve">package Resource</w:t>
-      </w:r>
-      <w:r>
-        <w:rPr>
-          <w:b/>
-          <w:bCs/>
-          <w:sz w:val="28"/>
-          <w:szCs w:val="28"/>
-          <w:highlight w:val="none"/>
-        </w:rPr>
-      </w:r>
-      <w:r>
-        <w:rPr>
-          <w:b/>
-          <w:bCs/>
-          <w:sz w:val="28"/>
-          <w:szCs w:val="28"/>
-          <w:highlight w:val="none"/>
-        </w:rPr>
       </w:r>
       <w:r>
         <w:rPr>
@@ -3434,15 +3393,6 @@
           <w:highlight w:val="none"/>
         </w:rPr>
       </w:r>
-      <w:r>
-        <w:rPr>
-          <w:b/>
-          <w:bCs/>
-          <w:sz w:val="28"/>
-          <w:szCs w:val="28"/>
-          <w:highlight w:val="none"/>
-        </w:rPr>
-      </w:r>
     </w:p>
     <w:p>
       <w:pPr>
@@ -3553,15 +3503,6 @@
           <w:highlight w:val="none"/>
         </w:rPr>
       </w:r>
-      <w:r>
-        <w:rPr>
-          <w:b/>
-          <w:bCs/>
-          <w:sz w:val="28"/>
-          <w:szCs w:val="28"/>
-          <w:highlight w:val="none"/>
-        </w:rPr>
-      </w:r>
     </w:p>
     <w:p>
       <w:pPr>
@@ -3672,15 +3613,6 @@
           <w:highlight w:val="none"/>
         </w:rPr>
       </w:r>
-      <w:r>
-        <w:rPr>
-          <w:b/>
-          <w:bCs/>
-          <w:sz w:val="28"/>
-          <w:szCs w:val="28"/>
-          <w:highlight w:val="none"/>
-        </w:rPr>
-      </w:r>
     </w:p>
     <w:p>
       <w:pPr>
@@ -3791,15 +3723,6 @@
           <w:highlight w:val="none"/>
         </w:rPr>
       </w:r>
-      <w:r>
-        <w:rPr>
-          <w:b/>
-          <w:bCs/>
-          <w:sz w:val="28"/>
-          <w:szCs w:val="28"/>
-          <w:highlight w:val="none"/>
-        </w:rPr>
-      </w:r>
     </w:p>
     <w:p>
       <w:pPr>
@@ -3891,35 +3814,6 @@
             </w:pict>
           </mc:Fallback>
         </mc:AlternateContent>
-      </w:r>
-      <w:r>
-        <w:rPr>
-          <w:b/>
-          <w:bCs/>
-          <w:sz w:val="28"/>
-          <w:szCs w:val="28"/>
-          <w:highlight w:val="none"/>
-        </w:rPr>
-      </w:r>
-      <w:r/>
-      <w:r>
-        <w:rPr>
-          <w:b/>
-          <w:bCs/>
-          <w:sz w:val="28"/>
-          <w:szCs w:val="28"/>
-          <w:highlight w:val="none"/>
-        </w:rPr>
-      </w:r>
-      <w:r/>
-      <w:r>
-        <w:rPr>
-          <w:b/>
-          <w:bCs/>
-          <w:sz w:val="28"/>
-          <w:szCs w:val="28"/>
-          <w:highlight w:val="none"/>
-        </w:rPr>
       </w:r>
       <w:r>
         <w:rPr>
@@ -4049,15 +3943,6 @@
           <w:highlight w:val="none"/>
         </w:rPr>
       </w:r>
-      <w:r>
-        <w:rPr>
-          <w:b/>
-          <w:bCs/>
-          <w:sz w:val="28"/>
-          <w:szCs w:val="28"/>
-          <w:highlight w:val="none"/>
-        </w:rPr>
-      </w:r>
     </w:p>
     <w:p>
       <w:pPr>
@@ -4068,15 +3953,6 @@
           <w:highlight w:val="none"/>
         </w:rPr>
       </w:pPr>
-      <w:r>
-        <w:rPr>
-          <w:b/>
-          <w:bCs/>
-          <w:sz w:val="28"/>
-          <w:szCs w:val="28"/>
-          <w:highlight w:val="none"/>
-        </w:rPr>
-      </w:r>
       <w:r>
         <w:rPr>
           <w:b/>
@@ -4164,6 +4040,11 @@
           <w:highlight w:val="none"/>
         </w:rPr>
       </w:r>
+      <w:r>
+        <w:rPr>
+          <w:highlight w:val="none"/>
+        </w:rPr>
+      </w:r>
     </w:p>
     <w:p>
       <w:pPr>
@@ -4313,7 +4194,6 @@
         </w:rPr>
         <w:t xml:space="preserve">sudo /opt/puppetlabs/bin/puppet parser validate package.pp</w:t>
       </w:r>
-      <w:r/>
       <w:r>
         <w:rPr>
           <w:rFonts w:ascii="Arial" w:hAnsi="Arial" w:eastAsia="Arial" w:cs="Arial"/>
@@ -4321,12 +4201,6 @@
         </w:rPr>
       </w:r>
       <w:r/>
-      <w:r>
-        <w:rPr>
-          <w:rFonts w:ascii="Arial" w:hAnsi="Arial" w:eastAsia="Arial" w:cs="Arial"/>
-          <w:sz w:val="24"/>
-        </w:rPr>
-      </w:r>
     </w:p>
     <w:p>
       <w:pPr>
@@ -4361,6 +4235,17 @@
         <w:rPr>
           <w:rFonts w:ascii="Arial" w:hAnsi="Arial" w:eastAsia="Arial" w:cs="Arial"/>
           <w:sz w:val="24"/>
+        </w:rPr>
+      </w:r>
+      <w:r>
+        <w:rPr>
+          <w:rFonts w:ascii="Arial" w:hAnsi="Arial" w:eastAsia="Arial" w:cs="Arial"/>
+          <w:bCs/>
+          <w:i/>
+          <w:color w:val="000000"/>
+          <w:sz w:val="24"/>
+          <w:szCs w:val="24"/>
+          <w:highlight w:val="none"/>
         </w:rPr>
       </w:r>
     </w:p>
@@ -4572,6 +4457,11 @@
             </w:pict>
           </mc:Fallback>
         </mc:AlternateContent>
+      </w:r>
+      <w:r>
+        <w:rPr>
+          <w:highlight w:val="none"/>
+        </w:rPr>
       </w:r>
       <w:r>
         <w:rPr>
@@ -5356,30 +5246,6 @@
           <w:rFonts w:ascii="Arial" w:hAnsi="Arial" w:eastAsia="Arial" w:cs="Arial"/>
           <w:color w:val="000000"/>
           <w:sz w:val="24"/>
-          <w:highlight w:val="none"/>
-        </w:rPr>
-      </w:r>
-      <w:r>
-        <w:rPr>
-          <w:rFonts w:ascii="Arial" w:hAnsi="Arial" w:eastAsia="Arial" w:cs="Arial"/>
-          <w:color w:val="000000"/>
-          <w:sz w:val="24"/>
-          <w:highlight w:val="none"/>
-        </w:rPr>
-      </w:r>
-      <w:r>
-        <w:rPr>
-          <w:rFonts w:ascii="Arial" w:hAnsi="Arial" w:eastAsia="Arial" w:cs="Arial"/>
-          <w:color w:val="000000"/>
-          <w:sz w:val="24"/>
-          <w:highlight w:val="none"/>
-        </w:rPr>
-      </w:r>
-      <w:r>
-        <w:rPr>
-          <w:rFonts w:ascii="Arial" w:hAnsi="Arial" w:eastAsia="Arial" w:cs="Arial"/>
-          <w:color w:val="000000"/>
-          <w:sz w:val="24"/>
           <w:szCs w:val="24"/>
           <w:highlight w:val="none"/>
         </w:rPr>
@@ -5554,6 +5420,11 @@
           <w:highlight w:val="none"/>
         </w:rPr>
       </w:r>
+      <w:r>
+        <w:rPr>
+          <w:highlight w:val="none"/>
+        </w:rPr>
+      </w:r>
     </w:p>
     <w:p>
       <w:pPr>
@@ -5658,30 +5529,6 @@
           <w:sz w:val="24"/>
         </w:rPr>
         <w:t xml:space="preserve">sudo /opt/puppetlabs/bin/puppet resource package git</w:t>
-      </w:r>
-      <w:r>
-        <w:rPr>
-          <w:rFonts w:ascii="Arial" w:hAnsi="Arial" w:eastAsia="Arial" w:cs="Arial"/>
-          <w:sz w:val="24"/>
-        </w:rPr>
-      </w:r>
-      <w:r>
-        <w:rPr>
-          <w:rFonts w:ascii="Arial" w:hAnsi="Arial" w:eastAsia="Arial" w:cs="Arial"/>
-          <w:sz w:val="24"/>
-        </w:rPr>
-      </w:r>
-      <w:r>
-        <w:rPr>
-          <w:rFonts w:ascii="Arial" w:hAnsi="Arial" w:eastAsia="Arial" w:cs="Arial"/>
-          <w:sz w:val="24"/>
-        </w:rPr>
-      </w:r>
-      <w:r>
-        <w:rPr>
-          <w:rFonts w:ascii="Arial" w:hAnsi="Arial" w:eastAsia="Arial" w:cs="Arial"/>
-          <w:sz w:val="24"/>
-        </w:rPr>
       </w:r>
       <w:r>
         <w:rPr>
@@ -5858,6 +5705,429 @@
           <w:highlight w:val="none"/>
         </w:rPr>
       </w:r>
+      <w:r>
+        <w:rPr>
+          <w:highlight w:val="none"/>
+        </w:rPr>
+      </w:r>
+    </w:p>
+    <w:p>
+      <w:pPr>
+        <w:pBdr>
+          <w:top w:val="none" w:color="000000" w:sz="4" w:space="0"/>
+          <w:left w:val="none" w:color="000000" w:sz="4" w:space="0"/>
+          <w:bottom w:val="none" w:color="000000" w:sz="4" w:space="0"/>
+          <w:right w:val="none" w:color="000000" w:sz="4" w:space="0"/>
+        </w:pBdr>
+        <w:spacing w:before="0" w:line="276" w:lineRule="auto"/>
+        <w:ind w:right="0" w:firstLine="0" w:left="0"/>
+        <w:rPr>
+          <w:rFonts w:ascii="Arial" w:hAnsi="Arial" w:eastAsia="Arial" w:cs="Arial"/>
+          <w:b/>
+          <w:bCs/>
+          <w:color w:val="000000"/>
+          <w:sz w:val="32"/>
+          <w:szCs w:val="32"/>
+          <w:highlight w:val="none"/>
+        </w:rPr>
+      </w:pPr>
+      <w:r>
+        <w:rPr>
+          <w:rFonts w:ascii="Arial" w:hAnsi="Arial" w:eastAsia="Arial" w:cs="Arial"/>
+          <w:b/>
+          <w:bCs/>
+          <w:color w:val="000000"/>
+          <w:sz w:val="32"/>
+          <w:szCs w:val="32"/>
+          <w:highlight w:val="none"/>
+        </w:rPr>
+        <w:t xml:space="preserve">Practical 6: </w:t>
+      </w:r>
+      <w:r>
+        <w:rPr>
+          <w:b/>
+          <w:bCs/>
+          <w:sz w:val="28"/>
+          <w:szCs w:val="28"/>
+        </w:rPr>
+        <w:t xml:space="preserve">Puppet Module Creation and Deployment</w:t>
+      </w:r>
+      <w:r>
+        <w:rPr>
+          <w:rFonts w:ascii="Arial" w:hAnsi="Arial" w:eastAsia="Arial" w:cs="Arial"/>
+          <w:b/>
+          <w:bCs/>
+          <w:color w:val="000000"/>
+          <w:sz w:val="32"/>
+          <w:szCs w:val="32"/>
+          <w:highlight w:val="none"/>
+        </w:rPr>
+      </w:r>
+      <w:r>
+        <w:rPr>
+          <w:b/>
+          <w:bCs/>
+          <w:sz w:val="32"/>
+          <w:szCs w:val="32"/>
+          <w:highlight w:val="none"/>
+        </w:rPr>
+      </w:r>
+    </w:p>
+    <w:p>
+      <w:pPr>
+        <w:pBdr>
+          <w:top w:val="none" w:color="000000" w:sz="4" w:space="0"/>
+          <w:left w:val="none" w:color="000000" w:sz="4" w:space="0"/>
+          <w:bottom w:val="none" w:color="000000" w:sz="4" w:space="0"/>
+          <w:right w:val="none" w:color="000000" w:sz="4" w:space="0"/>
+        </w:pBdr>
+        <w:spacing w:before="0" w:line="276" w:lineRule="auto"/>
+        <w:ind w:right="0" w:firstLine="0" w:left="0"/>
+        <w:rPr>
+          <w:rFonts w:ascii="Arial" w:hAnsi="Arial" w:eastAsia="Arial" w:cs="Arial"/>
+          <w:b/>
+          <w:bCs/>
+          <w:color w:val="000000"/>
+          <w:sz w:val="32"/>
+          <w:szCs w:val="32"/>
+          <w:highlight w:val="none"/>
+        </w:rPr>
+      </w:pPr>
+      <w:r>
+        <w:rPr>
+          <w:rFonts w:ascii="Arial" w:hAnsi="Arial" w:eastAsia="Arial" w:cs="Arial"/>
+          <w:b/>
+          <w:bCs/>
+          <w:color w:val="000000"/>
+          <w:sz w:val="32"/>
+          <w:szCs w:val="32"/>
+          <w:highlight w:val="none"/>
+        </w:rPr>
+      </w:r>
+      <w:r>
+        <w:rPr>
+          <w:rFonts w:ascii="Arial" w:hAnsi="Arial" w:eastAsia="Arial" w:cs="Arial"/>
+          <w:b/>
+          <w:bCs/>
+          <w:color w:val="000000"/>
+          <w:sz w:val="32"/>
+          <w:szCs w:val="32"/>
+          <w:highlight w:val="none"/>
+        </w:rPr>
+        <mc:AlternateContent>
+          <mc:Choice Requires="wpg">
+            <w:drawing>
+              <wp:inline xmlns:wp="http://schemas.openxmlformats.org/drawingml/2006/wordprocessingDrawing" distT="0" distB="0" distL="0" distR="0">
+                <wp:extent cx="5943600" cy="3343275"/>
+                <wp:effectExtent l="0" t="0" r="0" b="0"/>
+                <wp:docPr id="26" name=""/>
+                <wp:cNvGraphicFramePr>
+                  <a:graphicFrameLocks xmlns:a="http://schemas.openxmlformats.org/drawingml/2006/main" noChangeAspect="1"/>
+                </wp:cNvGraphicFramePr>
+                <a:graphic xmlns:a="http://schemas.openxmlformats.org/drawingml/2006/main">
+                  <a:graphicData uri="http://schemas.openxmlformats.org/drawingml/2006/picture">
+                    <pic:pic xmlns:pic="http://schemas.openxmlformats.org/drawingml/2006/picture">
+                      <pic:nvPicPr>
+                        <pic:cNvPr id="1063372507" name=""/>
+                        <pic:cNvPicPr>
+                          <a:picLocks noChangeAspect="1"/>
+                        </pic:cNvPicPr>
+                        <pic:nvPr/>
+                      </pic:nvPicPr>
+                      <pic:blipFill rotWithShape="1">
+                        <a:blip r:embed="rId34"/>
+                      </pic:blipFill>
+                      <pic:spPr bwMode="auto">
+                        <a:xfrm>
+                          <a:off x="0" y="0"/>
+                          <a:ext cx="5943599" cy="3343274"/>
+                        </a:xfrm>
+                        <a:prstGeom prst="rect">
+                          <a:avLst/>
+                        </a:prstGeom>
+                      </pic:spPr>
+                    </pic:pic>
+                  </a:graphicData>
+                </a:graphic>
+              </wp:inline>
+            </w:drawing>
+          </mc:Choice>
+          <mc:Fallback>
+            <w:pict>
+              <v:shapetype id="_x0000_t75" coordsize="21600,21600" o:spt="75" o:preferrelative="t" path="m@4@5l@4@11@9@11@9@5xe" filled="f" stroked="f">
+                <v:stroke joinstyle="miter"/>
+                <v:formulas>
+                  <v:f eqn="if lineDrawn pixelLineWidth 0"/>
+                  <v:f eqn="sum @0 1 0"/>
+                  <v:f eqn="sum 0 0 @1"/>
+                  <v:f eqn="prod @2 1 2"/>
+                  <v:f eqn="prod @3 21600 pixelWidth"/>
+                  <v:f eqn="prod @3 21600 pixelHeight"/>
+                  <v:f eqn="sum @0 0 1"/>
+                  <v:f eqn="prod @6 1 2"/>
+                  <v:f eqn="prod @7 21600 pixelWidth"/>
+                  <v:f eqn="sum @8 21600 0"/>
+                  <v:f eqn="prod @7 21600 pixelHeight"/>
+                  <v:f eqn="sum @10 21600 0"/>
+                </v:formulas>
+                <v:path o:extrusionok="f" gradientshapeok="t" o:connecttype="rect"/>
+                <o:lock v:ext="edit" aspectratio="t"/>
+              </v:shapetype>
+              <v:shape id="_x0000_i25" o:spid="_x0000_s25" type="#_x0000_t75" style="width:468.00pt;height:263.25pt;mso-wrap-distance-left:0.00pt;mso-wrap-distance-top:0.00pt;mso-wrap-distance-right:0.00pt;mso-wrap-distance-bottom:0.00pt;z-index:1;" stroked="false">
+                <v:imagedata r:id="rId34" o:title=""/>
+                <o:lock v:ext="edit" rotation="t"/>
+              </v:shape>
+            </w:pict>
+          </mc:Fallback>
+        </mc:AlternateContent>
+      </w:r>
+      <w:r>
+        <w:rPr>
+          <w:b/>
+          <w:bCs/>
+          <w:sz w:val="32"/>
+          <w:szCs w:val="32"/>
+          <w:highlight w:val="none"/>
+        </w:rPr>
+      </w:r>
+    </w:p>
+    <w:p>
+      <w:pPr>
+        <w:pBdr>
+          <w:top w:val="none" w:color="000000" w:sz="4" w:space="0"/>
+          <w:left w:val="none" w:color="000000" w:sz="4" w:space="0"/>
+          <w:bottom w:val="none" w:color="000000" w:sz="4" w:space="0"/>
+          <w:right w:val="none" w:color="000000" w:sz="4" w:space="0"/>
+        </w:pBdr>
+        <w:spacing w:before="0" w:line="276" w:lineRule="auto"/>
+        <w:ind w:right="0" w:firstLine="0" w:left="0"/>
+        <w:rPr>
+          <w:rFonts w:ascii="Arial" w:hAnsi="Arial" w:eastAsia="Arial" w:cs="Arial"/>
+          <w:b/>
+          <w:bCs/>
+          <w:color w:val="000000"/>
+          <w:sz w:val="32"/>
+          <w:szCs w:val="32"/>
+          <w:highlight w:val="none"/>
+        </w:rPr>
+      </w:pPr>
+      <w:r>
+        <w:rPr>
+          <w:rFonts w:ascii="Arial" w:hAnsi="Arial" w:eastAsia="Arial" w:cs="Arial"/>
+          <w:b/>
+          <w:bCs/>
+          <w:color w:val="000000"/>
+          <w:sz w:val="32"/>
+          <w:szCs w:val="32"/>
+          <w:highlight w:val="none"/>
+        </w:rPr>
+        <mc:AlternateContent>
+          <mc:Choice Requires="wpg">
+            <w:drawing>
+              <wp:inline xmlns:wp="http://schemas.openxmlformats.org/drawingml/2006/wordprocessingDrawing" distT="0" distB="0" distL="0" distR="0">
+                <wp:extent cx="5943600" cy="3343275"/>
+                <wp:effectExtent l="0" t="0" r="0" b="0"/>
+                <wp:docPr id="27" name=""/>
+                <wp:cNvGraphicFramePr>
+                  <a:graphicFrameLocks xmlns:a="http://schemas.openxmlformats.org/drawingml/2006/main" noChangeAspect="1"/>
+                </wp:cNvGraphicFramePr>
+                <a:graphic xmlns:a="http://schemas.openxmlformats.org/drawingml/2006/main">
+                  <a:graphicData uri="http://schemas.openxmlformats.org/drawingml/2006/picture">
+                    <pic:pic xmlns:pic="http://schemas.openxmlformats.org/drawingml/2006/picture">
+                      <pic:nvPicPr>
+                        <pic:cNvPr id="1564934607" name=""/>
+                        <pic:cNvPicPr>
+                          <a:picLocks noChangeAspect="1"/>
+                        </pic:cNvPicPr>
+                        <pic:nvPr/>
+                      </pic:nvPicPr>
+                      <pic:blipFill rotWithShape="1">
+                        <a:blip r:embed="rId35"/>
+                        <a:stretch/>
+                      </pic:blipFill>
+                      <pic:spPr bwMode="auto">
+                        <a:xfrm>
+                          <a:off x="0" y="0"/>
+                          <a:ext cx="5943599" cy="3343274"/>
+                        </a:xfrm>
+                        <a:prstGeom prst="rect">
+                          <a:avLst/>
+                        </a:prstGeom>
+                      </pic:spPr>
+                    </pic:pic>
+                  </a:graphicData>
+                </a:graphic>
+              </wp:inline>
+            </w:drawing>
+          </mc:Choice>
+          <mc:Fallback>
+            <w:pict>
+              <v:shapetype id="_x0000_t75" coordsize="21600,21600" o:spt="75" o:preferrelative="t" path="m@4@5l@4@11@9@11@9@5xe" filled="f" stroked="f">
+                <v:stroke joinstyle="miter"/>
+                <v:formulas>
+                  <v:f eqn="if lineDrawn pixelLineWidth 0"/>
+                  <v:f eqn="sum @0 1 0"/>
+                  <v:f eqn="sum 0 0 @1"/>
+                  <v:f eqn="prod @2 1 2"/>
+                  <v:f eqn="prod @3 21600 pixelWidth"/>
+                  <v:f eqn="prod @3 21600 pixelHeight"/>
+                  <v:f eqn="sum @0 0 1"/>
+                  <v:f eqn="prod @6 1 2"/>
+                  <v:f eqn="prod @7 21600 pixelWidth"/>
+                  <v:f eqn="sum @8 21600 0"/>
+                  <v:f eqn="prod @7 21600 pixelHeight"/>
+                  <v:f eqn="sum @10 21600 0"/>
+                </v:formulas>
+                <v:path o:extrusionok="f" gradientshapeok="t" o:connecttype="rect"/>
+                <o:lock v:ext="edit" aspectratio="t"/>
+              </v:shapetype>
+              <v:shape id="_x0000_i26" o:spid="_x0000_s26" type="#_x0000_t75" style="width:468.00pt;height:263.25pt;mso-wrap-distance-left:0.00pt;mso-wrap-distance-top:0.00pt;mso-wrap-distance-right:0.00pt;mso-wrap-distance-bottom:0.00pt;z-index:1;" stroked="false">
+                <v:imagedata r:id="rId35" o:title=""/>
+                <o:lock v:ext="edit" rotation="t"/>
+              </v:shape>
+            </w:pict>
+          </mc:Fallback>
+        </mc:AlternateContent>
+      </w:r>
+      <w:r>
+        <w:rPr>
+          <w:rFonts w:ascii="Arial" w:hAnsi="Arial" w:eastAsia="Arial" w:cs="Arial"/>
+          <w:b/>
+          <w:bCs/>
+          <w:color w:val="000000"/>
+          <w:sz w:val="32"/>
+          <w:szCs w:val="32"/>
+          <w:highlight w:val="none"/>
+        </w:rPr>
+      </w:r>
+      <w:r>
+        <w:rPr>
+          <w:b/>
+          <w:bCs/>
+          <w:sz w:val="32"/>
+          <w:szCs w:val="32"/>
+          <w:highlight w:val="none"/>
+        </w:rPr>
+      </w:r>
+    </w:p>
+    <w:p>
+      <w:pPr>
+        <w:pBdr>
+          <w:top w:val="none" w:color="000000" w:sz="4" w:space="0"/>
+          <w:left w:val="none" w:color="000000" w:sz="4" w:space="0"/>
+          <w:bottom w:val="none" w:color="000000" w:sz="4" w:space="0"/>
+          <w:right w:val="none" w:color="000000" w:sz="4" w:space="0"/>
+        </w:pBdr>
+        <w:spacing w:before="0" w:line="276" w:lineRule="auto"/>
+        <w:ind w:right="0" w:firstLine="0" w:left="0"/>
+        <w:rPr>
+          <w:rFonts w:ascii="Arial" w:hAnsi="Arial" w:eastAsia="Arial" w:cs="Arial"/>
+          <w:b/>
+          <w:bCs/>
+          <w:color w:val="000000"/>
+          <w:sz w:val="32"/>
+          <w:szCs w:val="32"/>
+          <w:highlight w:val="none"/>
+        </w:rPr>
+      </w:pPr>
+      <w:r>
+        <w:rPr>
+          <w:rFonts w:ascii="Arial" w:hAnsi="Arial" w:eastAsia="Arial" w:cs="Arial"/>
+          <w:b/>
+          <w:bCs/>
+          <w:color w:val="000000"/>
+          <w:sz w:val="32"/>
+          <w:szCs w:val="32"/>
+          <w:highlight w:val="none"/>
+        </w:rPr>
+        <mc:AlternateContent>
+          <mc:Choice Requires="wpg">
+            <w:drawing>
+              <wp:inline xmlns:wp="http://schemas.openxmlformats.org/drawingml/2006/wordprocessingDrawing" distT="0" distB="0" distL="0" distR="0">
+                <wp:extent cx="5943600" cy="3343275"/>
+                <wp:effectExtent l="0" t="0" r="0" b="0"/>
+                <wp:docPr id="28" name=""/>
+                <wp:cNvGraphicFramePr>
+                  <a:graphicFrameLocks xmlns:a="http://schemas.openxmlformats.org/drawingml/2006/main" noChangeAspect="1"/>
+                </wp:cNvGraphicFramePr>
+                <a:graphic xmlns:a="http://schemas.openxmlformats.org/drawingml/2006/main">
+                  <a:graphicData uri="http://schemas.openxmlformats.org/drawingml/2006/picture">
+                    <pic:pic xmlns:pic="http://schemas.openxmlformats.org/drawingml/2006/picture">
+                      <pic:nvPicPr>
+                        <pic:cNvPr id="1897092918" name=""/>
+                        <pic:cNvPicPr>
+                          <a:picLocks noChangeAspect="1"/>
+                        </pic:cNvPicPr>
+                        <pic:nvPr/>
+                      </pic:nvPicPr>
+                      <pic:blipFill rotWithShape="1">
+                        <a:blip r:embed="rId36"/>
+                        <a:stretch/>
+                      </pic:blipFill>
+                      <pic:spPr bwMode="auto">
+                        <a:xfrm>
+                          <a:off x="0" y="0"/>
+                          <a:ext cx="5943599" cy="3343274"/>
+                        </a:xfrm>
+                        <a:prstGeom prst="rect">
+                          <a:avLst/>
+                        </a:prstGeom>
+                      </pic:spPr>
+                    </pic:pic>
+                  </a:graphicData>
+                </a:graphic>
+              </wp:inline>
+            </w:drawing>
+          </mc:Choice>
+          <mc:Fallback>
+            <w:pict>
+              <v:shapetype id="_x0000_t75" coordsize="21600,21600" o:spt="75" o:preferrelative="t" path="m@4@5l@4@11@9@11@9@5xe" filled="f" stroked="f">
+                <v:stroke joinstyle="miter"/>
+                <v:formulas>
+                  <v:f eqn="if lineDrawn pixelLineWidth 0"/>
+                  <v:f eqn="sum @0 1 0"/>
+                  <v:f eqn="sum 0 0 @1"/>
+                  <v:f eqn="prod @2 1 2"/>
+                  <v:f eqn="prod @3 21600 pixelWidth"/>
+                  <v:f eqn="prod @3 21600 pixelHeight"/>
+                  <v:f eqn="sum @0 0 1"/>
+                  <v:f eqn="prod @6 1 2"/>
+                  <v:f eqn="prod @7 21600 pixelWidth"/>
+                  <v:f eqn="sum @8 21600 0"/>
+                  <v:f eqn="prod @7 21600 pixelHeight"/>
+                  <v:f eqn="sum @10 21600 0"/>
+                </v:formulas>
+                <v:path o:extrusionok="f" gradientshapeok="t" o:connecttype="rect"/>
+                <o:lock v:ext="edit" aspectratio="t"/>
+              </v:shapetype>
+              <v:shape id="_x0000_i27" o:spid="_x0000_s27" type="#_x0000_t75" style="width:468.00pt;height:263.25pt;mso-wrap-distance-left:0.00pt;mso-wrap-distance-top:0.00pt;mso-wrap-distance-right:0.00pt;mso-wrap-distance-bottom:0.00pt;z-index:1;" stroked="false">
+                <v:imagedata r:id="rId36" o:title=""/>
+                <o:lock v:ext="edit" rotation="t"/>
+              </v:shape>
+            </w:pict>
+          </mc:Fallback>
+        </mc:AlternateContent>
+      </w:r>
+      <w:r>
+        <w:rPr>
+          <w:rFonts w:ascii="Arial" w:hAnsi="Arial" w:eastAsia="Arial" w:cs="Arial"/>
+          <w:b/>
+          <w:bCs/>
+          <w:color w:val="000000"/>
+          <w:sz w:val="32"/>
+          <w:szCs w:val="32"/>
+          <w:highlight w:val="none"/>
+        </w:rPr>
+      </w:r>
+      <w:r>
+        <w:rPr>
+          <w:b/>
+          <w:bCs/>
+          <w:sz w:val="32"/>
+          <w:szCs w:val="32"/>
+          <w:highlight w:val="none"/>
+        </w:rPr>
+      </w:r>
     </w:p>
     <w:p>
       <w:pPr>
@@ -5887,7 +6157,72 @@
           <w:szCs w:val="32"/>
           <w:highlight w:val="none"/>
         </w:rPr>
-        <w:t xml:space="preserve">Practical 5: Designing and Deploying a Custom Puppet </w:t>
+        <mc:AlternateContent>
+          <mc:Choice Requires="wpg">
+            <w:drawing>
+              <wp:inline xmlns:wp="http://schemas.openxmlformats.org/drawingml/2006/wordprocessingDrawing" distT="0" distB="0" distL="0" distR="0">
+                <wp:extent cx="5943600" cy="3343275"/>
+                <wp:effectExtent l="0" t="0" r="0" b="0"/>
+                <wp:docPr id="29" name=""/>
+                <wp:cNvGraphicFramePr>
+                  <a:graphicFrameLocks xmlns:a="http://schemas.openxmlformats.org/drawingml/2006/main" noChangeAspect="1"/>
+                </wp:cNvGraphicFramePr>
+                <a:graphic xmlns:a="http://schemas.openxmlformats.org/drawingml/2006/main">
+                  <a:graphicData uri="http://schemas.openxmlformats.org/drawingml/2006/picture">
+                    <pic:pic xmlns:pic="http://schemas.openxmlformats.org/drawingml/2006/picture">
+                      <pic:nvPicPr>
+                        <pic:cNvPr id="1744678423" name=""/>
+                        <pic:cNvPicPr>
+                          <a:picLocks noChangeAspect="1"/>
+                        </pic:cNvPicPr>
+                        <pic:nvPr/>
+                      </pic:nvPicPr>
+                      <pic:blipFill rotWithShape="1">
+                        <a:blip r:embed="rId37"/>
+                      </pic:blipFill>
+                      <pic:spPr bwMode="auto">
+                        <a:xfrm>
+                          <a:off x="0" y="0"/>
+                          <a:ext cx="5943599" cy="3343274"/>
+                        </a:xfrm>
+                        <a:prstGeom prst="rect">
+                          <a:avLst/>
+                        </a:prstGeom>
+                      </pic:spPr>
+                    </pic:pic>
+                  </a:graphicData>
+                </a:graphic>
+              </wp:inline>
+            </w:drawing>
+          </mc:Choice>
+          <mc:Fallback>
+            <w:pict>
+              <v:shapetype id="_x0000_t75" coordsize="21600,21600" o:spt="75" o:preferrelative="t" path="m@4@5l@4@11@9@11@9@5xe" filled="f" stroked="f">
+                <v:stroke joinstyle="miter"/>
+                <v:formulas>
+                  <v:f eqn="if lineDrawn pixelLineWidth 0"/>
+                  <v:f eqn="sum @0 1 0"/>
+                  <v:f eqn="sum 0 0 @1"/>
+                  <v:f eqn="prod @2 1 2"/>
+                  <v:f eqn="prod @3 21600 pixelWidth"/>
+                  <v:f eqn="prod @3 21600 pixelHeight"/>
+                  <v:f eqn="sum @0 0 1"/>
+                  <v:f eqn="prod @6 1 2"/>
+                  <v:f eqn="prod @7 21600 pixelWidth"/>
+                  <v:f eqn="sum @8 21600 0"/>
+                  <v:f eqn="prod @7 21600 pixelHeight"/>
+                  <v:f eqn="sum @10 21600 0"/>
+                </v:formulas>
+                <v:path o:extrusionok="f" gradientshapeok="t" o:connecttype="rect"/>
+                <o:lock v:ext="edit" aspectratio="t"/>
+              </v:shapetype>
+              <v:shape id="_x0000_i28" o:spid="_x0000_s28" type="#_x0000_t75" style="width:468.00pt;height:263.25pt;mso-wrap-distance-left:0.00pt;mso-wrap-distance-top:0.00pt;mso-wrap-distance-right:0.00pt;mso-wrap-distance-bottom:0.00pt;z-index:1;" stroked="false">
+                <v:imagedata r:id="rId37" o:title=""/>
+                <o:lock v:ext="edit" rotation="t"/>
+              </v:shape>
+            </w:pict>
+          </mc:Fallback>
+        </mc:AlternateContent>
       </w:r>
       <w:r>
         <w:rPr>
@@ -5895,16 +6230,6 @@
           <w:b/>
           <w:bCs/>
           <w:color w:val="000000"/>
-          <w:sz w:val="32"/>
-          <w:szCs w:val="32"/>
-          <w:highlight w:val="none"/>
-        </w:rPr>
-        <w:t xml:space="preserve">Module in a Simulated Environment</w:t>
-      </w:r>
-      <w:r>
-        <w:rPr>
-          <w:b/>
-          <w:bCs/>
           <w:sz w:val="32"/>
           <w:szCs w:val="32"/>
           <w:highlight w:val="none"/>
@@ -5962,8 +6287,10 @@
       </w:r>
       <w:r>
         <w:rPr>
+          <w:rFonts w:ascii="Arial" w:hAnsi="Arial" w:eastAsia="Arial" w:cs="Arial"/>
           <w:b/>
           <w:bCs/>
+          <w:color w:val="000000"/>
           <w:sz w:val="32"/>
           <w:szCs w:val="32"/>
           <w:highlight w:val="none"/>
